--- a/05-数字电路/01-组合逻辑电路/超前进位加法器电路/超前进位加法器电路.docx
+++ b/05-数字电路/01-组合逻辑电路/超前进位加法器电路/超前进位加法器电路.docx
@@ -3552,6 +3552,20 @@
     </w:p>
     <w:bookmarkEnd w:id="26"/>
     <w:bookmarkEnd w:id="27"/>
+    <w:p>
+      <w:pPr>
+        <w:spacing w:before="360"/>
+        <w:jc w:val="center"/>
+      </w:pPr>
+      <w:r>
+        <w:rPr>
+          <w:rFonts w:ascii="Times New Roman" w:hAnsi="Times New Roman"/>
+          <w:color w:val="555555"/>
+          <w:sz w:val="21"/>
+        </w:rPr>
+        <w:t>材料收集者：杜文杰</w:t>
+      </w:r>
+    </w:p>
     <w:sectPr>
       <w:headerReference r:id="rId9" w:type="default"/>
       <w:footerReference r:id="rId10" w:type="default"/>

--- a/05-数字电路/01-组合逻辑电路/超前进位加法器电路/超前进位加法器电路.docx
+++ b/05-数字电路/01-组合逻辑电路/超前进位加法器电路/超前进位加法器电路.docx
@@ -1,6 +1,6 @@
 
 <file path=word/document.xml><?xml version="1.0" encoding="utf-8"?>
-<w:document xmlns:w="http://schemas.openxmlformats.org/wordprocessingml/2006/main" xmlns:m="http://schemas.openxmlformats.org/officeDocument/2006/math" xmlns:r="http://schemas.openxmlformats.org/officeDocument/2006/relationships" xmlns:o="urn:schemas-microsoft-com:office:office" xmlns:v="urn:schemas-microsoft-com:vml" xmlns:w10="urn:schemas-microsoft-com:office:word" xmlns:a="http://schemas.openxmlformats.org/drawingml/2006/main" xmlns:pic="http://schemas.openxmlformats.org/drawingml/2006/picture" xmlns:wp="http://schemas.openxmlformats.org/drawingml/2006/wordprocessingDrawing">
+<w:document xmlns:m="http://schemas.openxmlformats.org/officeDocument/2006/math" xmlns:r="http://schemas.openxmlformats.org/officeDocument/2006/relationships" xmlns:w="http://schemas.openxmlformats.org/wordprocessingml/2006/main" xmlns:o="urn:schemas-microsoft-com:office:office" xmlns:v="urn:schemas-microsoft-com:vml" xmlns:w10="urn:schemas-microsoft-com:office:word" xmlns:a="http://schemas.openxmlformats.org/drawingml/2006/main" xmlns:pic="http://schemas.openxmlformats.org/drawingml/2006/picture" xmlns:wp="http://schemas.openxmlformats.org/drawingml/2006/wordprocessingDrawing">
   <w:body>
     <w:bookmarkStart w:id="27" w:name="超前进位加法器电路"/>
     <w:p>
@@ -9,7 +9,7 @@
       </w:pPr>
       <w:r>
         <w:rPr>
-          <w:rFonts w:hint="eastAsia"/>
+          <w:rFonts w:hint="eastAsia" w:eastAsia="黑体"/>
         </w:rPr>
         <w:t xml:space="preserve">超前进位加法器电路</w:t>
       </w:r>
@@ -21,7 +21,7 @@
       </w:pPr>
       <w:r>
         <w:rPr>
-          <w:rFonts w:hint="eastAsia"/>
+          <w:rFonts w:hint="eastAsia" w:eastAsia="黑体"/>
         </w:rPr>
         <w:t xml:space="preserve">拓扑描述</w:t>
       </w:r>
@@ -32,13 +32,13 @@
       </w:pPr>
       <w:r>
         <w:rPr>
-          <w:rFonts w:hint="eastAsia"/>
+          <w:rFonts w:hint="eastAsia" w:eastAsia="黑体"/>
         </w:rPr>
         <w:t xml:space="preserve">由</w:t>
       </w:r>
       <w:r>
         <w:rPr>
-          <w:rFonts w:hint="eastAsia"/>
+          <w:rFonts w:hint="eastAsia" w:eastAsia="黑体"/>
           <w:b/>
           <w:bCs/>
         </w:rPr>
@@ -46,6 +46,7 @@
       </w:r>
       <w:r>
         <w:rPr>
+          <w:rFonts w:eastAsia="黑体"/>
           <w:b/>
           <w:bCs/>
         </w:rPr>
@@ -53,11 +54,14 @@
       </w:r>
       <w:r>
         <w:rPr>
-          <w:rFonts w:hint="eastAsia"/>
+          <w:rFonts w:hint="eastAsia" w:eastAsia="黑体"/>
         </w:rPr>
         <w:t xml:space="preserve">（生成进位产生信号</w:t>
       </w:r>
       <w:r>
+        <w:rPr>
+          <w:rFonts w:eastAsia="黑体"/>
+        </w:rPr>
         <w:t xml:space="preserve"> </w:t>
       </w:r>
       <m:oMath>
@@ -106,13 +110,13 @@
       </m:oMath>
       <w:r>
         <w:rPr>
-          <w:rFonts w:hint="eastAsia"/>
+          <w:rFonts w:hint="eastAsia" w:eastAsia="黑体"/>
         </w:rPr>
         <w:t xml:space="preserve">）、</w:t>
       </w:r>
       <w:r>
         <w:rPr>
-          <w:rFonts w:hint="eastAsia"/>
+          <w:rFonts w:hint="eastAsia" w:eastAsia="黑体"/>
           <w:b/>
           <w:bCs/>
         </w:rPr>
@@ -120,6 +124,7 @@
       </w:r>
       <w:r>
         <w:rPr>
+          <w:rFonts w:eastAsia="黑体"/>
           <w:b/>
           <w:bCs/>
         </w:rPr>
@@ -127,11 +132,14 @@
       </w:r>
       <w:r>
         <w:rPr>
-          <w:rFonts w:hint="eastAsia"/>
+          <w:rFonts w:hint="eastAsia" w:eastAsia="黑体"/>
         </w:rPr>
         <w:t xml:space="preserve">（生成进位传播信号</w:t>
       </w:r>
       <w:r>
+        <w:rPr>
+          <w:rFonts w:eastAsia="黑体"/>
+        </w:rPr>
         <w:t xml:space="preserve"> </w:t>
       </w:r>
       <m:oMath>
@@ -186,13 +194,13 @@
       </m:oMath>
       <w:r>
         <w:rPr>
-          <w:rFonts w:hint="eastAsia"/>
+          <w:rFonts w:hint="eastAsia" w:eastAsia="黑体"/>
         </w:rPr>
         <w:t xml:space="preserve">）、</w:t>
       </w:r>
       <w:r>
         <w:rPr>
-          <w:rFonts w:hint="eastAsia"/>
+          <w:rFonts w:hint="eastAsia" w:eastAsia="黑体"/>
           <w:b/>
           <w:bCs/>
         </w:rPr>
@@ -200,6 +208,7 @@
       </w:r>
       <w:r>
         <w:rPr>
+          <w:rFonts w:eastAsia="黑体"/>
           <w:b/>
           <w:bCs/>
         </w:rPr>
@@ -207,13 +216,13 @@
       </w:r>
       <w:r>
         <w:rPr>
-          <w:rFonts w:hint="eastAsia"/>
+          <w:rFonts w:hint="eastAsia" w:eastAsia="黑体"/>
         </w:rPr>
         <w:t xml:space="preserve">（并行推导进位）与</w:t>
       </w:r>
       <w:r>
         <w:rPr>
-          <w:rFonts w:hint="eastAsia"/>
+          <w:rFonts w:hint="eastAsia" w:eastAsia="黑体"/>
           <w:b/>
           <w:bCs/>
         </w:rPr>
@@ -221,41 +230,51 @@
       </w:r>
       <w:r>
         <w:rPr>
+          <w:rFonts w:eastAsia="黑体"/>
           <w:b/>
           <w:bCs/>
         </w:rPr>
         <w:t xml:space="preserve"> S0~S3</w:t>
       </w:r>
       <w:r>
+        <w:rPr>
+          <w:rFonts w:eastAsia="黑体"/>
+        </w:rPr>
         <w:t xml:space="preserve"> </w:t>
       </w:r>
       <w:r>
         <w:rPr>
-          <w:rFonts w:hint="eastAsia"/>
+          <w:rFonts w:hint="eastAsia" w:eastAsia="黑体"/>
         </w:rPr>
         <w:t xml:space="preserve">组成一个</w:t>
       </w:r>
       <w:r>
+        <w:rPr>
+          <w:rFonts w:eastAsia="黑体"/>
+        </w:rPr>
         <w:t xml:space="preserve"> 4 </w:t>
       </w:r>
       <w:r>
         <w:rPr>
-          <w:rFonts w:hint="eastAsia"/>
+          <w:rFonts w:hint="eastAsia" w:eastAsia="黑体"/>
         </w:rPr>
         <w:t xml:space="preserve">位超前进位加法器。电路共有</w:t>
       </w:r>
       <w:r>
+        <w:rPr>
+          <w:rFonts w:eastAsia="黑体"/>
+        </w:rPr>
         <w:t xml:space="preserve"> 20 </w:t>
       </w:r>
       <w:r>
         <w:rPr>
-          <w:rFonts w:hint="eastAsia"/>
+          <w:rFonts w:hint="eastAsia" w:eastAsia="黑体"/>
         </w:rPr>
         <w:t xml:space="preserve">个关键节点：</w:t>
       </w:r>
       <w:r>
         <w:rPr>
-          <w:rFonts w:hint="eastAsia"/>
+          <w:rFonts w:hint="eastAsia" w:eastAsia="黑体"/>
           <w:b/>
           <w:bCs/>
         </w:rPr>
@@ -263,6 +282,7 @@
       </w:r>
       <w:r>
         <w:rPr>
+          <w:rFonts w:eastAsia="黑体"/>
           <w:b/>
           <w:bCs/>
         </w:rPr>
@@ -270,7 +290,7 @@
       </w:r>
       <w:r>
         <w:rPr>
-          <w:rFonts w:hint="eastAsia"/>
+          <w:rFonts w:hint="eastAsia" w:eastAsia="黑体"/>
           <w:b/>
           <w:bCs/>
         </w:rPr>
@@ -278,6 +298,7 @@
       </w:r>
       <w:r>
         <w:rPr>
+          <w:rFonts w:eastAsia="黑体"/>
           <w:b/>
           <w:bCs/>
         </w:rPr>
@@ -317,13 +338,13 @@
       </m:oMath>
       <w:r>
         <w:rPr>
-          <w:rFonts w:hint="eastAsia"/>
+          <w:rFonts w:hint="eastAsia" w:eastAsia="黑体"/>
         </w:rPr>
         <w:t xml:space="preserve">；</w:t>
       </w:r>
       <w:r>
         <w:rPr>
-          <w:rFonts w:hint="eastAsia"/>
+          <w:rFonts w:hint="eastAsia" w:eastAsia="黑体"/>
           <w:b/>
           <w:bCs/>
         </w:rPr>
@@ -331,6 +352,7 @@
       </w:r>
       <w:r>
         <w:rPr>
+          <w:rFonts w:eastAsia="黑体"/>
           <w:b/>
           <w:bCs/>
         </w:rPr>
@@ -338,7 +360,7 @@
       </w:r>
       <w:r>
         <w:rPr>
-          <w:rFonts w:hint="eastAsia"/>
+          <w:rFonts w:hint="eastAsia" w:eastAsia="黑体"/>
           <w:b/>
           <w:bCs/>
         </w:rPr>
@@ -346,6 +368,7 @@
       </w:r>
       <w:r>
         <w:rPr>
+          <w:rFonts w:eastAsia="黑体"/>
           <w:b/>
           <w:bCs/>
         </w:rPr>
@@ -385,13 +408,13 @@
       </m:oMath>
       <w:r>
         <w:rPr>
-          <w:rFonts w:hint="eastAsia"/>
+          <w:rFonts w:hint="eastAsia" w:eastAsia="黑体"/>
         </w:rPr>
         <w:t xml:space="preserve">；</w:t>
       </w:r>
       <w:r>
         <w:rPr>
-          <w:rFonts w:hint="eastAsia"/>
+          <w:rFonts w:hint="eastAsia" w:eastAsia="黑体"/>
           <w:b/>
           <w:bCs/>
         </w:rPr>
@@ -399,6 +422,7 @@
       </w:r>
       <w:r>
         <w:rPr>
+          <w:rFonts w:eastAsia="黑体"/>
           <w:b/>
           <w:bCs/>
         </w:rPr>
@@ -406,7 +430,7 @@
       </w:r>
       <w:r>
         <w:rPr>
-          <w:rFonts w:hint="eastAsia"/>
+          <w:rFonts w:hint="eastAsia" w:eastAsia="黑体"/>
           <w:b/>
           <w:bCs/>
         </w:rPr>
@@ -414,6 +438,7 @@
       </w:r>
       <w:r>
         <w:rPr>
+          <w:rFonts w:eastAsia="黑体"/>
           <w:b/>
           <w:bCs/>
         </w:rPr>
@@ -435,13 +460,13 @@
       </m:oMath>
       <w:r>
         <w:rPr>
-          <w:rFonts w:hint="eastAsia"/>
+          <w:rFonts w:hint="eastAsia" w:eastAsia="黑体"/>
         </w:rPr>
         <w:t xml:space="preserve">；</w:t>
       </w:r>
       <w:r>
         <w:rPr>
-          <w:rFonts w:hint="eastAsia"/>
+          <w:rFonts w:hint="eastAsia" w:eastAsia="黑体"/>
           <w:b/>
           <w:bCs/>
         </w:rPr>
@@ -449,6 +474,7 @@
       </w:r>
       <w:r>
         <w:rPr>
+          <w:rFonts w:eastAsia="黑体"/>
           <w:b/>
           <w:bCs/>
         </w:rPr>
@@ -456,7 +482,7 @@
       </w:r>
       <w:r>
         <w:rPr>
-          <w:rFonts w:hint="eastAsia"/>
+          <w:rFonts w:hint="eastAsia" w:eastAsia="黑体"/>
           <w:b/>
           <w:bCs/>
         </w:rPr>
@@ -464,6 +490,7 @@
       </w:r>
       <w:r>
         <w:rPr>
+          <w:rFonts w:eastAsia="黑体"/>
           <w:b/>
           <w:bCs/>
         </w:rPr>
@@ -503,22 +530,25 @@
       </m:oMath>
       <w:r>
         <w:rPr>
-          <w:rFonts w:hint="eastAsia"/>
+          <w:rFonts w:hint="eastAsia" w:eastAsia="黑体"/>
         </w:rPr>
         <w:t xml:space="preserve">（G_i</w:t>
       </w:r>
       <w:r>
+        <w:rPr>
+          <w:rFonts w:eastAsia="黑体"/>
+        </w:rPr>
         <w:t xml:space="preserve"> </w:t>
       </w:r>
       <w:r>
         <w:rPr>
-          <w:rFonts w:hint="eastAsia"/>
+          <w:rFonts w:hint="eastAsia" w:eastAsia="黑体"/>
         </w:rPr>
         <w:t xml:space="preserve">输出）；</w:t>
       </w:r>
       <w:r>
         <w:rPr>
-          <w:rFonts w:hint="eastAsia"/>
+          <w:rFonts w:hint="eastAsia" w:eastAsia="黑体"/>
           <w:b/>
           <w:bCs/>
         </w:rPr>
@@ -526,6 +556,7 @@
       </w:r>
       <w:r>
         <w:rPr>
+          <w:rFonts w:eastAsia="黑体"/>
           <w:b/>
           <w:bCs/>
         </w:rPr>
@@ -533,7 +564,7 @@
       </w:r>
       <w:r>
         <w:rPr>
-          <w:rFonts w:hint="eastAsia"/>
+          <w:rFonts w:hint="eastAsia" w:eastAsia="黑体"/>
           <w:b/>
           <w:bCs/>
         </w:rPr>
@@ -541,6 +572,7 @@
       </w:r>
       <w:r>
         <w:rPr>
+          <w:rFonts w:eastAsia="黑体"/>
           <w:b/>
           <w:bCs/>
         </w:rPr>
@@ -580,22 +612,25 @@
       </m:oMath>
       <w:r>
         <w:rPr>
-          <w:rFonts w:hint="eastAsia"/>
+          <w:rFonts w:hint="eastAsia" w:eastAsia="黑体"/>
         </w:rPr>
         <w:t xml:space="preserve">（P_i</w:t>
       </w:r>
       <w:r>
+        <w:rPr>
+          <w:rFonts w:eastAsia="黑体"/>
+        </w:rPr>
         <w:t xml:space="preserve"> </w:t>
       </w:r>
       <w:r>
         <w:rPr>
-          <w:rFonts w:hint="eastAsia"/>
+          <w:rFonts w:hint="eastAsia" w:eastAsia="黑体"/>
         </w:rPr>
         <w:t xml:space="preserve">输出）；</w:t>
       </w:r>
       <w:r>
         <w:rPr>
-          <w:rFonts w:hint="eastAsia"/>
+          <w:rFonts w:hint="eastAsia" w:eastAsia="黑体"/>
           <w:b/>
           <w:bCs/>
         </w:rPr>
@@ -603,6 +638,7 @@
       </w:r>
       <w:r>
         <w:rPr>
+          <w:rFonts w:eastAsia="黑体"/>
           <w:b/>
           <w:bCs/>
         </w:rPr>
@@ -610,7 +646,7 @@
       </w:r>
       <w:r>
         <w:rPr>
-          <w:rFonts w:hint="eastAsia"/>
+          <w:rFonts w:hint="eastAsia" w:eastAsia="黑体"/>
           <w:b/>
           <w:bCs/>
         </w:rPr>
@@ -618,6 +654,7 @@
       </w:r>
       <w:r>
         <w:rPr>
+          <w:rFonts w:eastAsia="黑体"/>
           <w:b/>
           <w:bCs/>
         </w:rPr>
@@ -657,13 +694,13 @@
       </m:oMath>
       <w:r>
         <w:rPr>
-          <w:rFonts w:hint="eastAsia"/>
+          <w:rFonts w:hint="eastAsia" w:eastAsia="黑体"/>
         </w:rPr>
         <w:t xml:space="preserve">；</w:t>
       </w:r>
       <w:r>
         <w:rPr>
-          <w:rFonts w:hint="eastAsia"/>
+          <w:rFonts w:hint="eastAsia" w:eastAsia="黑体"/>
           <w:b/>
           <w:bCs/>
         </w:rPr>
@@ -671,6 +708,7 @@
       </w:r>
       <w:r>
         <w:rPr>
+          <w:rFonts w:eastAsia="黑体"/>
           <w:b/>
           <w:bCs/>
         </w:rPr>
@@ -678,7 +716,7 @@
       </w:r>
       <w:r>
         <w:rPr>
-          <w:rFonts w:hint="eastAsia"/>
+          <w:rFonts w:hint="eastAsia" w:eastAsia="黑体"/>
           <w:b/>
           <w:bCs/>
         </w:rPr>
@@ -686,6 +724,7 @@
       </w:r>
       <w:r>
         <w:rPr>
+          <w:rFonts w:eastAsia="黑体"/>
           <w:b/>
           <w:bCs/>
         </w:rPr>
@@ -725,6 +764,7 @@
       </m:oMath>
       <w:r>
         <w:rPr>
+          <w:rFonts w:eastAsia="黑体"/>
           <w:b/>
           <w:bCs/>
         </w:rPr>
@@ -732,7 +772,7 @@
       </w:r>
       <w:r>
         <w:rPr>
-          <w:rFonts w:hint="eastAsia"/>
+          <w:rFonts w:hint="eastAsia" w:eastAsia="黑体"/>
           <w:b/>
           <w:bCs/>
         </w:rPr>
@@ -740,6 +780,7 @@
       </w:r>
       <w:r>
         <w:rPr>
+          <w:rFonts w:eastAsia="黑体"/>
           <w:b/>
           <w:bCs/>
         </w:rPr>
@@ -760,6 +801,9 @@
         </m:sSub>
       </m:oMath>
       <w:r>
+        <w:rPr>
+          <w:rFonts w:eastAsia="黑体"/>
+        </w:rPr>
         <w:t xml:space="preserve">。</w:t>
       </w:r>
     </w:p>
@@ -767,22 +811,25 @@
       <w:pPr/>
       <w:r>
         <w:rPr>
-          <w:rFonts w:hint="eastAsia"/>
+          <w:rFonts w:hint="eastAsia" w:eastAsia="黑体"/>
         </w:rPr>
         <w:t xml:space="preserve">各单元管脚连接（以第</w:t>
       </w:r>
       <w:r>
+        <w:rPr>
+          <w:rFonts w:eastAsia="黑体"/>
+        </w:rPr>
         <w:t xml:space="preserve"> i </w:t>
       </w:r>
       <w:r>
         <w:rPr>
-          <w:rFonts w:hint="eastAsia"/>
+          <w:rFonts w:hint="eastAsia" w:eastAsia="黑体"/>
         </w:rPr>
         <w:t xml:space="preserve">位为例）：</w:t>
       </w:r>
       <w:r>
         <w:rPr>
-          <w:rFonts w:hint="eastAsia"/>
+          <w:rFonts w:hint="eastAsia" w:eastAsia="黑体"/>
           <w:b/>
           <w:bCs/>
         </w:rPr>
@@ -790,6 +837,7 @@
       </w:r>
       <w:r>
         <w:rPr>
+          <w:rFonts w:eastAsia="黑体"/>
           <w:b/>
           <w:bCs/>
         </w:rPr>
@@ -810,15 +858,21 @@
         </m:sSub>
       </m:oMath>
       <w:r>
+        <w:rPr>
+          <w:rFonts w:eastAsia="黑体"/>
+        </w:rPr>
         <w:t xml:space="preserve"> </w:t>
       </w:r>
       <w:r>
         <w:rPr>
-          <w:rFonts w:hint="eastAsia"/>
+          <w:rFonts w:hint="eastAsia" w:eastAsia="黑体"/>
         </w:rPr>
         <w:t xml:space="preserve">的两个输入端分别接</w:t>
       </w:r>
       <w:r>
+        <w:rPr>
+          <w:rFonts w:eastAsia="黑体"/>
+        </w:rPr>
         <w:t xml:space="preserve"> </w:t>
       </w:r>
       <m:oMath>
@@ -836,6 +890,9 @@
         </m:sSub>
       </m:oMath>
       <w:r>
+        <w:rPr>
+          <w:rFonts w:eastAsia="黑体"/>
+        </w:rPr>
         <w:t xml:space="preserve">、</w:t>
       </w:r>
       <m:oMath>
@@ -854,20 +911,26 @@
       </m:oMath>
       <w:r>
         <w:rPr>
-          <w:rFonts w:hint="eastAsia"/>
+          <w:rFonts w:hint="eastAsia" w:eastAsia="黑体"/>
         </w:rPr>
         <w:t xml:space="preserve">，输出</w:t>
       </w:r>
       <w:r>
+        <w:rPr>
+          <w:rFonts w:eastAsia="黑体"/>
+        </w:rPr>
         <w:t xml:space="preserve"> Y </w:t>
       </w:r>
       <w:r>
         <w:rPr>
-          <w:rFonts w:hint="eastAsia"/>
+          <w:rFonts w:hint="eastAsia" w:eastAsia="黑体"/>
         </w:rPr>
         <w:t xml:space="preserve">端接进位产生节点</w:t>
       </w:r>
       <w:r>
+        <w:rPr>
+          <w:rFonts w:eastAsia="黑体"/>
+        </w:rPr>
         <w:t xml:space="preserve"> </w:t>
       </w:r>
       <m:oMath>
@@ -886,13 +949,13 @@
       </m:oMath>
       <w:r>
         <w:rPr>
-          <w:rFonts w:hint="eastAsia"/>
+          <w:rFonts w:hint="eastAsia" w:eastAsia="黑体"/>
         </w:rPr>
         <w:t xml:space="preserve">；</w:t>
       </w:r>
       <w:r>
         <w:rPr>
-          <w:rFonts w:hint="eastAsia"/>
+          <w:rFonts w:hint="eastAsia" w:eastAsia="黑体"/>
           <w:b/>
           <w:bCs/>
         </w:rPr>
@@ -900,6 +963,7 @@
       </w:r>
       <w:r>
         <w:rPr>
+          <w:rFonts w:eastAsia="黑体"/>
           <w:b/>
           <w:bCs/>
         </w:rPr>
@@ -920,15 +984,21 @@
         </m:sSub>
       </m:oMath>
       <w:r>
+        <w:rPr>
+          <w:rFonts w:eastAsia="黑体"/>
+        </w:rPr>
         <w:t xml:space="preserve"> </w:t>
       </w:r>
       <w:r>
         <w:rPr>
-          <w:rFonts w:hint="eastAsia"/>
+          <w:rFonts w:hint="eastAsia" w:eastAsia="黑体"/>
         </w:rPr>
         <w:t xml:space="preserve">的两个输入端分别接</w:t>
       </w:r>
       <w:r>
+        <w:rPr>
+          <w:rFonts w:eastAsia="黑体"/>
+        </w:rPr>
         <w:t xml:space="preserve"> </w:t>
       </w:r>
       <m:oMath>
@@ -946,6 +1016,9 @@
         </m:sSub>
       </m:oMath>
       <w:r>
+        <w:rPr>
+          <w:rFonts w:eastAsia="黑体"/>
+        </w:rPr>
         <w:t xml:space="preserve">、</w:t>
       </w:r>
       <m:oMath>
@@ -964,20 +1037,26 @@
       </m:oMath>
       <w:r>
         <w:rPr>
-          <w:rFonts w:hint="eastAsia"/>
+          <w:rFonts w:hint="eastAsia" w:eastAsia="黑体"/>
         </w:rPr>
         <w:t xml:space="preserve">，输出</w:t>
       </w:r>
       <w:r>
+        <w:rPr>
+          <w:rFonts w:eastAsia="黑体"/>
+        </w:rPr>
         <w:t xml:space="preserve"> Y </w:t>
       </w:r>
       <w:r>
         <w:rPr>
-          <w:rFonts w:hint="eastAsia"/>
+          <w:rFonts w:hint="eastAsia" w:eastAsia="黑体"/>
         </w:rPr>
         <w:t xml:space="preserve">端接进位传播节点</w:t>
       </w:r>
       <w:r>
+        <w:rPr>
+          <w:rFonts w:eastAsia="黑体"/>
+        </w:rPr>
         <w:t xml:space="preserve"> </w:t>
       </w:r>
       <m:oMath>
@@ -996,12 +1075,13 @@
       </m:oMath>
       <w:r>
         <w:rPr>
-          <w:rFonts w:hint="eastAsia"/>
+          <w:rFonts w:hint="eastAsia" w:eastAsia="黑体"/>
         </w:rPr>
         <w:t xml:space="preserve">；</w:t>
       </w:r>
       <w:r>
         <w:rPr>
+          <w:rFonts w:eastAsia="黑体"/>
           <w:b/>
           <w:bCs/>
         </w:rPr>
@@ -1009,22 +1089,28 @@
       </w:r>
       <w:r>
         <w:rPr>
-          <w:rFonts w:hint="eastAsia"/>
+          <w:rFonts w:hint="eastAsia" w:eastAsia="黑体"/>
           <w:b/>
           <w:bCs/>
         </w:rPr>
         <w:t xml:space="preserve">逻辑块</w:t>
       </w:r>
       <w:r>
+        <w:rPr>
+          <w:rFonts w:eastAsia="黑体"/>
+        </w:rPr>
         <w:t xml:space="preserve"> </w:t>
       </w:r>
       <w:r>
         <w:rPr>
-          <w:rFonts w:hint="eastAsia"/>
+          <w:rFonts w:hint="eastAsia" w:eastAsia="黑体"/>
         </w:rPr>
         <w:t xml:space="preserve">的四组输入端分别接</w:t>
       </w:r>
       <w:r>
+        <w:rPr>
+          <w:rFonts w:eastAsia="黑体"/>
+        </w:rPr>
         <w:t xml:space="preserve"> </w:t>
       </w:r>
       <m:oMath>
@@ -1060,15 +1146,21 @@
         </m:sSub>
       </m:oMath>
       <w:r>
+        <w:rPr>
+          <w:rFonts w:eastAsia="黑体"/>
+        </w:rPr>
         <w:t xml:space="preserve"> </w:t>
       </w:r>
       <w:r>
         <w:rPr>
-          <w:rFonts w:hint="eastAsia"/>
+          <w:rFonts w:hint="eastAsia" w:eastAsia="黑体"/>
         </w:rPr>
         <w:t xml:space="preserve">与</w:t>
       </w:r>
       <w:r>
+        <w:rPr>
+          <w:rFonts w:eastAsia="黑体"/>
+        </w:rPr>
         <w:t xml:space="preserve"> </w:t>
       </w:r>
       <m:oMath>
@@ -1105,11 +1197,14 @@
       </m:oMath>
       <w:r>
         <w:rPr>
-          <w:rFonts w:hint="eastAsia"/>
+          <w:rFonts w:hint="eastAsia" w:eastAsia="黑体"/>
         </w:rPr>
         <w:t xml:space="preserve">、以及进位输入</w:t>
       </w:r>
       <w:r>
+        <w:rPr>
+          <w:rFonts w:eastAsia="黑体"/>
+        </w:rPr>
         <w:t xml:space="preserve"> </w:t>
       </w:r>
       <m:oMath>
@@ -1128,11 +1223,14 @@
       </m:oMath>
       <w:r>
         <w:rPr>
-          <w:rFonts w:hint="eastAsia"/>
+          <w:rFonts w:hint="eastAsia" w:eastAsia="黑体"/>
         </w:rPr>
         <w:t xml:space="preserve">，按</w:t>
       </w:r>
       <w:r>
+        <w:rPr>
+          <w:rFonts w:eastAsia="黑体"/>
+        </w:rPr>
         <w:t xml:space="preserve"> </w:t>
       </w:r>
       <m:oMath>
@@ -1207,15 +1305,21 @@
         </m:sSub>
       </m:oMath>
       <w:r>
+        <w:rPr>
+          <w:rFonts w:eastAsia="黑体"/>
+        </w:rPr>
         <w:t xml:space="preserve"> </w:t>
       </w:r>
       <w:r>
         <w:rPr>
-          <w:rFonts w:hint="eastAsia"/>
+          <w:rFonts w:hint="eastAsia" w:eastAsia="黑体"/>
         </w:rPr>
         <w:t xml:space="preserve">并行算出进位节点</w:t>
       </w:r>
       <w:r>
+        <w:rPr>
+          <w:rFonts w:eastAsia="黑体"/>
+        </w:rPr>
         <w:t xml:space="preserve"> </w:t>
       </w:r>
       <m:oMath>
@@ -1252,11 +1356,14 @@
       </m:oMath>
       <w:r>
         <w:rPr>
-          <w:rFonts w:hint="eastAsia"/>
+          <w:rFonts w:hint="eastAsia" w:eastAsia="黑体"/>
         </w:rPr>
         <w:t xml:space="preserve">，其最高位输出作进位输出</w:t>
       </w:r>
       <w:r>
+        <w:rPr>
+          <w:rFonts w:eastAsia="黑体"/>
+        </w:rPr>
         <w:t xml:space="preserve"> </w:t>
       </w:r>
       <m:oMath>
@@ -1275,13 +1382,13 @@
       </m:oMath>
       <w:r>
         <w:rPr>
-          <w:rFonts w:hint="eastAsia"/>
+          <w:rFonts w:hint="eastAsia" w:eastAsia="黑体"/>
         </w:rPr>
         <w:t xml:space="preserve">；</w:t>
       </w:r>
       <w:r>
         <w:rPr>
-          <w:rFonts w:hint="eastAsia"/>
+          <w:rFonts w:hint="eastAsia" w:eastAsia="黑体"/>
           <w:b/>
           <w:bCs/>
         </w:rPr>
@@ -1289,6 +1396,7 @@
       </w:r>
       <w:r>
         <w:rPr>
+          <w:rFonts w:eastAsia="黑体"/>
           <w:b/>
           <w:bCs/>
         </w:rPr>
@@ -1309,15 +1417,21 @@
         </m:sSub>
       </m:oMath>
       <w:r>
+        <w:rPr>
+          <w:rFonts w:eastAsia="黑体"/>
+        </w:rPr>
         <w:t xml:space="preserve"> </w:t>
       </w:r>
       <w:r>
         <w:rPr>
-          <w:rFonts w:hint="eastAsia"/>
+          <w:rFonts w:hint="eastAsia" w:eastAsia="黑体"/>
         </w:rPr>
         <w:t xml:space="preserve">的两个输入端分别接传播节点</w:t>
       </w:r>
       <w:r>
+        <w:rPr>
+          <w:rFonts w:eastAsia="黑体"/>
+        </w:rPr>
         <w:t xml:space="preserve"> </w:t>
       </w:r>
       <m:oMath>
@@ -1335,15 +1449,21 @@
         </m:sSub>
       </m:oMath>
       <w:r>
+        <w:rPr>
+          <w:rFonts w:eastAsia="黑体"/>
+        </w:rPr>
         <w:t xml:space="preserve"> </w:t>
       </w:r>
       <w:r>
         <w:rPr>
-          <w:rFonts w:hint="eastAsia"/>
+          <w:rFonts w:hint="eastAsia" w:eastAsia="黑体"/>
         </w:rPr>
         <w:t xml:space="preserve">与进位节点</w:t>
       </w:r>
       <w:r>
+        <w:rPr>
+          <w:rFonts w:eastAsia="黑体"/>
+        </w:rPr>
         <w:t xml:space="preserve"> </w:t>
       </w:r>
       <m:oMath>
@@ -1362,20 +1482,26 @@
       </m:oMath>
       <w:r>
         <w:rPr>
-          <w:rFonts w:hint="eastAsia"/>
+          <w:rFonts w:hint="eastAsia" w:eastAsia="黑体"/>
         </w:rPr>
         <w:t xml:space="preserve">，输出</w:t>
       </w:r>
       <w:r>
+        <w:rPr>
+          <w:rFonts w:eastAsia="黑体"/>
+        </w:rPr>
         <w:t xml:space="preserve"> Y </w:t>
       </w:r>
       <w:r>
         <w:rPr>
-          <w:rFonts w:hint="eastAsia"/>
+          <w:rFonts w:hint="eastAsia" w:eastAsia="黑体"/>
         </w:rPr>
         <w:t xml:space="preserve">端接和位输出</w:t>
       </w:r>
       <w:r>
+        <w:rPr>
+          <w:rFonts w:eastAsia="黑体"/>
+        </w:rPr>
         <w:t xml:space="preserve"> </w:t>
       </w:r>
       <m:oMath>
@@ -1394,20 +1520,26 @@
       </m:oMath>
       <w:r>
         <w:rPr>
-          <w:rFonts w:hint="eastAsia"/>
+          <w:rFonts w:hint="eastAsia" w:eastAsia="黑体"/>
         </w:rPr>
         <w:t xml:space="preserve">。各门正电源脚</w:t>
       </w:r>
       <w:r>
+        <w:rPr>
+          <w:rFonts w:eastAsia="黑体"/>
+        </w:rPr>
         <w:t xml:space="preserve"> VDD </w:t>
       </w:r>
       <w:r>
         <w:rPr>
-          <w:rFonts w:hint="eastAsia"/>
+          <w:rFonts w:hint="eastAsia" w:eastAsia="黑体"/>
         </w:rPr>
         <w:t xml:space="preserve">接</w:t>
       </w:r>
       <w:r>
+        <w:rPr>
+          <w:rFonts w:eastAsia="黑体"/>
+        </w:rPr>
         <w:t xml:space="preserve"> </w:t>
       </w:r>
       <m:oMath>
@@ -1435,20 +1567,26 @@
       </m:oMath>
       <w:r>
         <w:rPr>
-          <w:rFonts w:hint="eastAsia"/>
+          <w:rFonts w:hint="eastAsia" w:eastAsia="黑体"/>
         </w:rPr>
         <w:t xml:space="preserve">、接地脚</w:t>
       </w:r>
       <w:r>
+        <w:rPr>
+          <w:rFonts w:eastAsia="黑体"/>
+        </w:rPr>
         <w:t xml:space="preserve"> GND </w:t>
       </w:r>
       <w:r>
         <w:rPr>
-          <w:rFonts w:hint="eastAsia"/>
+          <w:rFonts w:hint="eastAsia" w:eastAsia="黑体"/>
         </w:rPr>
         <w:t xml:space="preserve">接</w:t>
       </w:r>
       <w:r>
+        <w:rPr>
+          <w:rFonts w:eastAsia="黑体"/>
+        </w:rPr>
         <w:t xml:space="preserve"> GND。</w:t>
       </w:r>
     </w:p>
@@ -1456,11 +1594,14 @@
       <w:pPr/>
       <w:r>
         <w:rPr>
-          <w:rFonts w:hint="eastAsia"/>
+          <w:rFonts w:hint="eastAsia" w:eastAsia="黑体"/>
         </w:rPr>
         <w:t xml:space="preserve">由此构成”每位并行计算</w:t>
       </w:r>
       <w:r>
+        <w:rPr>
+          <w:rFonts w:eastAsia="黑体"/>
+        </w:rPr>
         <w:t xml:space="preserve"> </w:t>
       </w:r>
       <m:oMath>
@@ -1478,6 +1619,9 @@
         </m:sSub>
       </m:oMath>
       <w:r>
+        <w:rPr>
+          <w:rFonts w:eastAsia="黑体"/>
+        </w:rPr>
         <w:t xml:space="preserve">、</w:t>
       </w:r>
       <m:oMath>
@@ -1496,11 +1640,14 @@
       </m:oMath>
       <w:r>
         <w:rPr>
-          <w:rFonts w:hint="eastAsia"/>
+          <w:rFonts w:hint="eastAsia" w:eastAsia="黑体"/>
         </w:rPr>
         <w:t xml:space="preserve">，再经超前进位块同时算出全部进位”的超前进位组态，输出</w:t>
       </w:r>
       <w:r>
+        <w:rPr>
+          <w:rFonts w:eastAsia="黑体"/>
+        </w:rPr>
         <w:t xml:space="preserve"> </w:t>
       </w:r>
       <m:oMath>
@@ -1554,6 +1701,9 @@
         </m:sSub>
       </m:oMath>
       <w:r>
+        <w:rPr>
+          <w:rFonts w:eastAsia="黑体"/>
+        </w:rPr>
         <w:t xml:space="preserve">、</w:t>
       </w:r>
       <m:oMath>
@@ -1629,16 +1779,19 @@
       </m:oMath>
       <w:r>
         <w:rPr>
-          <w:rFonts w:hint="eastAsia"/>
+          <w:rFonts w:hint="eastAsia" w:eastAsia="黑体"/>
         </w:rPr>
         <w:t xml:space="preserve">，无需等待低位进位逐级传来，把进位传播延迟从与位数成正比的线性关系降到近似对数关系，显著加快多位二进制加法；典型器件如</w:t>
       </w:r>
       <w:r>
+        <w:rPr>
+          <w:rFonts w:eastAsia="黑体"/>
+        </w:rPr>
         <w:t xml:space="preserve"> </w:t>
       </w:r>
       <w:r>
         <w:rPr>
-          <w:rFonts w:hint="eastAsia"/>
+          <w:rFonts w:hint="eastAsia" w:eastAsia="黑体"/>
         </w:rPr>
         <w:t xml:space="preserve">74HC283、74HC182（超前进位发生器）。</w:t>
       </w:r>
@@ -1651,7 +1804,7 @@
       </w:pPr>
       <w:r>
         <w:rPr>
-          <w:rFonts w:hint="eastAsia"/>
+          <w:rFonts w:hint="eastAsia" w:eastAsia="黑体"/>
         </w:rPr>
         <w:t xml:space="preserve">工作原理</w:t>
       </w:r>
@@ -1662,11 +1815,14 @@
       </w:pPr>
       <w:r>
         <w:rPr>
-          <w:rFonts w:hint="eastAsia"/>
+          <w:rFonts w:hint="eastAsia" w:eastAsia="黑体"/>
         </w:rPr>
         <w:t xml:space="preserve">对每一位预先计算进位生成</w:t>
       </w:r>
       <w:r>
+        <w:rPr>
+          <w:rFonts w:eastAsia="黑体"/>
+        </w:rPr>
         <w:t xml:space="preserve"> </w:t>
       </w:r>
       <m:oMath>
@@ -1714,15 +1870,21 @@
         </m:sSub>
       </m:oMath>
       <w:r>
+        <w:rPr>
+          <w:rFonts w:eastAsia="黑体"/>
+        </w:rPr>
         <w:t xml:space="preserve"> </w:t>
       </w:r>
       <w:r>
         <w:rPr>
-          <w:rFonts w:hint="eastAsia"/>
+          <w:rFonts w:hint="eastAsia" w:eastAsia="黑体"/>
         </w:rPr>
         <w:t xml:space="preserve">与进位传播</w:t>
       </w:r>
       <w:r>
+        <w:rPr>
+          <w:rFonts w:eastAsia="黑体"/>
+        </w:rPr>
         <w:t xml:space="preserve"> </w:t>
       </w:r>
       <m:oMath>
@@ -1777,7 +1939,7 @@
       </m:oMath>
       <w:r>
         <w:rPr>
-          <w:rFonts w:hint="eastAsia"/>
+          <w:rFonts w:hint="eastAsia" w:eastAsia="黑体"/>
         </w:rPr>
         <w:t xml:space="preserve">，据此并行推导出所有位的进位，无需等待低位的进位逐级传来，从而把进位传播延迟从与位数成正比降到近似与位数对数相关，加快整体加法速度。</w:t>
       </w:r>
@@ -1790,7 +1952,7 @@
       </w:pPr>
       <w:r>
         <w:rPr>
-          <w:rFonts w:hint="eastAsia"/>
+          <w:rFonts w:hint="eastAsia" w:eastAsia="黑体"/>
         </w:rPr>
         <w:t xml:space="preserve">关键计算公式</w:t>
       </w:r>
@@ -1804,7 +1966,7 @@
       </w:pPr>
       <w:r>
         <w:rPr>
-          <w:rFonts w:hint="eastAsia"/>
+          <w:rFonts w:hint="eastAsia" w:eastAsia="黑体"/>
         </w:rPr>
         <w:t xml:space="preserve">进位生成与传播：</w:t>
       </w:r>
@@ -1930,7 +2092,7 @@
       </w:pPr>
       <w:r>
         <w:rPr>
-          <w:rFonts w:hint="eastAsia"/>
+          <w:rFonts w:hint="eastAsia" w:eastAsia="黑体"/>
         </w:rPr>
         <w:t xml:space="preserve">各位进位（超前进位）：</w:t>
       </w:r>
@@ -2026,16 +2188,19 @@
       </w:pPr>
       <w:r>
         <w:rPr>
-          <w:rFonts w:hint="eastAsia"/>
+          <w:rFonts w:hint="eastAsia" w:eastAsia="黑体"/>
         </w:rPr>
         <w:t xml:space="preserve">展开（以</w:t>
       </w:r>
       <w:r>
+        <w:rPr>
+          <w:rFonts w:eastAsia="黑体"/>
+        </w:rPr>
         <w:t xml:space="preserve"> 4 </w:t>
       </w:r>
       <w:r>
         <w:rPr>
-          <w:rFonts w:hint="eastAsia"/>
+          <w:rFonts w:hint="eastAsia" w:eastAsia="黑体"/>
         </w:rPr>
         <w:t xml:space="preserve">位为例）：</w:t>
       </w:r>
@@ -2408,7 +2573,7 @@
       </w:pPr>
       <w:r>
         <w:rPr>
-          <w:rFonts w:hint="eastAsia"/>
+          <w:rFonts w:hint="eastAsia" w:eastAsia="黑体"/>
         </w:rPr>
         <w:t xml:space="preserve">本位和：</w:t>
       </w:r>
@@ -2559,7 +2724,7 @@
             </w:pPr>
             <w:r>
               <w:rPr>
-                <w:rFonts w:hint="eastAsia"/>
+                <w:rFonts w:hint="eastAsia" w:eastAsia="黑体"/>
               </w:rPr>
               <w:t xml:space="preserve">符号</w:t>
             </w:r>
@@ -2573,7 +2738,7 @@
             </w:pPr>
             <w:r>
               <w:rPr>
-                <w:rFonts w:hint="eastAsia"/>
+                <w:rFonts w:hint="eastAsia" w:eastAsia="黑体"/>
               </w:rPr>
               <w:t xml:space="preserve">含义</w:t>
             </w:r>
@@ -2587,7 +2752,7 @@
             </w:pPr>
             <w:r>
               <w:rPr>
-                <w:rFonts w:hint="eastAsia"/>
+                <w:rFonts w:hint="eastAsia" w:eastAsia="黑体"/>
               </w:rPr>
               <w:t xml:space="preserve">单位</w:t>
             </w:r>
@@ -2634,6 +2799,9 @@
               </m:sSub>
             </m:oMath>
             <w:r>
+              <w:rPr>
+                <w:rFonts w:eastAsia="黑体"/>
+              </w:rPr>
               <w:t xml:space="preserve">​</w:t>
             </w:r>
           </w:p>
@@ -2646,25 +2814,31 @@
             </w:pPr>
             <w:r>
               <w:rPr>
-                <w:rFonts w:hint="eastAsia"/>
+                <w:rFonts w:hint="eastAsia" w:eastAsia="黑体"/>
               </w:rPr>
               <w:t xml:space="preserve">第</w:t>
             </w:r>
             <w:r>
+              <w:rPr>
+                <w:rFonts w:eastAsia="黑体"/>
+              </w:rPr>
               <w:t xml:space="preserve"> i </w:t>
             </w:r>
             <w:r>
               <w:rPr>
-                <w:rFonts w:hint="eastAsia"/>
+                <w:rFonts w:hint="eastAsia" w:eastAsia="黑体"/>
               </w:rPr>
               <w:t xml:space="preserve">位加数</w:t>
             </w:r>
             <w:r>
+              <w:rPr>
+                <w:rFonts w:eastAsia="黑体"/>
+              </w:rPr>
               <w:t xml:space="preserve"> / </w:t>
             </w:r>
             <w:r>
               <w:rPr>
-                <w:rFonts w:hint="eastAsia"/>
+                <w:rFonts w:hint="eastAsia" w:eastAsia="黑体"/>
               </w:rPr>
               <w:t xml:space="preserve">被加数</w:t>
             </w:r>
@@ -2677,6 +2851,9 @@
               <w:pStyle w:val="Compact"/>
             </w:pPr>
             <w:r>
+              <w:rPr>
+                <w:rFonts w:eastAsia="黑体"/>
+              </w:rPr>
               <w:t xml:space="preserve">—</w:t>
             </w:r>
           </w:p>
@@ -2704,6 +2881,9 @@
               </m:sSub>
             </m:oMath>
             <w:r>
+              <w:rPr>
+                <w:rFonts w:eastAsia="黑体"/>
+              </w:rPr>
               <w:t xml:space="preserve">​</w:t>
             </w:r>
           </w:p>
@@ -2716,7 +2896,7 @@
             </w:pPr>
             <w:r>
               <w:rPr>
-                <w:rFonts w:hint="eastAsia"/>
+                <w:rFonts w:hint="eastAsia" w:eastAsia="黑体"/>
               </w:rPr>
               <w:t xml:space="preserve">进位生成信号</w:t>
             </w:r>
@@ -2729,6 +2909,9 @@
               <w:pStyle w:val="Compact"/>
             </w:pPr>
             <w:r>
+              <w:rPr>
+                <w:rFonts w:eastAsia="黑体"/>
+              </w:rPr>
               <w:t xml:space="preserve">—</w:t>
             </w:r>
           </w:p>
@@ -2756,6 +2939,9 @@
               </m:sSub>
             </m:oMath>
             <w:r>
+              <w:rPr>
+                <w:rFonts w:eastAsia="黑体"/>
+              </w:rPr>
               <w:t xml:space="preserve">​</w:t>
             </w:r>
           </w:p>
@@ -2768,7 +2954,7 @@
             </w:pPr>
             <w:r>
               <w:rPr>
-                <w:rFonts w:hint="eastAsia"/>
+                <w:rFonts w:hint="eastAsia" w:eastAsia="黑体"/>
               </w:rPr>
               <w:t xml:space="preserve">进位传播信号</w:t>
             </w:r>
@@ -2781,6 +2967,9 @@
               <w:pStyle w:val="Compact"/>
             </w:pPr>
             <w:r>
+              <w:rPr>
+                <w:rFonts w:eastAsia="黑体"/>
+              </w:rPr>
               <w:t xml:space="preserve">—</w:t>
             </w:r>
           </w:p>
@@ -2808,6 +2997,9 @@
               </m:sSub>
             </m:oMath>
             <w:r>
+              <w:rPr>
+                <w:rFonts w:eastAsia="黑体"/>
+              </w:rPr>
               <w:t xml:space="preserve">​</w:t>
             </w:r>
           </w:p>
@@ -2820,16 +3012,19 @@
             </w:pPr>
             <w:r>
               <w:rPr>
-                <w:rFonts w:hint="eastAsia"/>
+                <w:rFonts w:hint="eastAsia" w:eastAsia="黑体"/>
               </w:rPr>
               <w:t xml:space="preserve">第</w:t>
             </w:r>
             <w:r>
+              <w:rPr>
+                <w:rFonts w:eastAsia="黑体"/>
+              </w:rPr>
               <w:t xml:space="preserve"> i </w:t>
             </w:r>
             <w:r>
               <w:rPr>
-                <w:rFonts w:hint="eastAsia"/>
+                <w:rFonts w:hint="eastAsia" w:eastAsia="黑体"/>
               </w:rPr>
               <w:t xml:space="preserve">位进位输入</w:t>
             </w:r>
@@ -2842,6 +3037,9 @@
               <w:pStyle w:val="Compact"/>
             </w:pPr>
             <w:r>
+              <w:rPr>
+                <w:rFonts w:eastAsia="黑体"/>
+              </w:rPr>
               <w:t xml:space="preserve">—</w:t>
             </w:r>
           </w:p>
@@ -2869,6 +3067,9 @@
               </m:sSub>
             </m:oMath>
             <w:r>
+              <w:rPr>
+                <w:rFonts w:eastAsia="黑体"/>
+              </w:rPr>
               <w:t xml:space="preserve">​</w:t>
             </w:r>
           </w:p>
@@ -2881,7 +3082,7 @@
             </w:pPr>
             <w:r>
               <w:rPr>
-                <w:rFonts w:hint="eastAsia"/>
+                <w:rFonts w:hint="eastAsia" w:eastAsia="黑体"/>
               </w:rPr>
               <w:t xml:space="preserve">本位和</w:t>
             </w:r>
@@ -2894,6 +3095,9 @@
               <w:pStyle w:val="Compact"/>
             </w:pPr>
             <w:r>
+              <w:rPr>
+                <w:rFonts w:eastAsia="黑体"/>
+              </w:rPr>
               <w:t xml:space="preserve">—</w:t>
             </w:r>
           </w:p>
@@ -2908,7 +3112,7 @@
       </w:pPr>
       <w:r>
         <w:rPr>
-          <w:rFonts w:hint="eastAsia"/>
+          <w:rFonts w:hint="eastAsia" w:eastAsia="黑体"/>
         </w:rPr>
         <w:t xml:space="preserve">元件调整影响</w:t>
       </w:r>
@@ -2923,25 +3127,31 @@
       </w:pPr>
       <w:r>
         <w:rPr>
-          <w:rFonts w:hint="eastAsia"/>
+          <w:rFonts w:hint="eastAsia" w:eastAsia="黑体"/>
         </w:rPr>
         <w:t xml:space="preserve">位宽增大时需按分组（如</w:t>
       </w:r>
       <w:r>
+        <w:rPr>
+          <w:rFonts w:eastAsia="黑体"/>
+        </w:rPr>
         <w:t xml:space="preserve"> 4 </w:t>
       </w:r>
       <w:r>
         <w:rPr>
-          <w:rFonts w:hint="eastAsia"/>
+          <w:rFonts w:hint="eastAsia" w:eastAsia="黑体"/>
         </w:rPr>
         <w:t xml:space="preserve">位一组）级联</w:t>
       </w:r>
       <w:r>
+        <w:rPr>
+          <w:rFonts w:eastAsia="黑体"/>
+        </w:rPr>
         <w:t xml:space="preserve"> CLA </w:t>
       </w:r>
       <w:r>
         <w:rPr>
-          <w:rFonts w:hint="eastAsia"/>
+          <w:rFonts w:hint="eastAsia" w:eastAsia="黑体"/>
         </w:rPr>
         <w:t xml:space="preserve">块，级间仍有传播延迟。</w:t>
       </w:r>
@@ -2956,7 +3166,7 @@
       </w:pPr>
       <w:r>
         <w:rPr>
-          <w:rFonts w:hint="eastAsia"/>
+          <w:rFonts w:hint="eastAsia" w:eastAsia="黑体"/>
         </w:rPr>
         <w:t xml:space="preserve">增加超前进位级数可进一步降延迟，但门数、扇入与功耗上升。</w:t>
       </w:r>
@@ -2971,25 +3181,31 @@
       </w:pPr>
       <w:r>
         <w:rPr>
-          <w:rFonts w:hint="eastAsia"/>
+          <w:rFonts w:hint="eastAsia" w:eastAsia="黑体"/>
         </w:rPr>
         <w:t xml:space="preserve">门扇入受限时常用分块超前进位（如</w:t>
       </w:r>
       <w:r>
+        <w:rPr>
+          <w:rFonts w:eastAsia="黑体"/>
+        </w:rPr>
         <w:t xml:space="preserve"> 16 </w:t>
       </w:r>
       <w:r>
         <w:rPr>
-          <w:rFonts w:hint="eastAsia"/>
+          <w:rFonts w:hint="eastAsia" w:eastAsia="黑体"/>
         </w:rPr>
         <w:t xml:space="preserve">位/32</w:t>
       </w:r>
       <w:r>
+        <w:rPr>
+          <w:rFonts w:eastAsia="黑体"/>
+        </w:rPr>
         <w:t xml:space="preserve"> </w:t>
       </w:r>
       <w:r>
         <w:rPr>
-          <w:rFonts w:hint="eastAsia"/>
+          <w:rFonts w:hint="eastAsia" w:eastAsia="黑体"/>
         </w:rPr>
         <w:t xml:space="preserve">位分级），平衡速度与面积。</w:t>
       </w:r>
@@ -3002,7 +3218,7 @@
       </w:pPr>
       <w:r>
         <w:rPr>
-          <w:rFonts w:hint="eastAsia"/>
+          <w:rFonts w:hint="eastAsia" w:eastAsia="黑体"/>
         </w:rPr>
         <w:t xml:space="preserve">典型参数示例</w:t>
       </w:r>
@@ -3016,15 +3232,21 @@
         </w:numPr>
       </w:pPr>
       <w:r>
+        <w:rPr>
+          <w:rFonts w:eastAsia="黑体"/>
+        </w:rPr>
         <w:t xml:space="preserve">4 </w:t>
       </w:r>
       <w:r>
         <w:rPr>
-          <w:rFonts w:hint="eastAsia"/>
+          <w:rFonts w:hint="eastAsia" w:eastAsia="黑体"/>
         </w:rPr>
         <w:t xml:space="preserve">位加法，取</w:t>
       </w:r>
       <w:r>
+        <w:rPr>
+          <w:rFonts w:eastAsia="黑体"/>
+        </w:rPr>
         <w:t xml:space="preserve"> </w:t>
       </w:r>
       <m:oMath>
@@ -3051,6 +3273,9 @@
         </m:sSub>
       </m:oMath>
       <w:r>
+        <w:rPr>
+          <w:rFonts w:eastAsia="黑体"/>
+        </w:rPr>
         <w:t xml:space="preserve">、</w:t>
       </w:r>
       <m:oMath>
@@ -3077,6 +3302,9 @@
         </m:sSub>
       </m:oMath>
       <w:r>
+        <w:rPr>
+          <w:rFonts w:eastAsia="黑体"/>
+        </w:rPr>
         <w:t xml:space="preserve">、</w:t>
       </w:r>
       <m:oMath>
@@ -3104,7 +3332,7 @@
       </m:oMath>
       <w:r>
         <w:rPr>
-          <w:rFonts w:hint="eastAsia"/>
+          <w:rFonts w:hint="eastAsia" w:eastAsia="黑体"/>
         </w:rPr>
         <w:t xml:space="preserve">：</w:t>
       </w:r>
@@ -3159,12 +3387,21 @@
         </m:r>
       </m:oMath>
       <w:r>
+        <w:rPr>
+          <w:rFonts w:eastAsia="黑体"/>
+        </w:rPr>
         <w:t xml:space="preserve"> </w:t>
       </w:r>
       <w:r>
+        <w:rPr>
+          <w:rFonts w:eastAsia="黑体"/>
+        </w:rPr>
         <w:t xml:space="preserve">→</w:t>
       </w:r>
       <w:r>
+        <w:rPr>
+          <w:rFonts w:eastAsia="黑体"/>
+        </w:rPr>
         <w:t xml:space="preserve"> </w:t>
       </w:r>
       <m:oMath>
@@ -3192,7 +3429,7 @@
       </m:oMath>
       <w:r>
         <w:rPr>
-          <w:rFonts w:hint="eastAsia"/>
+          <w:rFonts w:hint="eastAsia" w:eastAsia="黑体"/>
         </w:rPr>
         <w:t xml:space="preserve">；</w:t>
       </w:r>
@@ -3247,12 +3484,21 @@
         </m:r>
       </m:oMath>
       <w:r>
+        <w:rPr>
+          <w:rFonts w:eastAsia="黑体"/>
+        </w:rPr>
         <w:t xml:space="preserve"> </w:t>
       </w:r>
       <w:r>
+        <w:rPr>
+          <w:rFonts w:eastAsia="黑体"/>
+        </w:rPr>
         <w:t xml:space="preserve">→</w:t>
       </w:r>
       <w:r>
+        <w:rPr>
+          <w:rFonts w:eastAsia="黑体"/>
+        </w:rPr>
         <w:t xml:space="preserve"> </w:t>
       </w:r>
       <m:oMath>
@@ -3280,11 +3526,14 @@
       </m:oMath>
       <w:r>
         <w:rPr>
-          <w:rFonts w:hint="eastAsia"/>
+          <w:rFonts w:hint="eastAsia" w:eastAsia="黑体"/>
         </w:rPr>
         <w:t xml:space="preserve">；逐位算得</w:t>
       </w:r>
       <w:r>
+        <w:rPr>
+          <w:rFonts w:eastAsia="黑体"/>
+        </w:rPr>
         <w:t xml:space="preserve"> </w:t>
       </w:r>
       <m:oMath>
@@ -3330,11 +3579,14 @@
       </m:oMath>
       <w:r>
         <w:rPr>
-          <w:rFonts w:hint="eastAsia"/>
+          <w:rFonts w:hint="eastAsia" w:eastAsia="黑体"/>
         </w:rPr>
         <w:t xml:space="preserve">，最高位进位</w:t>
       </w:r>
       <w:r>
+        <w:rPr>
+          <w:rFonts w:eastAsia="黑体"/>
+        </w:rPr>
         <w:t xml:space="preserve"> </w:t>
       </w:r>
       <m:oMath>
@@ -3361,6 +3613,9 @@
         </m:r>
       </m:oMath>
       <w:r>
+        <w:rPr>
+          <w:rFonts w:eastAsia="黑体"/>
+        </w:rPr>
         <w:t xml:space="preserve">。</w:t>
       </w:r>
     </w:p>
@@ -3372,7 +3627,7 @@
       </w:pPr>
       <w:r>
         <w:rPr>
-          <w:rFonts w:hint="eastAsia"/>
+          <w:rFonts w:hint="eastAsia" w:eastAsia="黑体"/>
         </w:rPr>
         <w:t xml:space="preserve">常见器件型号</w:t>
       </w:r>
@@ -3387,16 +3642,19 @@
       </w:pPr>
       <w:r>
         <w:rPr>
-          <w:rFonts w:hint="eastAsia"/>
+          <w:rFonts w:hint="eastAsia" w:eastAsia="黑体"/>
         </w:rPr>
         <w:t xml:space="preserve">74HC283（4</w:t>
       </w:r>
       <w:r>
+        <w:rPr>
+          <w:rFonts w:eastAsia="黑体"/>
+        </w:rPr>
         <w:t xml:space="preserve"> </w:t>
       </w:r>
       <w:r>
         <w:rPr>
-          <w:rFonts w:hint="eastAsia"/>
+          <w:rFonts w:hint="eastAsia" w:eastAsia="黑体"/>
         </w:rPr>
         <w:t xml:space="preserve">位超前进位全加器）、74LS283、74HC182（超前进位发生器）。</w:t>
       </w:r>
@@ -3411,16 +3669,19 @@
       </w:pPr>
       <w:r>
         <w:rPr>
-          <w:rFonts w:hint="eastAsia"/>
+          <w:rFonts w:hint="eastAsia" w:eastAsia="黑体"/>
         </w:rPr>
         <w:t xml:space="preserve">74LS181（ALU，内部含</w:t>
       </w:r>
       <w:r>
+        <w:rPr>
+          <w:rFonts w:eastAsia="黑体"/>
+        </w:rPr>
         <w:t xml:space="preserve"> CLA </w:t>
       </w:r>
       <w:r>
         <w:rPr>
-          <w:rFonts w:hint="eastAsia"/>
+          <w:rFonts w:hint="eastAsia" w:eastAsia="黑体"/>
         </w:rPr>
         <w:t xml:space="preserve">结构）。</w:t>
       </w:r>
@@ -3433,7 +3694,7 @@
       </w:pPr>
       <w:r>
         <w:rPr>
-          <w:rFonts w:hint="eastAsia"/>
+          <w:rFonts w:hint="eastAsia" w:eastAsia="黑体"/>
         </w:rPr>
         <w:t xml:space="preserve">注意事项</w:t>
       </w:r>
@@ -3448,7 +3709,7 @@
       </w:pPr>
       <w:r>
         <w:rPr>
-          <w:rFonts w:hint="eastAsia"/>
+          <w:rFonts w:hint="eastAsia" w:eastAsia="黑体"/>
         </w:rPr>
         <w:t xml:space="preserve">超前进位用更多门实现，面积与功耗高于行波进位加法器。</w:t>
       </w:r>
@@ -3463,16 +3724,19 @@
       </w:pPr>
       <w:r>
         <w:rPr>
-          <w:rFonts w:hint="eastAsia"/>
+          <w:rFonts w:hint="eastAsia" w:eastAsia="黑体"/>
         </w:rPr>
         <w:t xml:space="preserve">高扇入</w:t>
       </w:r>
       <w:r>
+        <w:rPr>
+          <w:rFonts w:eastAsia="黑体"/>
+        </w:rPr>
         <w:t xml:space="preserve"> CLA </w:t>
       </w:r>
       <w:r>
         <w:rPr>
-          <w:rFonts w:hint="eastAsia"/>
+          <w:rFonts w:hint="eastAsia" w:eastAsia="黑体"/>
         </w:rPr>
         <w:t xml:space="preserve">门可能引入较大延迟，需分块平衡。</w:t>
       </w:r>
@@ -3487,7 +3751,7 @@
       </w:pPr>
       <w:r>
         <w:rPr>
-          <w:rFonts w:hint="eastAsia"/>
+          <w:rFonts w:hint="eastAsia" w:eastAsia="黑体"/>
         </w:rPr>
         <w:t xml:space="preserve">多位实现注意级间进位链的时序，必要时加寄存器流水。</w:t>
       </w:r>
@@ -3500,7 +3764,7 @@
       </w:pPr>
       <w:r>
         <w:rPr>
-          <w:rFonts w:hint="eastAsia"/>
+          <w:rFonts w:hint="eastAsia" w:eastAsia="黑体"/>
         </w:rPr>
         <w:t xml:space="preserve">参考资料</w:t>
       </w:r>
@@ -3514,6 +3778,9 @@
         </w:numPr>
       </w:pPr>
       <w:r>
+        <w:rPr>
+          <w:rFonts w:eastAsia="黑体"/>
+        </w:rPr>
         <w:t xml:space="preserve">Wikipedia: Carry-lookahead adder。</w:t>
       </w:r>
     </w:p>
@@ -3527,7 +3794,7 @@
       </w:pPr>
       <w:r>
         <w:rPr>
-          <w:rFonts w:hint="eastAsia"/>
+          <w:rFonts w:hint="eastAsia" w:eastAsia="黑体"/>
         </w:rPr>
         <w:t xml:space="preserve">《数字电子技术基础》（阎石）。</w:t>
       </w:r>
@@ -3541,11 +3808,14 @@
         </w:numPr>
       </w:pPr>
       <w:r>
+        <w:rPr>
+          <w:rFonts w:eastAsia="黑体"/>
+        </w:rPr>
         <w:t xml:space="preserve">74HC283 / 74LS182 </w:t>
       </w:r>
       <w:r>
         <w:rPr>
-          <w:rFonts w:hint="eastAsia"/>
+          <w:rFonts w:hint="eastAsia" w:eastAsia="黑体"/>
         </w:rPr>
         <w:t xml:space="preserve">数据手册。</w:t>
       </w:r>
@@ -3559,11 +3829,11 @@
       </w:pPr>
       <w:r>
         <w:rPr>
-          <w:rFonts w:ascii="Times New Roman" w:hAnsi="Times New Roman"/>
+          <w:rFonts w:ascii="Times New Roman" w:hAnsi="Times New Roman" w:eastAsia="黑体"/>
           <w:color w:val="555555"/>
           <w:sz w:val="21"/>
         </w:rPr>
-        <w:t>材料收集者：杜文杰</w:t>
+        <w:t>材料收集者：杜文杰，WX手机：19519196569，QQ:3478827729</w:t>
       </w:r>
     </w:p>
     <w:sectPr>
@@ -3583,7 +3853,7 @@
 </file>
 
 <file path=word/footer1.xml><?xml version="1.0" encoding="utf-8"?>
-<w:ftr xmlns:m="http://schemas.openxmlformats.org/officeDocument/2006/math" xmlns:mc="http://schemas.openxmlformats.org/markup-compatibility/2006" xmlns:mo="http://schemas.microsoft.com/office/mac/office/2008/main" xmlns:mv="urn:schemas-microsoft-com:mac:vml" xmlns:o="urn:schemas-microsoft-com:office:office" xmlns:r="http://schemas.openxmlformats.org/officeDocument/2006/relationships" xmlns:v="urn:schemas-microsoft-com:vml" xmlns:w10="urn:schemas-microsoft-com:office:word" xmlns:w14="http://schemas.microsoft.com/office/word/2010/wordml" xmlns:w="http://schemas.openxmlformats.org/wordprocessingml/2006/main" xmlns:wne="http://schemas.microsoft.com/office/word/2006/wordml" xmlns:wp14="http://schemas.microsoft.com/office/word/2010/wordprocessingDrawing" xmlns:wp="http://schemas.openxmlformats.org/drawingml/2006/wordprocessingDrawing" xmlns:wpc="http://schemas.microsoft.com/office/word/2010/wordprocessingCanvas" xmlns:wpg="http://schemas.microsoft.com/office/word/2010/wordprocessingGroup" xmlns:wpi="http://schemas.microsoft.com/office/word/2010/wordprocessingInk" xmlns:wps="http://schemas.microsoft.com/office/word/2010/wordprocessingShape" mc:Ignorable="w14 wp14">
+<w:ftr xmlns:mc="http://schemas.openxmlformats.org/markup-compatibility/2006" xmlns:w="http://schemas.openxmlformats.org/wordprocessingml/2006/main" xmlns:m="http://schemas.openxmlformats.org/officeDocument/2006/math" xmlns:mo="http://schemas.microsoft.com/office/mac/office/2008/main" xmlns:mv="urn:schemas-microsoft-com:mac:vml" xmlns:o="urn:schemas-microsoft-com:office:office" xmlns:r="http://schemas.openxmlformats.org/officeDocument/2006/relationships" xmlns:v="urn:schemas-microsoft-com:vml" xmlns:w10="urn:schemas-microsoft-com:office:word" xmlns:w14="http://schemas.microsoft.com/office/word/2010/wordml" xmlns:wne="http://schemas.microsoft.com/office/word/2006/wordml" xmlns:wp14="http://schemas.microsoft.com/office/word/2010/wordprocessingDrawing" xmlns:wp="http://schemas.openxmlformats.org/drawingml/2006/wordprocessingDrawing" xmlns:wpc="http://schemas.microsoft.com/office/word/2010/wordprocessingCanvas" xmlns:wpg="http://schemas.microsoft.com/office/word/2010/wordprocessingGroup" xmlns:wpi="http://schemas.microsoft.com/office/word/2010/wordprocessingInk" xmlns:wps="http://schemas.microsoft.com/office/word/2010/wordprocessingShape" mc:Ignorable="w14 wp14">
   <w:p>
     <w:pPr>
       <w:pStyle w:val="Footer"/>
@@ -3591,12 +3861,14 @@
     </w:pPr>
     <w:r>
       <w:rPr>
+        <w:rFonts w:eastAsia="黑体"/>
         <w:sz w:val="18"/>
       </w:rPr>
       <w:t xml:space="preserve">第 </w:t>
     </w:r>
     <w:r>
       <w:rPr>
+        <w:rFonts w:eastAsia="黑体"/>
         <w:sz w:val="18"/>
       </w:rPr>
       <w:fldChar w:fldCharType="begin"/>
@@ -3605,6 +3877,7 @@
     </w:r>
     <w:r>
       <w:rPr>
+        <w:rFonts w:eastAsia="黑体"/>
         <w:sz w:val="18"/>
       </w:rPr>
       <w:t xml:space="preserve"> 页</w:t>
@@ -3618,6 +3891,9 @@
   <w:footnote w:type="continuationSeparator" w:id="0">
     <w:p>
       <w:r>
+        <w:rPr>
+          <w:rFonts w:eastAsia="黑体"/>
+        </w:rPr>
         <w:continuationSeparator/>
       </w:r>
     </w:p>
@@ -3625,6 +3901,9 @@
   <w:footnote w:type="separator" w:id="-1">
     <w:p>
       <w:r>
+        <w:rPr>
+          <w:rFonts w:eastAsia="黑体"/>
+        </w:rPr>
         <w:separator/>
       </w:r>
     </w:p>
@@ -3633,7 +3912,7 @@
 </file>
 
 <file path=word/header1.xml><?xml version="1.0" encoding="utf-8"?>
-<w:hdr xmlns:m="http://schemas.openxmlformats.org/officeDocument/2006/math" xmlns:mc="http://schemas.openxmlformats.org/markup-compatibility/2006" xmlns:mo="http://schemas.microsoft.com/office/mac/office/2008/main" xmlns:mv="urn:schemas-microsoft-com:mac:vml" xmlns:o="urn:schemas-microsoft-com:office:office" xmlns:r="http://schemas.openxmlformats.org/officeDocument/2006/relationships" xmlns:v="urn:schemas-microsoft-com:vml" xmlns:w10="urn:schemas-microsoft-com:office:word" xmlns:w14="http://schemas.microsoft.com/office/word/2010/wordml" xmlns:w="http://schemas.openxmlformats.org/wordprocessingml/2006/main" xmlns:wne="http://schemas.microsoft.com/office/word/2006/wordml" xmlns:wp14="http://schemas.microsoft.com/office/word/2010/wordprocessingDrawing" xmlns:wp="http://schemas.openxmlformats.org/drawingml/2006/wordprocessingDrawing" xmlns:wpc="http://schemas.microsoft.com/office/word/2010/wordprocessingCanvas" xmlns:wpg="http://schemas.microsoft.com/office/word/2010/wordprocessingGroup" xmlns:wpi="http://schemas.microsoft.com/office/word/2010/wordprocessingInk" xmlns:wps="http://schemas.microsoft.com/office/word/2010/wordprocessingShape" mc:Ignorable="w14 wp14">
+<w:hdr xmlns:mc="http://schemas.openxmlformats.org/markup-compatibility/2006" xmlns:w="http://schemas.openxmlformats.org/wordprocessingml/2006/main" xmlns:m="http://schemas.openxmlformats.org/officeDocument/2006/math" xmlns:mo="http://schemas.microsoft.com/office/mac/office/2008/main" xmlns:mv="urn:schemas-microsoft-com:mac:vml" xmlns:o="urn:schemas-microsoft-com:office:office" xmlns:r="http://schemas.openxmlformats.org/officeDocument/2006/relationships" xmlns:v="urn:schemas-microsoft-com:vml" xmlns:w10="urn:schemas-microsoft-com:office:word" xmlns:w14="http://schemas.microsoft.com/office/word/2010/wordml" xmlns:wne="http://schemas.microsoft.com/office/word/2006/wordml" xmlns:wp14="http://schemas.microsoft.com/office/word/2010/wordprocessingDrawing" xmlns:wp="http://schemas.openxmlformats.org/drawingml/2006/wordprocessingDrawing" xmlns:wpc="http://schemas.microsoft.com/office/word/2010/wordprocessingCanvas" xmlns:wpg="http://schemas.microsoft.com/office/word/2010/wordprocessingGroup" xmlns:wpi="http://schemas.microsoft.com/office/word/2010/wordprocessingInk" xmlns:wps="http://schemas.microsoft.com/office/word/2010/wordprocessingShape" mc:Ignorable="w14 wp14">
   <w:p>
     <w:pPr>
       <w:pStyle w:val="Header"/>
@@ -3641,7 +3920,7 @@
     </w:pPr>
     <w:r>
       <w:rPr>
-        <w:rFonts w:ascii="Times New Roman" w:hAnsi="Times New Roman"/>
+        <w:rFonts w:ascii="Times New Roman" w:hAnsi="Times New Roman" w:eastAsia="黑体"/>
         <w:sz w:val="18"/>
         <w:rFonts w:eastAsia="黑体"/>
         <w:rFonts w:eastAsia="黑体"/>
@@ -3653,7 +3932,7 @@
 </file>
 
 <file path=word/numbering.xml><?xml version="1.0" encoding="utf-8"?>
-<w:numbering xmlns:m="http://schemas.openxmlformats.org/officeDocument/2006/math" xmlns:mc="http://schemas.openxmlformats.org/markup-compatibility/2006" xmlns:mo="http://schemas.microsoft.com/office/mac/office/2008/main" xmlns:mv="urn:schemas-microsoft-com:mac:vml" xmlns:o="urn:schemas-microsoft-com:office:office" xmlns:r="http://schemas.openxmlformats.org/officeDocument/2006/relationships" xmlns:v="urn:schemas-microsoft-com:vml" xmlns:w="http://schemas.openxmlformats.org/wordprocessingml/2006/main" xmlns:w10="urn:schemas-microsoft-com:office:word" xmlns:w14="http://schemas.microsoft.com/office/word/2010/wordml" xmlns:wne="http://schemas.microsoft.com/office/word/2006/wordml" xmlns:wp="http://schemas.openxmlformats.org/drawingml/2006/wordprocessingDrawing" xmlns:wp14="http://schemas.microsoft.com/office/word/2010/wordprocessingDrawing" xmlns:wpc="http://schemas.microsoft.com/office/word/2010/wordprocessingCanvas" xmlns:wpg="http://schemas.microsoft.com/office/word/2010/wordprocessingGroup" xmlns:wpi="http://schemas.microsoft.com/office/word/2010/wordprocessingInk" xmlns:wps="http://schemas.microsoft.com/office/word/2010/wordprocessingShape" mc:Ignorable="w14 wp14">
+<w:numbering xmlns:mc="http://schemas.openxmlformats.org/markup-compatibility/2006" xmlns:w="http://schemas.openxmlformats.org/wordprocessingml/2006/main" xmlns:m="http://schemas.openxmlformats.org/officeDocument/2006/math" xmlns:mo="http://schemas.microsoft.com/office/mac/office/2008/main" xmlns:mv="urn:schemas-microsoft-com:mac:vml" xmlns:o="urn:schemas-microsoft-com:office:office" xmlns:r="http://schemas.openxmlformats.org/officeDocument/2006/relationships" xmlns:v="urn:schemas-microsoft-com:vml" xmlns:w10="urn:schemas-microsoft-com:office:word" xmlns:w14="http://schemas.microsoft.com/office/word/2010/wordml" xmlns:wne="http://schemas.microsoft.com/office/word/2006/wordml" xmlns:wp="http://schemas.openxmlformats.org/drawingml/2006/wordprocessingDrawing" xmlns:wp14="http://schemas.microsoft.com/office/word/2010/wordprocessingDrawing" xmlns:wpc="http://schemas.microsoft.com/office/word/2010/wordprocessingCanvas" xmlns:wpg="http://schemas.microsoft.com/office/word/2010/wordprocessingGroup" xmlns:wpi="http://schemas.microsoft.com/office/word/2010/wordprocessingInk" xmlns:wps="http://schemas.microsoft.com/office/word/2010/wordprocessingShape" mc:Ignorable="w14 wp14">
   <w:abstractNum w:abstractNumId="0">
     <w:nsid w:val="FFFFFF7C"/>
     <w:multiLevelType w:val="singleLevel"/>
@@ -3740,7 +4019,7 @@
         <w:ind w:hanging="360" w:left="1440"/>
       </w:pPr>
       <w:rPr>
-        <w:rFonts w:ascii="Symbol" w:hAnsi="Symbol" w:hint="default"/>
+        <w:rFonts w:ascii="Symbol" w:hAnsi="Symbol" w:hint="default" w:eastAsia="黑体"/>
       </w:rPr>
     </w:lvl>
   </w:abstractNum>
@@ -3761,7 +4040,7 @@
         <w:ind w:hanging="360" w:left="1080"/>
       </w:pPr>
       <w:rPr>
-        <w:rFonts w:ascii="Symbol" w:hAnsi="Symbol" w:hint="default"/>
+        <w:rFonts w:ascii="Symbol" w:hAnsi="Symbol" w:hint="default" w:eastAsia="黑体"/>
       </w:rPr>
     </w:lvl>
   </w:abstractNum>
@@ -3782,7 +4061,7 @@
         <w:ind w:hanging="360" w:left="720"/>
       </w:pPr>
       <w:rPr>
-        <w:rFonts w:ascii="Symbol" w:hAnsi="Symbol" w:hint="default"/>
+        <w:rFonts w:ascii="Symbol" w:hAnsi="Symbol" w:hint="default" w:eastAsia="黑体"/>
       </w:rPr>
     </w:lvl>
   </w:abstractNum>
@@ -3821,7 +4100,7 @@
         <w:ind w:hanging="360" w:left="360"/>
       </w:pPr>
       <w:rPr>
-        <w:rFonts w:ascii="Symbol" w:hAnsi="Symbol" w:hint="default"/>
+        <w:rFonts w:ascii="Symbol" w:hAnsi="Symbol" w:hint="default" w:eastAsia="黑体"/>
       </w:rPr>
     </w:lvl>
   </w:abstractNum>
@@ -3912,7 +4191,7 @@
         <w:ind w:left="720" w:hanging="360"/>
       </w:pPr>
       <w:rPr>
-        <w:rFonts w:ascii="Symbol" w:hAnsi="Symbol" w:cs="Symbol" w:hint="default"/>
+        <w:rFonts w:ascii="Symbol" w:hAnsi="Symbol" w:cs="Symbol" w:hint="default" w:eastAsia="黑体"/>
       </w:rPr>
     </w:lvl>
     <w:lvl w:ilvl="1">
@@ -3923,7 +4202,7 @@
         <w:ind w:left="1440" w:hanging="360"/>
       </w:pPr>
       <w:rPr>
-        <w:rFonts w:ascii="Courier New" w:hAnsi="Courier New" w:cs="Courier New" w:hint="default"/>
+        <w:rFonts w:ascii="Courier New" w:hAnsi="Courier New" w:cs="Courier New" w:hint="default" w:eastAsia="黑体"/>
       </w:rPr>
     </w:lvl>
     <w:lvl w:ilvl="2">
@@ -3934,7 +4213,7 @@
         <w:ind w:left="2160" w:hanging="360"/>
       </w:pPr>
       <w:rPr>
-        <w:rFonts w:ascii="Wingdings" w:hAnsi="Wingdings" w:cs="Wingdings" w:hint="default"/>
+        <w:rFonts w:ascii="Wingdings" w:hAnsi="Wingdings" w:cs="Wingdings" w:hint="default" w:eastAsia="黑体"/>
       </w:rPr>
     </w:lvl>
     <w:lvl w:ilvl="3">
@@ -3945,7 +4224,7 @@
         <w:ind w:left="2880" w:hanging="360"/>
       </w:pPr>
       <w:rPr>
-        <w:rFonts w:ascii="Symbol" w:hAnsi="Symbol" w:cs="Symbol" w:hint="default"/>
+        <w:rFonts w:ascii="Symbol" w:hAnsi="Symbol" w:cs="Symbol" w:hint="default" w:eastAsia="黑体"/>
       </w:rPr>
     </w:lvl>
     <w:lvl w:ilvl="4">
@@ -3956,7 +4235,7 @@
         <w:ind w:left="3600" w:hanging="360"/>
       </w:pPr>
       <w:rPr>
-        <w:rFonts w:ascii="Courier New" w:hAnsi="Courier New" w:cs="Courier New" w:hint="default"/>
+        <w:rFonts w:ascii="Courier New" w:hAnsi="Courier New" w:cs="Courier New" w:hint="default" w:eastAsia="黑体"/>
       </w:rPr>
     </w:lvl>
     <w:lvl w:ilvl="5">
@@ -3967,7 +4246,7 @@
         <w:ind w:left="4320" w:hanging="360"/>
       </w:pPr>
       <w:rPr>
-        <w:rFonts w:ascii="Wingdings" w:hAnsi="Wingdings" w:cs="Wingdings" w:hint="default"/>
+        <w:rFonts w:ascii="Wingdings" w:hAnsi="Wingdings" w:cs="Wingdings" w:hint="default" w:eastAsia="黑体"/>
       </w:rPr>
     </w:lvl>
     <w:lvl w:ilvl="6">
@@ -3978,7 +4257,7 @@
         <w:ind w:left="5040" w:hanging="360"/>
       </w:pPr>
       <w:rPr>
-        <w:rFonts w:ascii="Symbol" w:hAnsi="Symbol" w:cs="Symbol" w:hint="default"/>
+        <w:rFonts w:ascii="Symbol" w:hAnsi="Symbol" w:cs="Symbol" w:hint="default" w:eastAsia="黑体"/>
       </w:rPr>
     </w:lvl>
     <w:lvl w:ilvl="7">
@@ -3989,7 +4268,7 @@
         <w:ind w:left="5760" w:hanging="360"/>
       </w:pPr>
       <w:rPr>
-        <w:rFonts w:ascii="Courier New" w:hAnsi="Courier New" w:cs="Courier New" w:hint="default"/>
+        <w:rFonts w:ascii="Courier New" w:hAnsi="Courier New" w:cs="Courier New" w:hint="default" w:eastAsia="黑体"/>
       </w:rPr>
     </w:lvl>
     <w:lvl w:ilvl="8">
@@ -4000,7 +4279,7 @@
         <w:ind w:left="6480" w:hanging="360"/>
       </w:pPr>
       <w:rPr>
-        <w:rFonts w:ascii="Wingdings" w:hAnsi="Wingdings" w:cs="Wingdings" w:hint="default"/>
+        <w:rFonts w:ascii="Wingdings" w:hAnsi="Wingdings" w:cs="Wingdings" w:hint="default" w:eastAsia="黑体"/>
       </w:rPr>
     </w:lvl>
   </w:abstractNum>
@@ -4056,11 +4335,11 @@
 </file>
 
 <file path=word/styles.xml><?xml version="1.0" encoding="utf-8"?>
-<w:styles xmlns:mc="http://schemas.openxmlformats.org/markup-compatibility/2006" xmlns:r="http://schemas.openxmlformats.org/officeDocument/2006/relationships" xmlns:w="http://schemas.openxmlformats.org/wordprocessingml/2006/main" xmlns:w14="http://schemas.microsoft.com/office/word/2010/wordml" mc:Ignorable="w14">
+<w:styles xmlns:mc="http://schemas.openxmlformats.org/markup-compatibility/2006" xmlns:w="http://schemas.openxmlformats.org/wordprocessingml/2006/main" xmlns:r="http://schemas.openxmlformats.org/officeDocument/2006/relationships" xmlns:w14="http://schemas.microsoft.com/office/word/2010/wordml" mc:Ignorable="w14">
   <w:docDefaults>
     <w:rPrDefault>
       <w:rPr>
-        <w:rFonts w:asciiTheme="minorHAnsi" w:cstheme="minorBidi" w:eastAsiaTheme="minorEastAsia" w:hAnsiTheme="minorHAnsi"/>
+        <w:rFonts w:asciiTheme="minorHAnsi" w:cstheme="minorBidi" w:hAnsiTheme="minorHAnsi" w:eastAsia="黑体"/>
         <w:sz w:val="22"/>
         <w:szCs w:val="22"/>
         <w:lang w:bidi="ar-SA" w:eastAsia="en-US" w:val="en-US"/>
@@ -4282,7 +4561,7 @@
       <w:outlineLvl w:val="0"/>
     </w:pPr>
     <w:rPr>
-      <w:rFonts w:ascii="Times New Roman" w:asciiTheme="majorHAnsi" w:cstheme="majorBidi" w:eastAsia="黑体" w:eastAsiaTheme="majorEastAsia" w:hAnsi="Times New Roman" w:hAnsiTheme="majorHAnsi"/>
+      <w:rFonts w:ascii="Times New Roman" w:asciiTheme="majorHAnsi" w:cstheme="majorBidi" w:eastAsia="黑体" w:hAnsi="Times New Roman" w:hAnsiTheme="majorHAnsi"/>
       <w:b/>
       <w:bCs/>
       <w:color w:val="1F3864"/>
@@ -4306,7 +4585,7 @@
       <w:outlineLvl w:val="1"/>
     </w:pPr>
     <w:rPr>
-      <w:rFonts w:ascii="Times New Roman" w:asciiTheme="majorHAnsi" w:cstheme="majorBidi" w:eastAsia="黑体" w:eastAsiaTheme="majorEastAsia" w:hAnsi="Times New Roman" w:hAnsiTheme="majorHAnsi"/>
+      <w:rFonts w:ascii="Times New Roman" w:asciiTheme="majorHAnsi" w:cstheme="majorBidi" w:eastAsia="黑体" w:hAnsi="Times New Roman" w:hAnsiTheme="majorHAnsi"/>
       <w:b/>
       <w:bCs/>
       <w:color w:val="2E4E7E"/>
@@ -4330,7 +4609,7 @@
       <w:outlineLvl w:val="2"/>
     </w:pPr>
     <w:rPr>
-      <w:rFonts w:ascii="Times New Roman" w:asciiTheme="majorHAnsi" w:cstheme="majorBidi" w:eastAsia="黑体" w:eastAsiaTheme="majorEastAsia" w:hAnsi="Times New Roman" w:hAnsiTheme="majorHAnsi"/>
+      <w:rFonts w:ascii="Times New Roman" w:asciiTheme="majorHAnsi" w:cstheme="majorBidi" w:eastAsia="黑体" w:hAnsi="Times New Roman" w:hAnsiTheme="majorHAnsi"/>
       <w:b/>
       <w:bCs/>
       <w:color w:val="2E4E7E"/>
@@ -4354,7 +4633,7 @@
       <w:outlineLvl w:val="3"/>
     </w:pPr>
     <w:rPr>
-      <w:rFonts w:ascii="Times New Roman" w:asciiTheme="majorHAnsi" w:cstheme="majorBidi" w:eastAsia="黑体" w:eastAsiaTheme="majorEastAsia" w:hAnsi="Times New Roman" w:hAnsiTheme="majorHAnsi"/>
+      <w:rFonts w:ascii="Times New Roman" w:asciiTheme="majorHAnsi" w:cstheme="majorBidi" w:eastAsia="黑体" w:hAnsi="Times New Roman" w:hAnsiTheme="majorHAnsi"/>
       <w:b/>
       <w:bCs/>
       <w:i/>
@@ -4380,7 +4659,7 @@
       <w:outlineLvl w:val="4"/>
     </w:pPr>
     <w:rPr>
-      <w:rFonts w:ascii="Times New Roman" w:asciiTheme="majorHAnsi" w:cstheme="majorBidi" w:eastAsia="黑体" w:eastAsiaTheme="majorEastAsia" w:hAnsi="Times New Roman" w:hAnsiTheme="majorHAnsi"/>
+      <w:rFonts w:ascii="Times New Roman" w:asciiTheme="majorHAnsi" w:cstheme="majorBidi" w:eastAsia="黑体" w:hAnsi="Times New Roman" w:hAnsiTheme="majorHAnsi"/>
       <w:b/>
       <w:color w:val="333333"/>
       <w:sz w:val="22"/>
@@ -4403,7 +4682,7 @@
       <w:outlineLvl w:val="5"/>
     </w:pPr>
     <w:rPr>
-      <w:rFonts w:asciiTheme="majorHAnsi" w:cstheme="majorBidi" w:eastAsiaTheme="majorEastAsia" w:hAnsiTheme="majorHAnsi"/>
+      <w:rFonts w:asciiTheme="majorHAnsi" w:cstheme="majorBidi" w:hAnsiTheme="majorHAnsi" w:eastAsia="黑体"/>
       <w:i/>
       <w:iCs/>
       <w:color w:themeColor="accent1" w:themeShade="7F" w:val="243F60"/>
@@ -4426,7 +4705,7 @@
       <w:outlineLvl w:val="6"/>
     </w:pPr>
     <w:rPr>
-      <w:rFonts w:asciiTheme="majorHAnsi" w:cstheme="majorBidi" w:eastAsiaTheme="majorEastAsia" w:hAnsiTheme="majorHAnsi"/>
+      <w:rFonts w:asciiTheme="majorHAnsi" w:cstheme="majorBidi" w:hAnsiTheme="majorHAnsi" w:eastAsia="黑体"/>
       <w:i/>
       <w:iCs/>
       <w:color w:themeColor="text1" w:themeTint="BF" w:val="404040"/>
@@ -4449,7 +4728,7 @@
       <w:outlineLvl w:val="7"/>
     </w:pPr>
     <w:rPr>
-      <w:rFonts w:asciiTheme="majorHAnsi" w:cstheme="majorBidi" w:eastAsiaTheme="majorEastAsia" w:hAnsiTheme="majorHAnsi"/>
+      <w:rFonts w:asciiTheme="majorHAnsi" w:cstheme="majorBidi" w:hAnsiTheme="majorHAnsi" w:eastAsia="黑体"/>
       <w:color w:themeColor="accent1" w:val="4F81BD"/>
       <w:sz w:val="20"/>
       <w:szCs w:val="20"/>
@@ -4472,7 +4751,7 @@
       <w:outlineLvl w:val="8"/>
     </w:pPr>
     <w:rPr>
-      <w:rFonts w:asciiTheme="majorHAnsi" w:cstheme="majorBidi" w:eastAsiaTheme="majorEastAsia" w:hAnsiTheme="majorHAnsi"/>
+      <w:rFonts w:asciiTheme="majorHAnsi" w:cstheme="majorBidi" w:hAnsiTheme="majorHAnsi" w:eastAsia="黑体"/>
       <w:i/>
       <w:iCs/>
       <w:color w:themeColor="text1" w:themeTint="BF" w:val="404040"/>
@@ -4523,7 +4802,7 @@
     <w:uiPriority w:val="9"/>
     <w:rsid w:val="00FC693F"/>
     <w:rPr>
-      <w:rFonts w:asciiTheme="majorHAnsi" w:cstheme="majorBidi" w:eastAsiaTheme="majorEastAsia" w:hAnsiTheme="majorHAnsi"/>
+      <w:rFonts w:asciiTheme="majorHAnsi" w:cstheme="majorBidi" w:hAnsiTheme="majorHAnsi" w:eastAsia="黑体"/>
       <w:b/>
       <w:bCs/>
       <w:color w:themeColor="accent1" w:themeShade="BF" w:val="365F91"/>
@@ -4538,7 +4817,7 @@
     <w:uiPriority w:val="9"/>
     <w:rsid w:val="00FC693F"/>
     <w:rPr>
-      <w:rFonts w:asciiTheme="majorHAnsi" w:cstheme="majorBidi" w:eastAsiaTheme="majorEastAsia" w:hAnsiTheme="majorHAnsi"/>
+      <w:rFonts w:asciiTheme="majorHAnsi" w:cstheme="majorBidi" w:hAnsiTheme="majorHAnsi" w:eastAsia="黑体"/>
       <w:b/>
       <w:bCs/>
       <w:color w:themeColor="accent1" w:val="4F81BD"/>
@@ -4553,7 +4832,7 @@
     <w:uiPriority w:val="9"/>
     <w:rsid w:val="00FC693F"/>
     <w:rPr>
-      <w:rFonts w:asciiTheme="majorHAnsi" w:cstheme="majorBidi" w:eastAsiaTheme="majorEastAsia" w:hAnsiTheme="majorHAnsi"/>
+      <w:rFonts w:asciiTheme="majorHAnsi" w:cstheme="majorBidi" w:hAnsiTheme="majorHAnsi" w:eastAsia="黑体"/>
       <w:b/>
       <w:bCs/>
       <w:color w:themeColor="accent1" w:val="4F81BD"/>
@@ -4576,7 +4855,7 @@
       <w:contextualSpacing/>
     </w:pPr>
     <w:rPr>
-      <w:rFonts w:ascii="Times New Roman" w:asciiTheme="majorHAnsi" w:cstheme="majorBidi" w:eastAsia="黑体" w:eastAsiaTheme="majorEastAsia" w:hAnsi="Times New Roman" w:hAnsiTheme="majorHAnsi"/>
+      <w:rFonts w:ascii="Times New Roman" w:asciiTheme="majorHAnsi" w:cstheme="majorBidi" w:eastAsia="黑体" w:hAnsi="Times New Roman" w:hAnsiTheme="majorHAnsi"/>
       <w:b/>
       <w:color w:val="1F3864"/>
       <w:spacing w:val="5"/>
@@ -4592,7 +4871,7 @@
     <w:uiPriority w:val="10"/>
     <w:rsid w:val="00FC693F"/>
     <w:rPr>
-      <w:rFonts w:asciiTheme="majorHAnsi" w:cstheme="majorBidi" w:eastAsiaTheme="majorEastAsia" w:hAnsiTheme="majorHAnsi"/>
+      <w:rFonts w:asciiTheme="majorHAnsi" w:cstheme="majorBidi" w:hAnsiTheme="majorHAnsi" w:eastAsia="黑体"/>
       <w:color w:themeColor="text2" w:themeShade="BF" w:val="17365D"/>
       <w:spacing w:val="5"/>
       <w:kern w:val="28"/>
@@ -4614,7 +4893,7 @@
       </w:numPr>
     </w:pPr>
     <w:rPr>
-      <w:rFonts w:asciiTheme="majorHAnsi" w:cstheme="majorBidi" w:eastAsiaTheme="majorEastAsia" w:hAnsiTheme="majorHAnsi"/>
+      <w:rFonts w:asciiTheme="majorHAnsi" w:cstheme="majorBidi" w:hAnsiTheme="majorHAnsi" w:eastAsia="黑体"/>
       <w:i/>
       <w:iCs/>
       <w:color w:themeColor="accent1" w:val="4F81BD"/>
@@ -4630,7 +4909,7 @@
     <w:uiPriority w:val="11"/>
     <w:rsid w:val="00FC693F"/>
     <w:rPr>
-      <w:rFonts w:asciiTheme="majorHAnsi" w:cstheme="majorBidi" w:eastAsiaTheme="majorEastAsia" w:hAnsiTheme="majorHAnsi"/>
+      <w:rFonts w:asciiTheme="majorHAnsi" w:cstheme="majorBidi" w:hAnsiTheme="majorHAnsi" w:eastAsia="黑体"/>
       <w:i/>
       <w:iCs/>
       <w:color w:themeColor="accent1" w:val="4F81BD"/>
@@ -4697,6 +4976,7 @@
       <w:spacing w:after="120"/>
     </w:pPr>
     <w:rPr>
+      <w:rFonts w:eastAsia="黑体"/>
       <w:sz w:val="16"/>
       <w:szCs w:val="16"/>
     </w:rPr>
@@ -4708,6 +4988,7 @@
     <w:uiPriority w:val="99"/>
     <w:rsid w:val="00AA1D8D"/>
     <w:rPr>
+      <w:rFonts w:eastAsia="黑体"/>
       <w:sz w:val="16"/>
       <w:szCs w:val="16"/>
     </w:rPr>
@@ -4877,7 +5158,7 @@
       </w:tabs>
     </w:pPr>
     <w:rPr>
-      <w:rFonts w:ascii="Courier" w:hAnsi="Courier"/>
+      <w:rFonts w:ascii="Courier" w:hAnsi="Courier" w:eastAsia="黑体"/>
       <w:sz w:val="20"/>
       <w:szCs w:val="20"/>
     </w:rPr>
@@ -4889,7 +5170,7 @@
     <w:uiPriority w:val="99"/>
     <w:rsid w:val="0029639D"/>
     <w:rPr>
-      <w:rFonts w:ascii="Courier" w:hAnsi="Courier"/>
+      <w:rFonts w:ascii="Courier" w:hAnsi="Courier" w:eastAsia="黑体"/>
       <w:sz w:val="20"/>
       <w:szCs w:val="20"/>
     </w:rPr>
@@ -4925,6 +5206,7 @@
     <w:uiPriority w:val="29"/>
     <w:rsid w:val="00FC693F"/>
     <w:rPr>
+      <w:rFonts w:eastAsia="黑体"/>
       <w:i/>
       <w:iCs/>
       <w:color w:themeColor="text1" w:val="000000"/>
@@ -4938,7 +5220,7 @@
     <w:semiHidden/>
     <w:rsid w:val="00FC693F"/>
     <w:rPr>
-      <w:rFonts w:asciiTheme="majorHAnsi" w:cstheme="majorBidi" w:eastAsiaTheme="majorEastAsia" w:hAnsiTheme="majorHAnsi"/>
+      <w:rFonts w:asciiTheme="majorHAnsi" w:cstheme="majorBidi" w:hAnsiTheme="majorHAnsi" w:eastAsia="黑体"/>
       <w:b/>
       <w:bCs/>
       <w:i/>
@@ -4954,7 +5236,7 @@
     <w:semiHidden/>
     <w:rsid w:val="00FC693F"/>
     <w:rPr>
-      <w:rFonts w:asciiTheme="majorHAnsi" w:cstheme="majorBidi" w:eastAsiaTheme="majorEastAsia" w:hAnsiTheme="majorHAnsi"/>
+      <w:rFonts w:asciiTheme="majorHAnsi" w:cstheme="majorBidi" w:hAnsiTheme="majorHAnsi" w:eastAsia="黑体"/>
       <w:color w:themeColor="accent1" w:themeShade="7F" w:val="243F60"/>
     </w:rPr>
   </w:style>
@@ -4966,7 +5248,7 @@
     <w:semiHidden/>
     <w:rsid w:val="00FC693F"/>
     <w:rPr>
-      <w:rFonts w:asciiTheme="majorHAnsi" w:cstheme="majorBidi" w:eastAsiaTheme="majorEastAsia" w:hAnsiTheme="majorHAnsi"/>
+      <w:rFonts w:asciiTheme="majorHAnsi" w:cstheme="majorBidi" w:hAnsiTheme="majorHAnsi" w:eastAsia="黑体"/>
       <w:i/>
       <w:iCs/>
       <w:color w:themeColor="accent1" w:themeShade="7F" w:val="243F60"/>
@@ -4980,7 +5262,7 @@
     <w:semiHidden/>
     <w:rsid w:val="00FC693F"/>
     <w:rPr>
-      <w:rFonts w:asciiTheme="majorHAnsi" w:cstheme="majorBidi" w:eastAsiaTheme="majorEastAsia" w:hAnsiTheme="majorHAnsi"/>
+      <w:rFonts w:asciiTheme="majorHAnsi" w:cstheme="majorBidi" w:hAnsiTheme="majorHAnsi" w:eastAsia="黑体"/>
       <w:i/>
       <w:iCs/>
       <w:color w:themeColor="text1" w:themeTint="BF" w:val="404040"/>
@@ -4994,7 +5276,7 @@
     <w:semiHidden/>
     <w:rsid w:val="00FC693F"/>
     <w:rPr>
-      <w:rFonts w:asciiTheme="majorHAnsi" w:cstheme="majorBidi" w:eastAsiaTheme="majorEastAsia" w:hAnsiTheme="majorHAnsi"/>
+      <w:rFonts w:asciiTheme="majorHAnsi" w:cstheme="majorBidi" w:hAnsiTheme="majorHAnsi" w:eastAsia="黑体"/>
       <w:color w:themeColor="accent1" w:val="4F81BD"/>
       <w:sz w:val="20"/>
       <w:szCs w:val="20"/>
@@ -5008,7 +5290,7 @@
     <w:semiHidden/>
     <w:rsid w:val="00FC693F"/>
     <w:rPr>
-      <w:rFonts w:asciiTheme="majorHAnsi" w:cstheme="majorBidi" w:eastAsiaTheme="majorEastAsia" w:hAnsiTheme="majorHAnsi"/>
+      <w:rFonts w:asciiTheme="majorHAnsi" w:cstheme="majorBidi" w:hAnsiTheme="majorHAnsi" w:eastAsia="黑体"/>
       <w:i/>
       <w:iCs/>
       <w:color w:themeColor="text1" w:themeTint="BF" w:val="404040"/>
@@ -5029,6 +5311,7 @@
       <w:spacing w:line="240" w:lineRule="auto"/>
     </w:pPr>
     <w:rPr>
+      <w:rFonts w:eastAsia="黑体"/>
       <w:b/>
       <w:bCs/>
       <w:color w:themeColor="accent1" w:val="4F81BD"/>
@@ -5043,6 +5326,7 @@
     <w:qFormat/>
     <w:rsid w:val="00FC693F"/>
     <w:rPr>
+      <w:rFonts w:eastAsia="黑体"/>
       <w:b/>
       <w:bCs/>
     </w:rPr>
@@ -5054,6 +5338,7 @@
     <w:qFormat/>
     <w:rsid w:val="00FC693F"/>
     <w:rPr>
+      <w:rFonts w:eastAsia="黑体"/>
       <w:i/>
       <w:iCs/>
     </w:rPr>
@@ -5074,6 +5359,7 @@
       <w:ind w:left="936" w:right="936"/>
     </w:pPr>
     <w:rPr>
+      <w:rFonts w:eastAsia="黑体"/>
       <w:b/>
       <w:bCs/>
       <w:i/>
@@ -5088,6 +5374,7 @@
     <w:uiPriority w:val="30"/>
     <w:rsid w:val="00FC693F"/>
     <w:rPr>
+      <w:rFonts w:eastAsia="黑体"/>
       <w:b/>
       <w:bCs/>
       <w:i/>
@@ -5102,6 +5389,7 @@
     <w:qFormat/>
     <w:rsid w:val="00FC693F"/>
     <w:rPr>
+      <w:rFonts w:eastAsia="黑体"/>
       <w:i/>
       <w:iCs/>
       <w:color w:themeColor="text1" w:themeTint="7F" w:val="808080"/>
@@ -5114,6 +5402,7 @@
     <w:qFormat/>
     <w:rsid w:val="00FC693F"/>
     <w:rPr>
+      <w:rFonts w:eastAsia="黑体"/>
       <w:b/>
       <w:bCs/>
       <w:i/>
@@ -5128,6 +5417,7 @@
     <w:qFormat/>
     <w:rsid w:val="00FC693F"/>
     <w:rPr>
+      <w:rFonts w:eastAsia="黑体"/>
       <w:smallCaps/>
       <w:color w:themeColor="accent2" w:val="C0504D"/>
       <w:u w:val="single"/>
@@ -5140,6 +5430,7 @@
     <w:qFormat/>
     <w:rsid w:val="00FC693F"/>
     <w:rPr>
+      <w:rFonts w:eastAsia="黑体"/>
       <w:b/>
       <w:bCs/>
       <w:smallCaps/>
@@ -5155,6 +5446,7 @@
     <w:qFormat/>
     <w:rsid w:val="00FC693F"/>
     <w:rPr>
+      <w:rFonts w:eastAsia="黑体"/>
       <w:b/>
       <w:bCs/>
       <w:smallCaps/>
@@ -5209,6 +5501,7 @@
       <w:spacing w:after="0" w:line="240" w:lineRule="auto"/>
     </w:pPr>
     <w:rPr>
+      <w:rFonts w:eastAsia="黑体"/>
       <w:color w:themeColor="text1" w:themeShade="BF" w:val="000000"/>
     </w:rPr>
     <w:tblPr>
@@ -5231,6 +5524,7 @@
         <w:spacing w:after="0" w:before="0" w:line="240" w:lineRule="auto"/>
       </w:pPr>
       <w:rPr>
+        <w:rFonts w:eastAsia="黑体"/>
         <w:b/>
         <w:bCs/>
       </w:rPr>
@@ -5251,6 +5545,7 @@
         <w:spacing w:after="0" w:before="0" w:line="240" w:lineRule="auto"/>
       </w:pPr>
       <w:rPr>
+        <w:rFonts w:eastAsia="黑体"/>
         <w:b/>
         <w:bCs/>
       </w:rPr>
@@ -5268,12 +5563,14 @@
     </w:tblStylePr>
     <w:tblStylePr w:type="firstCol">
       <w:rPr>
+        <w:rFonts w:eastAsia="黑体"/>
         <w:b/>
         <w:bCs/>
       </w:rPr>
     </w:tblStylePr>
     <w:tblStylePr w:type="lastCol">
       <w:rPr>
+        <w:rFonts w:eastAsia="黑体"/>
         <w:b/>
         <w:bCs/>
       </w:rPr>
@@ -5312,6 +5609,7 @@
       <w:spacing w:after="0" w:line="240" w:lineRule="auto"/>
     </w:pPr>
     <w:rPr>
+      <w:rFonts w:eastAsia="黑体"/>
       <w:color w:themeColor="accent1" w:themeShade="BF" w:val="365F91"/>
     </w:rPr>
     <w:tblPr>
@@ -5334,6 +5632,7 @@
         <w:spacing w:after="0" w:before="0" w:line="240" w:lineRule="auto"/>
       </w:pPr>
       <w:rPr>
+        <w:rFonts w:eastAsia="黑体"/>
         <w:b/>
         <w:bCs/>
       </w:rPr>
@@ -5354,6 +5653,7 @@
         <w:spacing w:after="0" w:before="0" w:line="240" w:lineRule="auto"/>
       </w:pPr>
       <w:rPr>
+        <w:rFonts w:eastAsia="黑体"/>
         <w:b/>
         <w:bCs/>
       </w:rPr>
@@ -5371,12 +5671,14 @@
     </w:tblStylePr>
     <w:tblStylePr w:type="firstCol">
       <w:rPr>
+        <w:rFonts w:eastAsia="黑体"/>
         <w:b/>
         <w:bCs/>
       </w:rPr>
     </w:tblStylePr>
     <w:tblStylePr w:type="lastCol">
       <w:rPr>
+        <w:rFonts w:eastAsia="黑体"/>
         <w:b/>
         <w:bCs/>
       </w:rPr>
@@ -5415,6 +5717,7 @@
       <w:spacing w:after="0" w:line="240" w:lineRule="auto"/>
     </w:pPr>
     <w:rPr>
+      <w:rFonts w:eastAsia="黑体"/>
       <w:color w:themeColor="accent2" w:themeShade="BF" w:val="943634"/>
     </w:rPr>
     <w:tblPr>
@@ -5437,6 +5740,7 @@
         <w:spacing w:after="0" w:before="0" w:line="240" w:lineRule="auto"/>
       </w:pPr>
       <w:rPr>
+        <w:rFonts w:eastAsia="黑体"/>
         <w:b/>
         <w:bCs/>
       </w:rPr>
@@ -5457,6 +5761,7 @@
         <w:spacing w:after="0" w:before="0" w:line="240" w:lineRule="auto"/>
       </w:pPr>
       <w:rPr>
+        <w:rFonts w:eastAsia="黑体"/>
         <w:b/>
         <w:bCs/>
       </w:rPr>
@@ -5474,12 +5779,14 @@
     </w:tblStylePr>
     <w:tblStylePr w:type="firstCol">
       <w:rPr>
+        <w:rFonts w:eastAsia="黑体"/>
         <w:b/>
         <w:bCs/>
       </w:rPr>
     </w:tblStylePr>
     <w:tblStylePr w:type="lastCol">
       <w:rPr>
+        <w:rFonts w:eastAsia="黑体"/>
         <w:b/>
         <w:bCs/>
       </w:rPr>
@@ -5518,6 +5825,7 @@
       <w:spacing w:after="0" w:line="240" w:lineRule="auto"/>
     </w:pPr>
     <w:rPr>
+      <w:rFonts w:eastAsia="黑体"/>
       <w:color w:themeColor="accent3" w:themeShade="BF" w:val="76923C"/>
     </w:rPr>
     <w:tblPr>
@@ -5540,6 +5848,7 @@
         <w:spacing w:after="0" w:before="0" w:line="240" w:lineRule="auto"/>
       </w:pPr>
       <w:rPr>
+        <w:rFonts w:eastAsia="黑体"/>
         <w:b/>
         <w:bCs/>
       </w:rPr>
@@ -5560,6 +5869,7 @@
         <w:spacing w:after="0" w:before="0" w:line="240" w:lineRule="auto"/>
       </w:pPr>
       <w:rPr>
+        <w:rFonts w:eastAsia="黑体"/>
         <w:b/>
         <w:bCs/>
       </w:rPr>
@@ -5577,12 +5887,14 @@
     </w:tblStylePr>
     <w:tblStylePr w:type="firstCol">
       <w:rPr>
+        <w:rFonts w:eastAsia="黑体"/>
         <w:b/>
         <w:bCs/>
       </w:rPr>
     </w:tblStylePr>
     <w:tblStylePr w:type="lastCol">
       <w:rPr>
+        <w:rFonts w:eastAsia="黑体"/>
         <w:b/>
         <w:bCs/>
       </w:rPr>
@@ -5621,6 +5933,7 @@
       <w:spacing w:after="0" w:line="240" w:lineRule="auto"/>
     </w:pPr>
     <w:rPr>
+      <w:rFonts w:eastAsia="黑体"/>
       <w:color w:themeColor="accent4" w:themeShade="BF" w:val="5F497A"/>
     </w:rPr>
     <w:tblPr>
@@ -5643,6 +5956,7 @@
         <w:spacing w:after="0" w:before="0" w:line="240" w:lineRule="auto"/>
       </w:pPr>
       <w:rPr>
+        <w:rFonts w:eastAsia="黑体"/>
         <w:b/>
         <w:bCs/>
       </w:rPr>
@@ -5663,6 +5977,7 @@
         <w:spacing w:after="0" w:before="0" w:line="240" w:lineRule="auto"/>
       </w:pPr>
       <w:rPr>
+        <w:rFonts w:eastAsia="黑体"/>
         <w:b/>
         <w:bCs/>
       </w:rPr>
@@ -5680,12 +5995,14 @@
     </w:tblStylePr>
     <w:tblStylePr w:type="firstCol">
       <w:rPr>
+        <w:rFonts w:eastAsia="黑体"/>
         <w:b/>
         <w:bCs/>
       </w:rPr>
     </w:tblStylePr>
     <w:tblStylePr w:type="lastCol">
       <w:rPr>
+        <w:rFonts w:eastAsia="黑体"/>
         <w:b/>
         <w:bCs/>
       </w:rPr>
@@ -5724,6 +6041,7 @@
       <w:spacing w:after="0" w:line="240" w:lineRule="auto"/>
     </w:pPr>
     <w:rPr>
+      <w:rFonts w:eastAsia="黑体"/>
       <w:color w:themeColor="accent5" w:themeShade="BF" w:val="31849B"/>
     </w:rPr>
     <w:tblPr>
@@ -5746,6 +6064,7 @@
         <w:spacing w:after="0" w:before="0" w:line="240" w:lineRule="auto"/>
       </w:pPr>
       <w:rPr>
+        <w:rFonts w:eastAsia="黑体"/>
         <w:b/>
         <w:bCs/>
       </w:rPr>
@@ -5766,6 +6085,7 @@
         <w:spacing w:after="0" w:before="0" w:line="240" w:lineRule="auto"/>
       </w:pPr>
       <w:rPr>
+        <w:rFonts w:eastAsia="黑体"/>
         <w:b/>
         <w:bCs/>
       </w:rPr>
@@ -5783,12 +6103,14 @@
     </w:tblStylePr>
     <w:tblStylePr w:type="firstCol">
       <w:rPr>
+        <w:rFonts w:eastAsia="黑体"/>
         <w:b/>
         <w:bCs/>
       </w:rPr>
     </w:tblStylePr>
     <w:tblStylePr w:type="lastCol">
       <w:rPr>
+        <w:rFonts w:eastAsia="黑体"/>
         <w:b/>
         <w:bCs/>
       </w:rPr>
@@ -5827,6 +6149,7 @@
       <w:spacing w:after="0" w:line="240" w:lineRule="auto"/>
     </w:pPr>
     <w:rPr>
+      <w:rFonts w:eastAsia="黑体"/>
       <w:color w:themeColor="accent6" w:themeShade="BF" w:val="E36C0A"/>
     </w:rPr>
     <w:tblPr>
@@ -5849,6 +6172,7 @@
         <w:spacing w:after="0" w:before="0" w:line="240" w:lineRule="auto"/>
       </w:pPr>
       <w:rPr>
+        <w:rFonts w:eastAsia="黑体"/>
         <w:b/>
         <w:bCs/>
       </w:rPr>
@@ -5869,6 +6193,7 @@
         <w:spacing w:after="0" w:before="0" w:line="240" w:lineRule="auto"/>
       </w:pPr>
       <w:rPr>
+        <w:rFonts w:eastAsia="黑体"/>
         <w:b/>
         <w:bCs/>
       </w:rPr>
@@ -5886,12 +6211,14 @@
     </w:tblStylePr>
     <w:tblStylePr w:type="firstCol">
       <w:rPr>
+        <w:rFonts w:eastAsia="黑体"/>
         <w:b/>
         <w:bCs/>
       </w:rPr>
     </w:tblStylePr>
     <w:tblStylePr w:type="lastCol">
       <w:rPr>
+        <w:rFonts w:eastAsia="黑体"/>
         <w:b/>
         <w:bCs/>
       </w:rPr>
@@ -5951,6 +6278,7 @@
         <w:spacing w:after="0" w:before="0" w:line="240" w:lineRule="auto"/>
       </w:pPr>
       <w:rPr>
+        <w:rFonts w:eastAsia="黑体"/>
         <w:b/>
         <w:bCs/>
         <w:color w:themeColor="background1" w:val="FFFFFF"/>
@@ -5965,6 +6293,7 @@
         <w:spacing w:after="0" w:before="0" w:line="240" w:lineRule="auto"/>
       </w:pPr>
       <w:rPr>
+        <w:rFonts w:eastAsia="黑体"/>
         <w:b/>
         <w:bCs/>
       </w:rPr>
@@ -5980,12 +6309,14 @@
     </w:tblStylePr>
     <w:tblStylePr w:type="firstCol">
       <w:rPr>
+        <w:rFonts w:eastAsia="黑体"/>
         <w:b/>
         <w:bCs/>
       </w:rPr>
     </w:tblStylePr>
     <w:tblStylePr w:type="lastCol">
       <w:rPr>
+        <w:rFonts w:eastAsia="黑体"/>
         <w:b/>
         <w:bCs/>
       </w:rPr>
@@ -6043,6 +6374,7 @@
         <w:spacing w:after="0" w:before="0" w:line="240" w:lineRule="auto"/>
       </w:pPr>
       <w:rPr>
+        <w:rFonts w:eastAsia="黑体"/>
         <w:b/>
         <w:bCs/>
         <w:color w:themeColor="background1" w:val="FFFFFF"/>
@@ -6057,6 +6389,7 @@
         <w:spacing w:after="0" w:before="0" w:line="240" w:lineRule="auto"/>
       </w:pPr>
       <w:rPr>
+        <w:rFonts w:eastAsia="黑体"/>
         <w:b/>
         <w:bCs/>
       </w:rPr>
@@ -6072,12 +6405,14 @@
     </w:tblStylePr>
     <w:tblStylePr w:type="firstCol">
       <w:rPr>
+        <w:rFonts w:eastAsia="黑体"/>
         <w:b/>
         <w:bCs/>
       </w:rPr>
     </w:tblStylePr>
     <w:tblStylePr w:type="lastCol">
       <w:rPr>
+        <w:rFonts w:eastAsia="黑体"/>
         <w:b/>
         <w:bCs/>
       </w:rPr>
@@ -6135,6 +6470,7 @@
         <w:spacing w:after="0" w:before="0" w:line="240" w:lineRule="auto"/>
       </w:pPr>
       <w:rPr>
+        <w:rFonts w:eastAsia="黑体"/>
         <w:b/>
         <w:bCs/>
         <w:color w:themeColor="background1" w:val="FFFFFF"/>
@@ -6149,6 +6485,7 @@
         <w:spacing w:after="0" w:before="0" w:line="240" w:lineRule="auto"/>
       </w:pPr>
       <w:rPr>
+        <w:rFonts w:eastAsia="黑体"/>
         <w:b/>
         <w:bCs/>
       </w:rPr>
@@ -6164,12 +6501,14 @@
     </w:tblStylePr>
     <w:tblStylePr w:type="firstCol">
       <w:rPr>
+        <w:rFonts w:eastAsia="黑体"/>
         <w:b/>
         <w:bCs/>
       </w:rPr>
     </w:tblStylePr>
     <w:tblStylePr w:type="lastCol">
       <w:rPr>
+        <w:rFonts w:eastAsia="黑体"/>
         <w:b/>
         <w:bCs/>
       </w:rPr>
@@ -6227,6 +6566,7 @@
         <w:spacing w:after="0" w:before="0" w:line="240" w:lineRule="auto"/>
       </w:pPr>
       <w:rPr>
+        <w:rFonts w:eastAsia="黑体"/>
         <w:b/>
         <w:bCs/>
         <w:color w:themeColor="background1" w:val="FFFFFF"/>
@@ -6241,6 +6581,7 @@
         <w:spacing w:after="0" w:before="0" w:line="240" w:lineRule="auto"/>
       </w:pPr>
       <w:rPr>
+        <w:rFonts w:eastAsia="黑体"/>
         <w:b/>
         <w:bCs/>
       </w:rPr>
@@ -6256,12 +6597,14 @@
     </w:tblStylePr>
     <w:tblStylePr w:type="firstCol">
       <w:rPr>
+        <w:rFonts w:eastAsia="黑体"/>
         <w:b/>
         <w:bCs/>
       </w:rPr>
     </w:tblStylePr>
     <w:tblStylePr w:type="lastCol">
       <w:rPr>
+        <w:rFonts w:eastAsia="黑体"/>
         <w:b/>
         <w:bCs/>
       </w:rPr>
@@ -6319,6 +6662,7 @@
         <w:spacing w:after="0" w:before="0" w:line="240" w:lineRule="auto"/>
       </w:pPr>
       <w:rPr>
+        <w:rFonts w:eastAsia="黑体"/>
         <w:b/>
         <w:bCs/>
         <w:color w:themeColor="background1" w:val="FFFFFF"/>
@@ -6333,6 +6677,7 @@
         <w:spacing w:after="0" w:before="0" w:line="240" w:lineRule="auto"/>
       </w:pPr>
       <w:rPr>
+        <w:rFonts w:eastAsia="黑体"/>
         <w:b/>
         <w:bCs/>
       </w:rPr>
@@ -6348,12 +6693,14 @@
     </w:tblStylePr>
     <w:tblStylePr w:type="firstCol">
       <w:rPr>
+        <w:rFonts w:eastAsia="黑体"/>
         <w:b/>
         <w:bCs/>
       </w:rPr>
     </w:tblStylePr>
     <w:tblStylePr w:type="lastCol">
       <w:rPr>
+        <w:rFonts w:eastAsia="黑体"/>
         <w:b/>
         <w:bCs/>
       </w:rPr>
@@ -6411,6 +6758,7 @@
         <w:spacing w:after="0" w:before="0" w:line="240" w:lineRule="auto"/>
       </w:pPr>
       <w:rPr>
+        <w:rFonts w:eastAsia="黑体"/>
         <w:b/>
         <w:bCs/>
         <w:color w:themeColor="background1" w:val="FFFFFF"/>
@@ -6425,6 +6773,7 @@
         <w:spacing w:after="0" w:before="0" w:line="240" w:lineRule="auto"/>
       </w:pPr>
       <w:rPr>
+        <w:rFonts w:eastAsia="黑体"/>
         <w:b/>
         <w:bCs/>
       </w:rPr>
@@ -6440,12 +6789,14 @@
     </w:tblStylePr>
     <w:tblStylePr w:type="firstCol">
       <w:rPr>
+        <w:rFonts w:eastAsia="黑体"/>
         <w:b/>
         <w:bCs/>
       </w:rPr>
     </w:tblStylePr>
     <w:tblStylePr w:type="lastCol">
       <w:rPr>
+        <w:rFonts w:eastAsia="黑体"/>
         <w:b/>
         <w:bCs/>
       </w:rPr>
@@ -6503,6 +6854,7 @@
         <w:spacing w:after="0" w:before="0" w:line="240" w:lineRule="auto"/>
       </w:pPr>
       <w:rPr>
+        <w:rFonts w:eastAsia="黑体"/>
         <w:b/>
         <w:bCs/>
         <w:color w:themeColor="background1" w:val="FFFFFF"/>
@@ -6517,6 +6869,7 @@
         <w:spacing w:after="0" w:before="0" w:line="240" w:lineRule="auto"/>
       </w:pPr>
       <w:rPr>
+        <w:rFonts w:eastAsia="黑体"/>
         <w:b/>
         <w:bCs/>
       </w:rPr>
@@ -6532,12 +6885,14 @@
     </w:tblStylePr>
     <w:tblStylePr w:type="firstCol">
       <w:rPr>
+        <w:rFonts w:eastAsia="黑体"/>
         <w:b/>
         <w:bCs/>
       </w:rPr>
     </w:tblStylePr>
     <w:tblStylePr w:type="lastCol">
       <w:rPr>
+        <w:rFonts w:eastAsia="黑体"/>
         <w:b/>
         <w:bCs/>
       </w:rPr>
@@ -6597,7 +6952,7 @@
         <w:spacing w:after="0" w:before="0" w:line="240" w:lineRule="auto"/>
       </w:pPr>
       <w:rPr>
-        <w:rFonts w:asciiTheme="majorHAnsi" w:cstheme="majorBidi" w:eastAsiaTheme="majorEastAsia" w:hAnsiTheme="majorHAnsi"/>
+        <w:rFonts w:asciiTheme="majorHAnsi" w:cstheme="majorBidi" w:hAnsiTheme="majorHAnsi" w:eastAsia="黑体"/>
         <w:b/>
         <w:bCs/>
       </w:rPr>
@@ -6618,7 +6973,7 @@
         <w:spacing w:after="0" w:before="0" w:line="240" w:lineRule="auto"/>
       </w:pPr>
       <w:rPr>
-        <w:rFonts w:asciiTheme="majorHAnsi" w:cstheme="majorBidi" w:eastAsiaTheme="majorEastAsia" w:hAnsiTheme="majorHAnsi"/>
+        <w:rFonts w:asciiTheme="majorHAnsi" w:cstheme="majorBidi" w:hAnsiTheme="majorHAnsi" w:eastAsia="黑体"/>
         <w:b/>
         <w:bCs/>
       </w:rPr>
@@ -6636,14 +6991,14 @@
     </w:tblStylePr>
     <w:tblStylePr w:type="firstCol">
       <w:rPr>
-        <w:rFonts w:asciiTheme="majorHAnsi" w:cstheme="majorBidi" w:eastAsiaTheme="majorEastAsia" w:hAnsiTheme="majorHAnsi"/>
+        <w:rFonts w:asciiTheme="majorHAnsi" w:cstheme="majorBidi" w:hAnsiTheme="majorHAnsi" w:eastAsia="黑体"/>
         <w:b/>
         <w:bCs/>
       </w:rPr>
     </w:tblStylePr>
     <w:tblStylePr w:type="lastCol">
       <w:rPr>
-        <w:rFonts w:asciiTheme="majorHAnsi" w:cstheme="majorBidi" w:eastAsiaTheme="majorEastAsia" w:hAnsiTheme="majorHAnsi"/>
+        <w:rFonts w:asciiTheme="majorHAnsi" w:cstheme="majorBidi" w:hAnsiTheme="majorHAnsi" w:eastAsia="黑体"/>
         <w:b/>
         <w:bCs/>
       </w:rPr>
@@ -6727,7 +7082,7 @@
         <w:spacing w:after="0" w:before="0" w:line="240" w:lineRule="auto"/>
       </w:pPr>
       <w:rPr>
-        <w:rFonts w:asciiTheme="majorHAnsi" w:cstheme="majorBidi" w:eastAsiaTheme="majorEastAsia" w:hAnsiTheme="majorHAnsi"/>
+        <w:rFonts w:asciiTheme="majorHAnsi" w:cstheme="majorBidi" w:hAnsiTheme="majorHAnsi" w:eastAsia="黑体"/>
         <w:b/>
         <w:bCs/>
       </w:rPr>
@@ -6748,7 +7103,7 @@
         <w:spacing w:after="0" w:before="0" w:line="240" w:lineRule="auto"/>
       </w:pPr>
       <w:rPr>
-        <w:rFonts w:asciiTheme="majorHAnsi" w:cstheme="majorBidi" w:eastAsiaTheme="majorEastAsia" w:hAnsiTheme="majorHAnsi"/>
+        <w:rFonts w:asciiTheme="majorHAnsi" w:cstheme="majorBidi" w:hAnsiTheme="majorHAnsi" w:eastAsia="黑体"/>
         <w:b/>
         <w:bCs/>
       </w:rPr>
@@ -6766,14 +7121,14 @@
     </w:tblStylePr>
     <w:tblStylePr w:type="firstCol">
       <w:rPr>
-        <w:rFonts w:asciiTheme="majorHAnsi" w:cstheme="majorBidi" w:eastAsiaTheme="majorEastAsia" w:hAnsiTheme="majorHAnsi"/>
+        <w:rFonts w:asciiTheme="majorHAnsi" w:cstheme="majorBidi" w:hAnsiTheme="majorHAnsi" w:eastAsia="黑体"/>
         <w:b/>
         <w:bCs/>
       </w:rPr>
     </w:tblStylePr>
     <w:tblStylePr w:type="lastCol">
       <w:rPr>
-        <w:rFonts w:asciiTheme="majorHAnsi" w:cstheme="majorBidi" w:eastAsiaTheme="majorEastAsia" w:hAnsiTheme="majorHAnsi"/>
+        <w:rFonts w:asciiTheme="majorHAnsi" w:cstheme="majorBidi" w:hAnsiTheme="majorHAnsi" w:eastAsia="黑体"/>
         <w:b/>
         <w:bCs/>
       </w:rPr>
@@ -6857,7 +7212,7 @@
         <w:spacing w:after="0" w:before="0" w:line="240" w:lineRule="auto"/>
       </w:pPr>
       <w:rPr>
-        <w:rFonts w:asciiTheme="majorHAnsi" w:cstheme="majorBidi" w:eastAsiaTheme="majorEastAsia" w:hAnsiTheme="majorHAnsi"/>
+        <w:rFonts w:asciiTheme="majorHAnsi" w:cstheme="majorBidi" w:hAnsiTheme="majorHAnsi" w:eastAsia="黑体"/>
         <w:b/>
         <w:bCs/>
       </w:rPr>
@@ -6878,7 +7233,7 @@
         <w:spacing w:after="0" w:before="0" w:line="240" w:lineRule="auto"/>
       </w:pPr>
       <w:rPr>
-        <w:rFonts w:asciiTheme="majorHAnsi" w:cstheme="majorBidi" w:eastAsiaTheme="majorEastAsia" w:hAnsiTheme="majorHAnsi"/>
+        <w:rFonts w:asciiTheme="majorHAnsi" w:cstheme="majorBidi" w:hAnsiTheme="majorHAnsi" w:eastAsia="黑体"/>
         <w:b/>
         <w:bCs/>
       </w:rPr>
@@ -6896,14 +7251,14 @@
     </w:tblStylePr>
     <w:tblStylePr w:type="firstCol">
       <w:rPr>
-        <w:rFonts w:asciiTheme="majorHAnsi" w:cstheme="majorBidi" w:eastAsiaTheme="majorEastAsia" w:hAnsiTheme="majorHAnsi"/>
+        <w:rFonts w:asciiTheme="majorHAnsi" w:cstheme="majorBidi" w:hAnsiTheme="majorHAnsi" w:eastAsia="黑体"/>
         <w:b/>
         <w:bCs/>
       </w:rPr>
     </w:tblStylePr>
     <w:tblStylePr w:type="lastCol">
       <w:rPr>
-        <w:rFonts w:asciiTheme="majorHAnsi" w:cstheme="majorBidi" w:eastAsiaTheme="majorEastAsia" w:hAnsiTheme="majorHAnsi"/>
+        <w:rFonts w:asciiTheme="majorHAnsi" w:cstheme="majorBidi" w:hAnsiTheme="majorHAnsi" w:eastAsia="黑体"/>
         <w:b/>
         <w:bCs/>
       </w:rPr>
@@ -6987,7 +7342,7 @@
         <w:spacing w:after="0" w:before="0" w:line="240" w:lineRule="auto"/>
       </w:pPr>
       <w:rPr>
-        <w:rFonts w:asciiTheme="majorHAnsi" w:cstheme="majorBidi" w:eastAsiaTheme="majorEastAsia" w:hAnsiTheme="majorHAnsi"/>
+        <w:rFonts w:asciiTheme="majorHAnsi" w:cstheme="majorBidi" w:hAnsiTheme="majorHAnsi" w:eastAsia="黑体"/>
         <w:b/>
         <w:bCs/>
       </w:rPr>
@@ -7008,7 +7363,7 @@
         <w:spacing w:after="0" w:before="0" w:line="240" w:lineRule="auto"/>
       </w:pPr>
       <w:rPr>
-        <w:rFonts w:asciiTheme="majorHAnsi" w:cstheme="majorBidi" w:eastAsiaTheme="majorEastAsia" w:hAnsiTheme="majorHAnsi"/>
+        <w:rFonts w:asciiTheme="majorHAnsi" w:cstheme="majorBidi" w:hAnsiTheme="majorHAnsi" w:eastAsia="黑体"/>
         <w:b/>
         <w:bCs/>
       </w:rPr>
@@ -7026,14 +7381,14 @@
     </w:tblStylePr>
     <w:tblStylePr w:type="firstCol">
       <w:rPr>
-        <w:rFonts w:asciiTheme="majorHAnsi" w:cstheme="majorBidi" w:eastAsiaTheme="majorEastAsia" w:hAnsiTheme="majorHAnsi"/>
+        <w:rFonts w:asciiTheme="majorHAnsi" w:cstheme="majorBidi" w:hAnsiTheme="majorHAnsi" w:eastAsia="黑体"/>
         <w:b/>
         <w:bCs/>
       </w:rPr>
     </w:tblStylePr>
     <w:tblStylePr w:type="lastCol">
       <w:rPr>
-        <w:rFonts w:asciiTheme="majorHAnsi" w:cstheme="majorBidi" w:eastAsiaTheme="majorEastAsia" w:hAnsiTheme="majorHAnsi"/>
+        <w:rFonts w:asciiTheme="majorHAnsi" w:cstheme="majorBidi" w:hAnsiTheme="majorHAnsi" w:eastAsia="黑体"/>
         <w:b/>
         <w:bCs/>
       </w:rPr>
@@ -7117,7 +7472,7 @@
         <w:spacing w:after="0" w:before="0" w:line="240" w:lineRule="auto"/>
       </w:pPr>
       <w:rPr>
-        <w:rFonts w:asciiTheme="majorHAnsi" w:cstheme="majorBidi" w:eastAsiaTheme="majorEastAsia" w:hAnsiTheme="majorHAnsi"/>
+        <w:rFonts w:asciiTheme="majorHAnsi" w:cstheme="majorBidi" w:hAnsiTheme="majorHAnsi" w:eastAsia="黑体"/>
         <w:b/>
         <w:bCs/>
       </w:rPr>
@@ -7138,7 +7493,7 @@
         <w:spacing w:after="0" w:before="0" w:line="240" w:lineRule="auto"/>
       </w:pPr>
       <w:rPr>
-        <w:rFonts w:asciiTheme="majorHAnsi" w:cstheme="majorBidi" w:eastAsiaTheme="majorEastAsia" w:hAnsiTheme="majorHAnsi"/>
+        <w:rFonts w:asciiTheme="majorHAnsi" w:cstheme="majorBidi" w:hAnsiTheme="majorHAnsi" w:eastAsia="黑体"/>
         <w:b/>
         <w:bCs/>
       </w:rPr>
@@ -7156,14 +7511,14 @@
     </w:tblStylePr>
     <w:tblStylePr w:type="firstCol">
       <w:rPr>
-        <w:rFonts w:asciiTheme="majorHAnsi" w:cstheme="majorBidi" w:eastAsiaTheme="majorEastAsia" w:hAnsiTheme="majorHAnsi"/>
+        <w:rFonts w:asciiTheme="majorHAnsi" w:cstheme="majorBidi" w:hAnsiTheme="majorHAnsi" w:eastAsia="黑体"/>
         <w:b/>
         <w:bCs/>
       </w:rPr>
     </w:tblStylePr>
     <w:tblStylePr w:type="lastCol">
       <w:rPr>
-        <w:rFonts w:asciiTheme="majorHAnsi" w:cstheme="majorBidi" w:eastAsiaTheme="majorEastAsia" w:hAnsiTheme="majorHAnsi"/>
+        <w:rFonts w:asciiTheme="majorHAnsi" w:cstheme="majorBidi" w:hAnsiTheme="majorHAnsi" w:eastAsia="黑体"/>
         <w:b/>
         <w:bCs/>
       </w:rPr>
@@ -7247,7 +7602,7 @@
         <w:spacing w:after="0" w:before="0" w:line="240" w:lineRule="auto"/>
       </w:pPr>
       <w:rPr>
-        <w:rFonts w:asciiTheme="majorHAnsi" w:cstheme="majorBidi" w:eastAsiaTheme="majorEastAsia" w:hAnsiTheme="majorHAnsi"/>
+        <w:rFonts w:asciiTheme="majorHAnsi" w:cstheme="majorBidi" w:hAnsiTheme="majorHAnsi" w:eastAsia="黑体"/>
         <w:b/>
         <w:bCs/>
       </w:rPr>
@@ -7268,7 +7623,7 @@
         <w:spacing w:after="0" w:before="0" w:line="240" w:lineRule="auto"/>
       </w:pPr>
       <w:rPr>
-        <w:rFonts w:asciiTheme="majorHAnsi" w:cstheme="majorBidi" w:eastAsiaTheme="majorEastAsia" w:hAnsiTheme="majorHAnsi"/>
+        <w:rFonts w:asciiTheme="majorHAnsi" w:cstheme="majorBidi" w:hAnsiTheme="majorHAnsi" w:eastAsia="黑体"/>
         <w:b/>
         <w:bCs/>
       </w:rPr>
@@ -7286,14 +7641,14 @@
     </w:tblStylePr>
     <w:tblStylePr w:type="firstCol">
       <w:rPr>
-        <w:rFonts w:asciiTheme="majorHAnsi" w:cstheme="majorBidi" w:eastAsiaTheme="majorEastAsia" w:hAnsiTheme="majorHAnsi"/>
+        <w:rFonts w:asciiTheme="majorHAnsi" w:cstheme="majorBidi" w:hAnsiTheme="majorHAnsi" w:eastAsia="黑体"/>
         <w:b/>
         <w:bCs/>
       </w:rPr>
     </w:tblStylePr>
     <w:tblStylePr w:type="lastCol">
       <w:rPr>
-        <w:rFonts w:asciiTheme="majorHAnsi" w:cstheme="majorBidi" w:eastAsiaTheme="majorEastAsia" w:hAnsiTheme="majorHAnsi"/>
+        <w:rFonts w:asciiTheme="majorHAnsi" w:cstheme="majorBidi" w:hAnsiTheme="majorHAnsi" w:eastAsia="黑体"/>
         <w:b/>
         <w:bCs/>
       </w:rPr>
@@ -7377,7 +7732,7 @@
         <w:spacing w:after="0" w:before="0" w:line="240" w:lineRule="auto"/>
       </w:pPr>
       <w:rPr>
-        <w:rFonts w:asciiTheme="majorHAnsi" w:cstheme="majorBidi" w:eastAsiaTheme="majorEastAsia" w:hAnsiTheme="majorHAnsi"/>
+        <w:rFonts w:asciiTheme="majorHAnsi" w:cstheme="majorBidi" w:hAnsiTheme="majorHAnsi" w:eastAsia="黑体"/>
         <w:b/>
         <w:bCs/>
       </w:rPr>
@@ -7398,7 +7753,7 @@
         <w:spacing w:after="0" w:before="0" w:line="240" w:lineRule="auto"/>
       </w:pPr>
       <w:rPr>
-        <w:rFonts w:asciiTheme="majorHAnsi" w:cstheme="majorBidi" w:eastAsiaTheme="majorEastAsia" w:hAnsiTheme="majorHAnsi"/>
+        <w:rFonts w:asciiTheme="majorHAnsi" w:cstheme="majorBidi" w:hAnsiTheme="majorHAnsi" w:eastAsia="黑体"/>
         <w:b/>
         <w:bCs/>
       </w:rPr>
@@ -7416,14 +7771,14 @@
     </w:tblStylePr>
     <w:tblStylePr w:type="firstCol">
       <w:rPr>
-        <w:rFonts w:asciiTheme="majorHAnsi" w:cstheme="majorBidi" w:eastAsiaTheme="majorEastAsia" w:hAnsiTheme="majorHAnsi"/>
+        <w:rFonts w:asciiTheme="majorHAnsi" w:cstheme="majorBidi" w:hAnsiTheme="majorHAnsi" w:eastAsia="黑体"/>
         <w:b/>
         <w:bCs/>
       </w:rPr>
     </w:tblStylePr>
     <w:tblStylePr w:type="lastCol">
       <w:rPr>
-        <w:rFonts w:asciiTheme="majorHAnsi" w:cstheme="majorBidi" w:eastAsiaTheme="majorEastAsia" w:hAnsiTheme="majorHAnsi"/>
+        <w:rFonts w:asciiTheme="majorHAnsi" w:cstheme="majorBidi" w:hAnsiTheme="majorHAnsi" w:eastAsia="黑体"/>
         <w:b/>
         <w:bCs/>
       </w:rPr>
@@ -7506,6 +7861,7 @@
         <w:spacing w:after="0" w:before="0" w:line="240" w:lineRule="auto"/>
       </w:pPr>
       <w:rPr>
+        <w:rFonts w:eastAsia="黑体"/>
         <w:b/>
         <w:bCs/>
         <w:color w:themeColor="background1" w:val="FFFFFF"/>
@@ -7528,6 +7884,7 @@
         <w:spacing w:after="0" w:before="0" w:line="240" w:lineRule="auto"/>
       </w:pPr>
       <w:rPr>
+        <w:rFonts w:eastAsia="黑体"/>
         <w:b/>
         <w:bCs/>
       </w:rPr>
@@ -7545,12 +7902,14 @@
     </w:tblStylePr>
     <w:tblStylePr w:type="firstCol">
       <w:rPr>
+        <w:rFonts w:eastAsia="黑体"/>
         <w:b/>
         <w:bCs/>
       </w:rPr>
     </w:tblStylePr>
     <w:tblStylePr w:type="lastCol">
       <w:rPr>
+        <w:rFonts w:eastAsia="黑体"/>
         <w:b/>
         <w:bCs/>
       </w:rPr>
@@ -7612,6 +7971,7 @@
         <w:spacing w:after="0" w:before="0" w:line="240" w:lineRule="auto"/>
       </w:pPr>
       <w:rPr>
+        <w:rFonts w:eastAsia="黑体"/>
         <w:b/>
         <w:bCs/>
         <w:color w:themeColor="background1" w:val="FFFFFF"/>
@@ -7634,6 +7994,7 @@
         <w:spacing w:after="0" w:before="0" w:line="240" w:lineRule="auto"/>
       </w:pPr>
       <w:rPr>
+        <w:rFonts w:eastAsia="黑体"/>
         <w:b/>
         <w:bCs/>
       </w:rPr>
@@ -7651,12 +8012,14 @@
     </w:tblStylePr>
     <w:tblStylePr w:type="firstCol">
       <w:rPr>
+        <w:rFonts w:eastAsia="黑体"/>
         <w:b/>
         <w:bCs/>
       </w:rPr>
     </w:tblStylePr>
     <w:tblStylePr w:type="lastCol">
       <w:rPr>
+        <w:rFonts w:eastAsia="黑体"/>
         <w:b/>
         <w:bCs/>
       </w:rPr>
@@ -7718,6 +8081,7 @@
         <w:spacing w:after="0" w:before="0" w:line="240" w:lineRule="auto"/>
       </w:pPr>
       <w:rPr>
+        <w:rFonts w:eastAsia="黑体"/>
         <w:b/>
         <w:bCs/>
         <w:color w:themeColor="background1" w:val="FFFFFF"/>
@@ -7740,6 +8104,7 @@
         <w:spacing w:after="0" w:before="0" w:line="240" w:lineRule="auto"/>
       </w:pPr>
       <w:rPr>
+        <w:rFonts w:eastAsia="黑体"/>
         <w:b/>
         <w:bCs/>
       </w:rPr>
@@ -7757,12 +8122,14 @@
     </w:tblStylePr>
     <w:tblStylePr w:type="firstCol">
       <w:rPr>
+        <w:rFonts w:eastAsia="黑体"/>
         <w:b/>
         <w:bCs/>
       </w:rPr>
     </w:tblStylePr>
     <w:tblStylePr w:type="lastCol">
       <w:rPr>
+        <w:rFonts w:eastAsia="黑体"/>
         <w:b/>
         <w:bCs/>
       </w:rPr>
@@ -7824,6 +8191,7 @@
         <w:spacing w:after="0" w:before="0" w:line="240" w:lineRule="auto"/>
       </w:pPr>
       <w:rPr>
+        <w:rFonts w:eastAsia="黑体"/>
         <w:b/>
         <w:bCs/>
         <w:color w:themeColor="background1" w:val="FFFFFF"/>
@@ -7846,6 +8214,7 @@
         <w:spacing w:after="0" w:before="0" w:line="240" w:lineRule="auto"/>
       </w:pPr>
       <w:rPr>
+        <w:rFonts w:eastAsia="黑体"/>
         <w:b/>
         <w:bCs/>
       </w:rPr>
@@ -7863,12 +8232,14 @@
     </w:tblStylePr>
     <w:tblStylePr w:type="firstCol">
       <w:rPr>
+        <w:rFonts w:eastAsia="黑体"/>
         <w:b/>
         <w:bCs/>
       </w:rPr>
     </w:tblStylePr>
     <w:tblStylePr w:type="lastCol">
       <w:rPr>
+        <w:rFonts w:eastAsia="黑体"/>
         <w:b/>
         <w:bCs/>
       </w:rPr>
@@ -7930,6 +8301,7 @@
         <w:spacing w:after="0" w:before="0" w:line="240" w:lineRule="auto"/>
       </w:pPr>
       <w:rPr>
+        <w:rFonts w:eastAsia="黑体"/>
         <w:b/>
         <w:bCs/>
         <w:color w:themeColor="background1" w:val="FFFFFF"/>
@@ -7952,6 +8324,7 @@
         <w:spacing w:after="0" w:before="0" w:line="240" w:lineRule="auto"/>
       </w:pPr>
       <w:rPr>
+        <w:rFonts w:eastAsia="黑体"/>
         <w:b/>
         <w:bCs/>
       </w:rPr>
@@ -7969,12 +8342,14 @@
     </w:tblStylePr>
     <w:tblStylePr w:type="firstCol">
       <w:rPr>
+        <w:rFonts w:eastAsia="黑体"/>
         <w:b/>
         <w:bCs/>
       </w:rPr>
     </w:tblStylePr>
     <w:tblStylePr w:type="lastCol">
       <w:rPr>
+        <w:rFonts w:eastAsia="黑体"/>
         <w:b/>
         <w:bCs/>
       </w:rPr>
@@ -8036,6 +8411,7 @@
         <w:spacing w:after="0" w:before="0" w:line="240" w:lineRule="auto"/>
       </w:pPr>
       <w:rPr>
+        <w:rFonts w:eastAsia="黑体"/>
         <w:b/>
         <w:bCs/>
         <w:color w:themeColor="background1" w:val="FFFFFF"/>
@@ -8058,6 +8434,7 @@
         <w:spacing w:after="0" w:before="0" w:line="240" w:lineRule="auto"/>
       </w:pPr>
       <w:rPr>
+        <w:rFonts w:eastAsia="黑体"/>
         <w:b/>
         <w:bCs/>
       </w:rPr>
@@ -8075,12 +8452,14 @@
     </w:tblStylePr>
     <w:tblStylePr w:type="firstCol">
       <w:rPr>
+        <w:rFonts w:eastAsia="黑体"/>
         <w:b/>
         <w:bCs/>
       </w:rPr>
     </w:tblStylePr>
     <w:tblStylePr w:type="lastCol">
       <w:rPr>
+        <w:rFonts w:eastAsia="黑体"/>
         <w:b/>
         <w:bCs/>
       </w:rPr>
@@ -8142,6 +8521,7 @@
         <w:spacing w:after="0" w:before="0" w:line="240" w:lineRule="auto"/>
       </w:pPr>
       <w:rPr>
+        <w:rFonts w:eastAsia="黑体"/>
         <w:b/>
         <w:bCs/>
         <w:color w:themeColor="background1" w:val="FFFFFF"/>
@@ -8164,6 +8544,7 @@
         <w:spacing w:after="0" w:before="0" w:line="240" w:lineRule="auto"/>
       </w:pPr>
       <w:rPr>
+        <w:rFonts w:eastAsia="黑体"/>
         <w:b/>
         <w:bCs/>
       </w:rPr>
@@ -8181,12 +8562,14 @@
     </w:tblStylePr>
     <w:tblStylePr w:type="firstCol">
       <w:rPr>
+        <w:rFonts w:eastAsia="黑体"/>
         <w:b/>
         <w:bCs/>
       </w:rPr>
     </w:tblStylePr>
     <w:tblStylePr w:type="lastCol">
       <w:rPr>
+        <w:rFonts w:eastAsia="黑体"/>
         <w:b/>
         <w:bCs/>
       </w:rPr>
@@ -8245,6 +8628,7 @@
         <w:spacing w:after="0" w:before="0" w:line="240" w:lineRule="auto"/>
       </w:pPr>
       <w:rPr>
+        <w:rFonts w:eastAsia="黑体"/>
         <w:b/>
         <w:bCs/>
         <w:color w:themeColor="background1" w:val="FFFFFF"/>
@@ -8267,6 +8651,7 @@
         <w:spacing w:after="0" w:before="0" w:line="240" w:lineRule="auto"/>
       </w:pPr>
       <w:rPr>
+        <w:rFonts w:eastAsia="黑体"/>
         <w:color w:val="auto"/>
       </w:rPr>
       <w:tblPr/>
@@ -8284,6 +8669,7 @@
     </w:tblStylePr>
     <w:tblStylePr w:type="firstCol">
       <w:rPr>
+        <w:rFonts w:eastAsia="黑体"/>
         <w:b/>
         <w:bCs/>
         <w:color w:themeColor="background1" w:val="FFFFFF"/>
@@ -8303,6 +8689,7 @@
     </w:tblStylePr>
     <w:tblStylePr w:type="lastCol">
       <w:rPr>
+        <w:rFonts w:eastAsia="黑体"/>
         <w:b/>
         <w:bCs/>
         <w:color w:themeColor="background1" w:val="FFFFFF"/>
@@ -8351,6 +8738,7 @@
     </w:tblStylePr>
     <w:tblStylePr w:type="nwCell">
       <w:rPr>
+        <w:rFonts w:eastAsia="黑体"/>
         <w:color w:themeColor="background1" w:val="FFFFFF"/>
       </w:rPr>
       <w:tblPr/>
@@ -8394,6 +8782,7 @@
         <w:spacing w:after="0" w:before="0" w:line="240" w:lineRule="auto"/>
       </w:pPr>
       <w:rPr>
+        <w:rFonts w:eastAsia="黑体"/>
         <w:b/>
         <w:bCs/>
         <w:color w:themeColor="background1" w:val="FFFFFF"/>
@@ -8416,6 +8805,7 @@
         <w:spacing w:after="0" w:before="0" w:line="240" w:lineRule="auto"/>
       </w:pPr>
       <w:rPr>
+        <w:rFonts w:eastAsia="黑体"/>
         <w:color w:val="auto"/>
       </w:rPr>
       <w:tblPr/>
@@ -8433,6 +8823,7 @@
     </w:tblStylePr>
     <w:tblStylePr w:type="firstCol">
       <w:rPr>
+        <w:rFonts w:eastAsia="黑体"/>
         <w:b/>
         <w:bCs/>
         <w:color w:themeColor="background1" w:val="FFFFFF"/>
@@ -8452,6 +8843,7 @@
     </w:tblStylePr>
     <w:tblStylePr w:type="lastCol">
       <w:rPr>
+        <w:rFonts w:eastAsia="黑体"/>
         <w:b/>
         <w:bCs/>
         <w:color w:themeColor="background1" w:val="FFFFFF"/>
@@ -8500,6 +8892,7 @@
     </w:tblStylePr>
     <w:tblStylePr w:type="nwCell">
       <w:rPr>
+        <w:rFonts w:eastAsia="黑体"/>
         <w:color w:themeColor="background1" w:val="FFFFFF"/>
       </w:rPr>
       <w:tblPr/>
@@ -8543,6 +8936,7 @@
         <w:spacing w:after="0" w:before="0" w:line="240" w:lineRule="auto"/>
       </w:pPr>
       <w:rPr>
+        <w:rFonts w:eastAsia="黑体"/>
         <w:b/>
         <w:bCs/>
         <w:color w:themeColor="background1" w:val="FFFFFF"/>
@@ -8565,6 +8959,7 @@
         <w:spacing w:after="0" w:before="0" w:line="240" w:lineRule="auto"/>
       </w:pPr>
       <w:rPr>
+        <w:rFonts w:eastAsia="黑体"/>
         <w:color w:val="auto"/>
       </w:rPr>
       <w:tblPr/>
@@ -8582,6 +8977,7 @@
     </w:tblStylePr>
     <w:tblStylePr w:type="firstCol">
       <w:rPr>
+        <w:rFonts w:eastAsia="黑体"/>
         <w:b/>
         <w:bCs/>
         <w:color w:themeColor="background1" w:val="FFFFFF"/>
@@ -8601,6 +8997,7 @@
     </w:tblStylePr>
     <w:tblStylePr w:type="lastCol">
       <w:rPr>
+        <w:rFonts w:eastAsia="黑体"/>
         <w:b/>
         <w:bCs/>
         <w:color w:themeColor="background1" w:val="FFFFFF"/>
@@ -8649,6 +9046,7 @@
     </w:tblStylePr>
     <w:tblStylePr w:type="nwCell">
       <w:rPr>
+        <w:rFonts w:eastAsia="黑体"/>
         <w:color w:themeColor="background1" w:val="FFFFFF"/>
       </w:rPr>
       <w:tblPr/>
@@ -8692,6 +9090,7 @@
         <w:spacing w:after="0" w:before="0" w:line="240" w:lineRule="auto"/>
       </w:pPr>
       <w:rPr>
+        <w:rFonts w:eastAsia="黑体"/>
         <w:b/>
         <w:bCs/>
         <w:color w:themeColor="background1" w:val="FFFFFF"/>
@@ -8714,6 +9113,7 @@
         <w:spacing w:after="0" w:before="0" w:line="240" w:lineRule="auto"/>
       </w:pPr>
       <w:rPr>
+        <w:rFonts w:eastAsia="黑体"/>
         <w:color w:val="auto"/>
       </w:rPr>
       <w:tblPr/>
@@ -8731,6 +9131,7 @@
     </w:tblStylePr>
     <w:tblStylePr w:type="firstCol">
       <w:rPr>
+        <w:rFonts w:eastAsia="黑体"/>
         <w:b/>
         <w:bCs/>
         <w:color w:themeColor="background1" w:val="FFFFFF"/>
@@ -8750,6 +9151,7 @@
     </w:tblStylePr>
     <w:tblStylePr w:type="lastCol">
       <w:rPr>
+        <w:rFonts w:eastAsia="黑体"/>
         <w:b/>
         <w:bCs/>
         <w:color w:themeColor="background1" w:val="FFFFFF"/>
@@ -8798,6 +9200,7 @@
     </w:tblStylePr>
     <w:tblStylePr w:type="nwCell">
       <w:rPr>
+        <w:rFonts w:eastAsia="黑体"/>
         <w:color w:themeColor="background1" w:val="FFFFFF"/>
       </w:rPr>
       <w:tblPr/>
@@ -8841,6 +9244,7 @@
         <w:spacing w:after="0" w:before="0" w:line="240" w:lineRule="auto"/>
       </w:pPr>
       <w:rPr>
+        <w:rFonts w:eastAsia="黑体"/>
         <w:b/>
         <w:bCs/>
         <w:color w:themeColor="background1" w:val="FFFFFF"/>
@@ -8863,6 +9267,7 @@
         <w:spacing w:after="0" w:before="0" w:line="240" w:lineRule="auto"/>
       </w:pPr>
       <w:rPr>
+        <w:rFonts w:eastAsia="黑体"/>
         <w:color w:val="auto"/>
       </w:rPr>
       <w:tblPr/>
@@ -8880,6 +9285,7 @@
     </w:tblStylePr>
     <w:tblStylePr w:type="firstCol">
       <w:rPr>
+        <w:rFonts w:eastAsia="黑体"/>
         <w:b/>
         <w:bCs/>
         <w:color w:themeColor="background1" w:val="FFFFFF"/>
@@ -8899,6 +9305,7 @@
     </w:tblStylePr>
     <w:tblStylePr w:type="lastCol">
       <w:rPr>
+        <w:rFonts w:eastAsia="黑体"/>
         <w:b/>
         <w:bCs/>
         <w:color w:themeColor="background1" w:val="FFFFFF"/>
@@ -8947,6 +9354,7 @@
     </w:tblStylePr>
     <w:tblStylePr w:type="nwCell">
       <w:rPr>
+        <w:rFonts w:eastAsia="黑体"/>
         <w:color w:themeColor="background1" w:val="FFFFFF"/>
       </w:rPr>
       <w:tblPr/>
@@ -8990,6 +9398,7 @@
         <w:spacing w:after="0" w:before="0" w:line="240" w:lineRule="auto"/>
       </w:pPr>
       <w:rPr>
+        <w:rFonts w:eastAsia="黑体"/>
         <w:b/>
         <w:bCs/>
         <w:color w:themeColor="background1" w:val="FFFFFF"/>
@@ -9012,6 +9421,7 @@
         <w:spacing w:after="0" w:before="0" w:line="240" w:lineRule="auto"/>
       </w:pPr>
       <w:rPr>
+        <w:rFonts w:eastAsia="黑体"/>
         <w:color w:val="auto"/>
       </w:rPr>
       <w:tblPr/>
@@ -9029,6 +9439,7 @@
     </w:tblStylePr>
     <w:tblStylePr w:type="firstCol">
       <w:rPr>
+        <w:rFonts w:eastAsia="黑体"/>
         <w:b/>
         <w:bCs/>
         <w:color w:themeColor="background1" w:val="FFFFFF"/>
@@ -9048,6 +9459,7 @@
     </w:tblStylePr>
     <w:tblStylePr w:type="lastCol">
       <w:rPr>
+        <w:rFonts w:eastAsia="黑体"/>
         <w:b/>
         <w:bCs/>
         <w:color w:themeColor="background1" w:val="FFFFFF"/>
@@ -9096,6 +9508,7 @@
     </w:tblStylePr>
     <w:tblStylePr w:type="nwCell">
       <w:rPr>
+        <w:rFonts w:eastAsia="黑体"/>
         <w:color w:themeColor="background1" w:val="FFFFFF"/>
       </w:rPr>
       <w:tblPr/>
@@ -9139,6 +9552,7 @@
         <w:spacing w:after="0" w:before="0" w:line="240" w:lineRule="auto"/>
       </w:pPr>
       <w:rPr>
+        <w:rFonts w:eastAsia="黑体"/>
         <w:b/>
         <w:bCs/>
         <w:color w:themeColor="background1" w:val="FFFFFF"/>
@@ -9161,6 +9575,7 @@
         <w:spacing w:after="0" w:before="0" w:line="240" w:lineRule="auto"/>
       </w:pPr>
       <w:rPr>
+        <w:rFonts w:eastAsia="黑体"/>
         <w:color w:val="auto"/>
       </w:rPr>
       <w:tblPr/>
@@ -9178,6 +9593,7 @@
     </w:tblStylePr>
     <w:tblStylePr w:type="firstCol">
       <w:rPr>
+        <w:rFonts w:eastAsia="黑体"/>
         <w:b/>
         <w:bCs/>
         <w:color w:themeColor="background1" w:val="FFFFFF"/>
@@ -9197,6 +9613,7 @@
     </w:tblStylePr>
     <w:tblStylePr w:type="lastCol">
       <w:rPr>
+        <w:rFonts w:eastAsia="黑体"/>
         <w:b/>
         <w:bCs/>
         <w:color w:themeColor="background1" w:val="FFFFFF"/>
@@ -9245,6 +9662,7 @@
     </w:tblStylePr>
     <w:tblStylePr w:type="nwCell">
       <w:rPr>
+        <w:rFonts w:eastAsia="黑体"/>
         <w:color w:themeColor="background1" w:val="FFFFFF"/>
       </w:rPr>
       <w:tblPr/>
@@ -9269,6 +9687,7 @@
       <w:spacing w:after="0" w:line="240" w:lineRule="auto"/>
     </w:pPr>
     <w:rPr>
+      <w:rFonts w:eastAsia="黑体"/>
       <w:color w:themeColor="text1" w:val="000000"/>
     </w:rPr>
     <w:tblPr>
@@ -9288,7 +9707,7 @@
     </w:tblPr>
     <w:tblStylePr w:type="firstRow">
       <w:rPr>
-        <w:rFonts w:asciiTheme="majorHAnsi" w:cstheme="majorBidi" w:eastAsiaTheme="majorEastAsia" w:hAnsiTheme="majorHAnsi"/>
+        <w:rFonts w:asciiTheme="majorHAnsi" w:cstheme="majorBidi" w:hAnsiTheme="majorHAnsi" w:eastAsia="黑体"/>
       </w:rPr>
       <w:tblPr/>
       <w:tcPr>
@@ -9300,6 +9719,7 @@
     </w:tblStylePr>
     <w:tblStylePr w:type="lastRow">
       <w:rPr>
+        <w:rFonts w:eastAsia="黑体"/>
         <w:b/>
         <w:bCs/>
         <w:color w:themeColor="text2" w:val="1F497D"/>
@@ -9314,12 +9734,14 @@
     </w:tblStylePr>
     <w:tblStylePr w:type="firstCol">
       <w:rPr>
+        <w:rFonts w:eastAsia="黑体"/>
         <w:b/>
         <w:bCs/>
       </w:rPr>
     </w:tblStylePr>
     <w:tblStylePr w:type="lastCol">
       <w:rPr>
+        <w:rFonts w:eastAsia="黑体"/>
         <w:b/>
         <w:bCs/>
       </w:rPr>
@@ -9353,6 +9775,7 @@
       <w:spacing w:after="0" w:line="240" w:lineRule="auto"/>
     </w:pPr>
     <w:rPr>
+      <w:rFonts w:eastAsia="黑体"/>
       <w:color w:themeColor="text1" w:val="000000"/>
     </w:rPr>
     <w:tblPr>
@@ -9372,7 +9795,7 @@
     </w:tblPr>
     <w:tblStylePr w:type="firstRow">
       <w:rPr>
-        <w:rFonts w:asciiTheme="majorHAnsi" w:cstheme="majorBidi" w:eastAsiaTheme="majorEastAsia" w:hAnsiTheme="majorHAnsi"/>
+        <w:rFonts w:asciiTheme="majorHAnsi" w:cstheme="majorBidi" w:hAnsiTheme="majorHAnsi" w:eastAsia="黑体"/>
       </w:rPr>
       <w:tblPr/>
       <w:tcPr>
@@ -9384,6 +9807,7 @@
     </w:tblStylePr>
     <w:tblStylePr w:type="lastRow">
       <w:rPr>
+        <w:rFonts w:eastAsia="黑体"/>
         <w:b/>
         <w:bCs/>
         <w:color w:themeColor="text2" w:val="1F497D"/>
@@ -9398,12 +9822,14 @@
     </w:tblStylePr>
     <w:tblStylePr w:type="firstCol">
       <w:rPr>
+        <w:rFonts w:eastAsia="黑体"/>
         <w:b/>
         <w:bCs/>
       </w:rPr>
     </w:tblStylePr>
     <w:tblStylePr w:type="lastCol">
       <w:rPr>
+        <w:rFonts w:eastAsia="黑体"/>
         <w:b/>
         <w:bCs/>
       </w:rPr>
@@ -9437,6 +9863,7 @@
       <w:spacing w:after="0" w:line="240" w:lineRule="auto"/>
     </w:pPr>
     <w:rPr>
+      <w:rFonts w:eastAsia="黑体"/>
       <w:color w:themeColor="text1" w:val="000000"/>
     </w:rPr>
     <w:tblPr>
@@ -9456,7 +9883,7 @@
     </w:tblPr>
     <w:tblStylePr w:type="firstRow">
       <w:rPr>
-        <w:rFonts w:asciiTheme="majorHAnsi" w:cstheme="majorBidi" w:eastAsiaTheme="majorEastAsia" w:hAnsiTheme="majorHAnsi"/>
+        <w:rFonts w:asciiTheme="majorHAnsi" w:cstheme="majorBidi" w:hAnsiTheme="majorHAnsi" w:eastAsia="黑体"/>
       </w:rPr>
       <w:tblPr/>
       <w:tcPr>
@@ -9468,6 +9895,7 @@
     </w:tblStylePr>
     <w:tblStylePr w:type="lastRow">
       <w:rPr>
+        <w:rFonts w:eastAsia="黑体"/>
         <w:b/>
         <w:bCs/>
         <w:color w:themeColor="text2" w:val="1F497D"/>
@@ -9482,12 +9910,14 @@
     </w:tblStylePr>
     <w:tblStylePr w:type="firstCol">
       <w:rPr>
+        <w:rFonts w:eastAsia="黑体"/>
         <w:b/>
         <w:bCs/>
       </w:rPr>
     </w:tblStylePr>
     <w:tblStylePr w:type="lastCol">
       <w:rPr>
+        <w:rFonts w:eastAsia="黑体"/>
         <w:b/>
         <w:bCs/>
       </w:rPr>
@@ -9521,6 +9951,7 @@
       <w:spacing w:after="0" w:line="240" w:lineRule="auto"/>
     </w:pPr>
     <w:rPr>
+      <w:rFonts w:eastAsia="黑体"/>
       <w:color w:themeColor="text1" w:val="000000"/>
     </w:rPr>
     <w:tblPr>
@@ -9540,7 +9971,7 @@
     </w:tblPr>
     <w:tblStylePr w:type="firstRow">
       <w:rPr>
-        <w:rFonts w:asciiTheme="majorHAnsi" w:cstheme="majorBidi" w:eastAsiaTheme="majorEastAsia" w:hAnsiTheme="majorHAnsi"/>
+        <w:rFonts w:asciiTheme="majorHAnsi" w:cstheme="majorBidi" w:hAnsiTheme="majorHAnsi" w:eastAsia="黑体"/>
       </w:rPr>
       <w:tblPr/>
       <w:tcPr>
@@ -9552,6 +9983,7 @@
     </w:tblStylePr>
     <w:tblStylePr w:type="lastRow">
       <w:rPr>
+        <w:rFonts w:eastAsia="黑体"/>
         <w:b/>
         <w:bCs/>
         <w:color w:themeColor="text2" w:val="1F497D"/>
@@ -9566,12 +9998,14 @@
     </w:tblStylePr>
     <w:tblStylePr w:type="firstCol">
       <w:rPr>
+        <w:rFonts w:eastAsia="黑体"/>
         <w:b/>
         <w:bCs/>
       </w:rPr>
     </w:tblStylePr>
     <w:tblStylePr w:type="lastCol">
       <w:rPr>
+        <w:rFonts w:eastAsia="黑体"/>
         <w:b/>
         <w:bCs/>
       </w:rPr>
@@ -9605,6 +10039,7 @@
       <w:spacing w:after="0" w:line="240" w:lineRule="auto"/>
     </w:pPr>
     <w:rPr>
+      <w:rFonts w:eastAsia="黑体"/>
       <w:color w:themeColor="text1" w:val="000000"/>
     </w:rPr>
     <w:tblPr>
@@ -9624,7 +10059,7 @@
     </w:tblPr>
     <w:tblStylePr w:type="firstRow">
       <w:rPr>
-        <w:rFonts w:asciiTheme="majorHAnsi" w:cstheme="majorBidi" w:eastAsiaTheme="majorEastAsia" w:hAnsiTheme="majorHAnsi"/>
+        <w:rFonts w:asciiTheme="majorHAnsi" w:cstheme="majorBidi" w:hAnsiTheme="majorHAnsi" w:eastAsia="黑体"/>
       </w:rPr>
       <w:tblPr/>
       <w:tcPr>
@@ -9636,6 +10071,7 @@
     </w:tblStylePr>
     <w:tblStylePr w:type="lastRow">
       <w:rPr>
+        <w:rFonts w:eastAsia="黑体"/>
         <w:b/>
         <w:bCs/>
         <w:color w:themeColor="text2" w:val="1F497D"/>
@@ -9650,12 +10086,14 @@
     </w:tblStylePr>
     <w:tblStylePr w:type="firstCol">
       <w:rPr>
+        <w:rFonts w:eastAsia="黑体"/>
         <w:b/>
         <w:bCs/>
       </w:rPr>
     </w:tblStylePr>
     <w:tblStylePr w:type="lastCol">
       <w:rPr>
+        <w:rFonts w:eastAsia="黑体"/>
         <w:b/>
         <w:bCs/>
       </w:rPr>
@@ -9689,6 +10127,7 @@
       <w:spacing w:after="0" w:line="240" w:lineRule="auto"/>
     </w:pPr>
     <w:rPr>
+      <w:rFonts w:eastAsia="黑体"/>
       <w:color w:themeColor="text1" w:val="000000"/>
     </w:rPr>
     <w:tblPr>
@@ -9708,7 +10147,7 @@
     </w:tblPr>
     <w:tblStylePr w:type="firstRow">
       <w:rPr>
-        <w:rFonts w:asciiTheme="majorHAnsi" w:cstheme="majorBidi" w:eastAsiaTheme="majorEastAsia" w:hAnsiTheme="majorHAnsi"/>
+        <w:rFonts w:asciiTheme="majorHAnsi" w:cstheme="majorBidi" w:hAnsiTheme="majorHAnsi" w:eastAsia="黑体"/>
       </w:rPr>
       <w:tblPr/>
       <w:tcPr>
@@ -9720,6 +10159,7 @@
     </w:tblStylePr>
     <w:tblStylePr w:type="lastRow">
       <w:rPr>
+        <w:rFonts w:eastAsia="黑体"/>
         <w:b/>
         <w:bCs/>
         <w:color w:themeColor="text2" w:val="1F497D"/>
@@ -9734,12 +10174,14 @@
     </w:tblStylePr>
     <w:tblStylePr w:type="firstCol">
       <w:rPr>
+        <w:rFonts w:eastAsia="黑体"/>
         <w:b/>
         <w:bCs/>
       </w:rPr>
     </w:tblStylePr>
     <w:tblStylePr w:type="lastCol">
       <w:rPr>
+        <w:rFonts w:eastAsia="黑体"/>
         <w:b/>
         <w:bCs/>
       </w:rPr>
@@ -9773,6 +10215,7 @@
       <w:spacing w:after="0" w:line="240" w:lineRule="auto"/>
     </w:pPr>
     <w:rPr>
+      <w:rFonts w:eastAsia="黑体"/>
       <w:color w:themeColor="text1" w:val="000000"/>
     </w:rPr>
     <w:tblPr>
@@ -9792,7 +10235,7 @@
     </w:tblPr>
     <w:tblStylePr w:type="firstRow">
       <w:rPr>
-        <w:rFonts w:asciiTheme="majorHAnsi" w:cstheme="majorBidi" w:eastAsiaTheme="majorEastAsia" w:hAnsiTheme="majorHAnsi"/>
+        <w:rFonts w:asciiTheme="majorHAnsi" w:cstheme="majorBidi" w:hAnsiTheme="majorHAnsi" w:eastAsia="黑体"/>
       </w:rPr>
       <w:tblPr/>
       <w:tcPr>
@@ -9804,6 +10247,7 @@
     </w:tblStylePr>
     <w:tblStylePr w:type="lastRow">
       <w:rPr>
+        <w:rFonts w:eastAsia="黑体"/>
         <w:b/>
         <w:bCs/>
         <w:color w:themeColor="text2" w:val="1F497D"/>
@@ -9818,12 +10262,14 @@
     </w:tblStylePr>
     <w:tblStylePr w:type="firstCol">
       <w:rPr>
+        <w:rFonts w:eastAsia="黑体"/>
         <w:b/>
         <w:bCs/>
       </w:rPr>
     </w:tblStylePr>
     <w:tblStylePr w:type="lastCol">
       <w:rPr>
+        <w:rFonts w:eastAsia="黑体"/>
         <w:b/>
         <w:bCs/>
       </w:rPr>
@@ -9857,7 +10303,7 @@
       <w:spacing w:after="0" w:line="240" w:lineRule="auto"/>
     </w:pPr>
     <w:rPr>
-      <w:rFonts w:asciiTheme="majorHAnsi" w:cstheme="majorBidi" w:eastAsiaTheme="majorEastAsia" w:hAnsiTheme="majorHAnsi"/>
+      <w:rFonts w:asciiTheme="majorHAnsi" w:cstheme="majorBidi" w:hAnsiTheme="majorHAnsi" w:eastAsia="黑体"/>
       <w:color w:themeColor="text1" w:val="000000"/>
     </w:rPr>
     <w:tblPr>
@@ -9879,6 +10325,7 @@
     </w:tblPr>
     <w:tblStylePr w:type="firstRow">
       <w:rPr>
+        <w:rFonts w:eastAsia="黑体"/>
         <w:sz w:val="24"/>
         <w:szCs w:val="24"/>
       </w:rPr>
@@ -9985,7 +10432,7 @@
       <w:spacing w:after="0" w:line="240" w:lineRule="auto"/>
     </w:pPr>
     <w:rPr>
-      <w:rFonts w:asciiTheme="majorHAnsi" w:cstheme="majorBidi" w:eastAsiaTheme="majorEastAsia" w:hAnsiTheme="majorHAnsi"/>
+      <w:rFonts w:asciiTheme="majorHAnsi" w:cstheme="majorBidi" w:hAnsiTheme="majorHAnsi" w:eastAsia="黑体"/>
       <w:color w:themeColor="text1" w:val="000000"/>
     </w:rPr>
     <w:tblPr>
@@ -10007,6 +10454,7 @@
     </w:tblPr>
     <w:tblStylePr w:type="firstRow">
       <w:rPr>
+        <w:rFonts w:eastAsia="黑体"/>
         <w:sz w:val="24"/>
         <w:szCs w:val="24"/>
       </w:rPr>
@@ -10113,7 +10561,7 @@
       <w:spacing w:after="0" w:line="240" w:lineRule="auto"/>
     </w:pPr>
     <w:rPr>
-      <w:rFonts w:asciiTheme="majorHAnsi" w:cstheme="majorBidi" w:eastAsiaTheme="majorEastAsia" w:hAnsiTheme="majorHAnsi"/>
+      <w:rFonts w:asciiTheme="majorHAnsi" w:cstheme="majorBidi" w:hAnsiTheme="majorHAnsi" w:eastAsia="黑体"/>
       <w:color w:themeColor="text1" w:val="000000"/>
     </w:rPr>
     <w:tblPr>
@@ -10135,6 +10583,7 @@
     </w:tblPr>
     <w:tblStylePr w:type="firstRow">
       <w:rPr>
+        <w:rFonts w:eastAsia="黑体"/>
         <w:sz w:val="24"/>
         <w:szCs w:val="24"/>
       </w:rPr>
@@ -10241,7 +10690,7 @@
       <w:spacing w:after="0" w:line="240" w:lineRule="auto"/>
     </w:pPr>
     <w:rPr>
-      <w:rFonts w:asciiTheme="majorHAnsi" w:cstheme="majorBidi" w:eastAsiaTheme="majorEastAsia" w:hAnsiTheme="majorHAnsi"/>
+      <w:rFonts w:asciiTheme="majorHAnsi" w:cstheme="majorBidi" w:hAnsiTheme="majorHAnsi" w:eastAsia="黑体"/>
       <w:color w:themeColor="text1" w:val="000000"/>
     </w:rPr>
     <w:tblPr>
@@ -10263,6 +10712,7 @@
     </w:tblPr>
     <w:tblStylePr w:type="firstRow">
       <w:rPr>
+        <w:rFonts w:eastAsia="黑体"/>
         <w:sz w:val="24"/>
         <w:szCs w:val="24"/>
       </w:rPr>
@@ -10369,7 +10819,7 @@
       <w:spacing w:after="0" w:line="240" w:lineRule="auto"/>
     </w:pPr>
     <w:rPr>
-      <w:rFonts w:asciiTheme="majorHAnsi" w:cstheme="majorBidi" w:eastAsiaTheme="majorEastAsia" w:hAnsiTheme="majorHAnsi"/>
+      <w:rFonts w:asciiTheme="majorHAnsi" w:cstheme="majorBidi" w:hAnsiTheme="majorHAnsi" w:eastAsia="黑体"/>
       <w:color w:themeColor="text1" w:val="000000"/>
     </w:rPr>
     <w:tblPr>
@@ -10391,6 +10841,7 @@
     </w:tblPr>
     <w:tblStylePr w:type="firstRow">
       <w:rPr>
+        <w:rFonts w:eastAsia="黑体"/>
         <w:sz w:val="24"/>
         <w:szCs w:val="24"/>
       </w:rPr>
@@ -10497,7 +10948,7 @@
       <w:spacing w:after="0" w:line="240" w:lineRule="auto"/>
     </w:pPr>
     <w:rPr>
-      <w:rFonts w:asciiTheme="majorHAnsi" w:cstheme="majorBidi" w:eastAsiaTheme="majorEastAsia" w:hAnsiTheme="majorHAnsi"/>
+      <w:rFonts w:asciiTheme="majorHAnsi" w:cstheme="majorBidi" w:hAnsiTheme="majorHAnsi" w:eastAsia="黑体"/>
       <w:color w:themeColor="text1" w:val="000000"/>
     </w:rPr>
     <w:tblPr>
@@ -10519,6 +10970,7 @@
     </w:tblPr>
     <w:tblStylePr w:type="firstRow">
       <w:rPr>
+        <w:rFonts w:eastAsia="黑体"/>
         <w:sz w:val="24"/>
         <w:szCs w:val="24"/>
       </w:rPr>
@@ -10625,7 +11077,7 @@
       <w:spacing w:after="0" w:line="240" w:lineRule="auto"/>
     </w:pPr>
     <w:rPr>
-      <w:rFonts w:asciiTheme="majorHAnsi" w:cstheme="majorBidi" w:eastAsiaTheme="majorEastAsia" w:hAnsiTheme="majorHAnsi"/>
+      <w:rFonts w:asciiTheme="majorHAnsi" w:cstheme="majorBidi" w:hAnsiTheme="majorHAnsi" w:eastAsia="黑体"/>
       <w:color w:themeColor="text1" w:val="000000"/>
     </w:rPr>
     <w:tblPr>
@@ -10647,6 +11099,7 @@
     </w:tblPr>
     <w:tblStylePr w:type="firstRow">
       <w:rPr>
+        <w:rFonts w:eastAsia="黑体"/>
         <w:sz w:val="24"/>
         <w:szCs w:val="24"/>
       </w:rPr>
@@ -10776,12 +11229,14 @@
     </w:tcPr>
     <w:tblStylePr w:type="firstRow">
       <w:rPr>
+        <w:rFonts w:eastAsia="黑体"/>
         <w:b/>
         <w:bCs/>
       </w:rPr>
     </w:tblStylePr>
     <w:tblStylePr w:type="lastRow">
       <w:rPr>
+        <w:rFonts w:eastAsia="黑体"/>
         <w:b/>
         <w:bCs/>
       </w:rPr>
@@ -10794,12 +11249,14 @@
     </w:tblStylePr>
     <w:tblStylePr w:type="firstCol">
       <w:rPr>
+        <w:rFonts w:eastAsia="黑体"/>
         <w:b/>
         <w:bCs/>
       </w:rPr>
     </w:tblStylePr>
     <w:tblStylePr w:type="lastCol">
       <w:rPr>
+        <w:rFonts w:eastAsia="黑体"/>
         <w:b/>
         <w:bCs/>
       </w:rPr>
@@ -10849,12 +11306,14 @@
     </w:tcPr>
     <w:tblStylePr w:type="firstRow">
       <w:rPr>
+        <w:rFonts w:eastAsia="黑体"/>
         <w:b/>
         <w:bCs/>
       </w:rPr>
     </w:tblStylePr>
     <w:tblStylePr w:type="lastRow">
       <w:rPr>
+        <w:rFonts w:eastAsia="黑体"/>
         <w:b/>
         <w:bCs/>
       </w:rPr>
@@ -10867,12 +11326,14 @@
     </w:tblStylePr>
     <w:tblStylePr w:type="firstCol">
       <w:rPr>
+        <w:rFonts w:eastAsia="黑体"/>
         <w:b/>
         <w:bCs/>
       </w:rPr>
     </w:tblStylePr>
     <w:tblStylePr w:type="lastCol">
       <w:rPr>
+        <w:rFonts w:eastAsia="黑体"/>
         <w:b/>
         <w:bCs/>
       </w:rPr>
@@ -10922,12 +11383,14 @@
     </w:tcPr>
     <w:tblStylePr w:type="firstRow">
       <w:rPr>
+        <w:rFonts w:eastAsia="黑体"/>
         <w:b/>
         <w:bCs/>
       </w:rPr>
     </w:tblStylePr>
     <w:tblStylePr w:type="lastRow">
       <w:rPr>
+        <w:rFonts w:eastAsia="黑体"/>
         <w:b/>
         <w:bCs/>
       </w:rPr>
@@ -10940,12 +11403,14 @@
     </w:tblStylePr>
     <w:tblStylePr w:type="firstCol">
       <w:rPr>
+        <w:rFonts w:eastAsia="黑体"/>
         <w:b/>
         <w:bCs/>
       </w:rPr>
     </w:tblStylePr>
     <w:tblStylePr w:type="lastCol">
       <w:rPr>
+        <w:rFonts w:eastAsia="黑体"/>
         <w:b/>
         <w:bCs/>
       </w:rPr>
@@ -10995,12 +11460,14 @@
     </w:tcPr>
     <w:tblStylePr w:type="firstRow">
       <w:rPr>
+        <w:rFonts w:eastAsia="黑体"/>
         <w:b/>
         <w:bCs/>
       </w:rPr>
     </w:tblStylePr>
     <w:tblStylePr w:type="lastRow">
       <w:rPr>
+        <w:rFonts w:eastAsia="黑体"/>
         <w:b/>
         <w:bCs/>
       </w:rPr>
@@ -11013,12 +11480,14 @@
     </w:tblStylePr>
     <w:tblStylePr w:type="firstCol">
       <w:rPr>
+        <w:rFonts w:eastAsia="黑体"/>
         <w:b/>
         <w:bCs/>
       </w:rPr>
     </w:tblStylePr>
     <w:tblStylePr w:type="lastCol">
       <w:rPr>
+        <w:rFonts w:eastAsia="黑体"/>
         <w:b/>
         <w:bCs/>
       </w:rPr>
@@ -11068,12 +11537,14 @@
     </w:tcPr>
     <w:tblStylePr w:type="firstRow">
       <w:rPr>
+        <w:rFonts w:eastAsia="黑体"/>
         <w:b/>
         <w:bCs/>
       </w:rPr>
     </w:tblStylePr>
     <w:tblStylePr w:type="lastRow">
       <w:rPr>
+        <w:rFonts w:eastAsia="黑体"/>
         <w:b/>
         <w:bCs/>
       </w:rPr>
@@ -11086,12 +11557,14 @@
     </w:tblStylePr>
     <w:tblStylePr w:type="firstCol">
       <w:rPr>
+        <w:rFonts w:eastAsia="黑体"/>
         <w:b/>
         <w:bCs/>
       </w:rPr>
     </w:tblStylePr>
     <w:tblStylePr w:type="lastCol">
       <w:rPr>
+        <w:rFonts w:eastAsia="黑体"/>
         <w:b/>
         <w:bCs/>
       </w:rPr>
@@ -11141,12 +11614,14 @@
     </w:tcPr>
     <w:tblStylePr w:type="firstRow">
       <w:rPr>
+        <w:rFonts w:eastAsia="黑体"/>
         <w:b/>
         <w:bCs/>
       </w:rPr>
     </w:tblStylePr>
     <w:tblStylePr w:type="lastRow">
       <w:rPr>
+        <w:rFonts w:eastAsia="黑体"/>
         <w:b/>
         <w:bCs/>
       </w:rPr>
@@ -11159,12 +11634,14 @@
     </w:tblStylePr>
     <w:tblStylePr w:type="firstCol">
       <w:rPr>
+        <w:rFonts w:eastAsia="黑体"/>
         <w:b/>
         <w:bCs/>
       </w:rPr>
     </w:tblStylePr>
     <w:tblStylePr w:type="lastCol">
       <w:rPr>
+        <w:rFonts w:eastAsia="黑体"/>
         <w:b/>
         <w:bCs/>
       </w:rPr>
@@ -11214,12 +11691,14 @@
     </w:tcPr>
     <w:tblStylePr w:type="firstRow">
       <w:rPr>
+        <w:rFonts w:eastAsia="黑体"/>
         <w:b/>
         <w:bCs/>
       </w:rPr>
     </w:tblStylePr>
     <w:tblStylePr w:type="lastRow">
       <w:rPr>
+        <w:rFonts w:eastAsia="黑体"/>
         <w:b/>
         <w:bCs/>
       </w:rPr>
@@ -11232,12 +11711,14 @@
     </w:tblStylePr>
     <w:tblStylePr w:type="firstCol">
       <w:rPr>
+        <w:rFonts w:eastAsia="黑体"/>
         <w:b/>
         <w:bCs/>
       </w:rPr>
     </w:tblStylePr>
     <w:tblStylePr w:type="lastCol">
       <w:rPr>
+        <w:rFonts w:eastAsia="黑体"/>
         <w:b/>
         <w:bCs/>
       </w:rPr>
@@ -11264,7 +11745,7 @@
       <w:spacing w:after="0" w:line="240" w:lineRule="auto"/>
     </w:pPr>
     <w:rPr>
-      <w:rFonts w:asciiTheme="majorHAnsi" w:cstheme="majorBidi" w:eastAsiaTheme="majorEastAsia" w:hAnsiTheme="majorHAnsi"/>
+      <w:rFonts w:asciiTheme="majorHAnsi" w:cstheme="majorBidi" w:hAnsiTheme="majorHAnsi" w:eastAsia="黑体"/>
       <w:color w:themeColor="text1" w:val="000000"/>
     </w:rPr>
     <w:tblPr>
@@ -11291,6 +11772,7 @@
     </w:tcPr>
     <w:tblStylePr w:type="firstRow">
       <w:rPr>
+        <w:rFonts w:eastAsia="黑体"/>
         <w:b/>
         <w:bCs/>
         <w:color w:themeColor="text1" w:val="000000"/>
@@ -11302,6 +11784,7 @@
     </w:tblStylePr>
     <w:tblStylePr w:type="lastRow">
       <w:rPr>
+        <w:rFonts w:eastAsia="黑体"/>
         <w:b/>
         <w:bCs/>
         <w:color w:themeColor="text1" w:val="000000"/>
@@ -11321,6 +11804,7 @@
     </w:tblStylePr>
     <w:tblStylePr w:type="firstCol">
       <w:rPr>
+        <w:rFonts w:eastAsia="黑体"/>
         <w:b/>
         <w:bCs/>
         <w:color w:themeColor="text1" w:val="000000"/>
@@ -11340,6 +11824,7 @@
     </w:tblStylePr>
     <w:tblStylePr w:type="lastCol">
       <w:rPr>
+        <w:rFonts w:eastAsia="黑体"/>
         <w:b w:val="0"/>
         <w:bCs w:val="0"/>
         <w:color w:themeColor="text1" w:val="000000"/>
@@ -11389,7 +11874,7 @@
       <w:spacing w:after="0" w:line="240" w:lineRule="auto"/>
     </w:pPr>
     <w:rPr>
-      <w:rFonts w:asciiTheme="majorHAnsi" w:cstheme="majorBidi" w:eastAsiaTheme="majorEastAsia" w:hAnsiTheme="majorHAnsi"/>
+      <w:rFonts w:asciiTheme="majorHAnsi" w:cstheme="majorBidi" w:hAnsiTheme="majorHAnsi" w:eastAsia="黑体"/>
       <w:color w:themeColor="text1" w:val="000000"/>
     </w:rPr>
     <w:tblPr>
@@ -11416,6 +11901,7 @@
     </w:tcPr>
     <w:tblStylePr w:type="firstRow">
       <w:rPr>
+        <w:rFonts w:eastAsia="黑体"/>
         <w:b/>
         <w:bCs/>
         <w:color w:themeColor="text1" w:val="000000"/>
@@ -11427,6 +11913,7 @@
     </w:tblStylePr>
     <w:tblStylePr w:type="lastRow">
       <w:rPr>
+        <w:rFonts w:eastAsia="黑体"/>
         <w:b/>
         <w:bCs/>
         <w:color w:themeColor="text1" w:val="000000"/>
@@ -11446,6 +11933,7 @@
     </w:tblStylePr>
     <w:tblStylePr w:type="firstCol">
       <w:rPr>
+        <w:rFonts w:eastAsia="黑体"/>
         <w:b/>
         <w:bCs/>
         <w:color w:themeColor="text1" w:val="000000"/>
@@ -11465,6 +11953,7 @@
     </w:tblStylePr>
     <w:tblStylePr w:type="lastCol">
       <w:rPr>
+        <w:rFonts w:eastAsia="黑体"/>
         <w:b w:val="0"/>
         <w:bCs w:val="0"/>
         <w:color w:themeColor="text1" w:val="000000"/>
@@ -11514,7 +12003,7 @@
       <w:spacing w:after="0" w:line="240" w:lineRule="auto"/>
     </w:pPr>
     <w:rPr>
-      <w:rFonts w:asciiTheme="majorHAnsi" w:cstheme="majorBidi" w:eastAsiaTheme="majorEastAsia" w:hAnsiTheme="majorHAnsi"/>
+      <w:rFonts w:asciiTheme="majorHAnsi" w:cstheme="majorBidi" w:hAnsiTheme="majorHAnsi" w:eastAsia="黑体"/>
       <w:color w:themeColor="text1" w:val="000000"/>
     </w:rPr>
     <w:tblPr>
@@ -11541,6 +12030,7 @@
     </w:tcPr>
     <w:tblStylePr w:type="firstRow">
       <w:rPr>
+        <w:rFonts w:eastAsia="黑体"/>
         <w:b/>
         <w:bCs/>
         <w:color w:themeColor="text1" w:val="000000"/>
@@ -11552,6 +12042,7 @@
     </w:tblStylePr>
     <w:tblStylePr w:type="lastRow">
       <w:rPr>
+        <w:rFonts w:eastAsia="黑体"/>
         <w:b/>
         <w:bCs/>
         <w:color w:themeColor="text1" w:val="000000"/>
@@ -11571,6 +12062,7 @@
     </w:tblStylePr>
     <w:tblStylePr w:type="firstCol">
       <w:rPr>
+        <w:rFonts w:eastAsia="黑体"/>
         <w:b/>
         <w:bCs/>
         <w:color w:themeColor="text1" w:val="000000"/>
@@ -11590,6 +12082,7 @@
     </w:tblStylePr>
     <w:tblStylePr w:type="lastCol">
       <w:rPr>
+        <w:rFonts w:eastAsia="黑体"/>
         <w:b w:val="0"/>
         <w:bCs w:val="0"/>
         <w:color w:themeColor="text1" w:val="000000"/>
@@ -11639,7 +12132,7 @@
       <w:spacing w:after="0" w:line="240" w:lineRule="auto"/>
     </w:pPr>
     <w:rPr>
-      <w:rFonts w:asciiTheme="majorHAnsi" w:cstheme="majorBidi" w:eastAsiaTheme="majorEastAsia" w:hAnsiTheme="majorHAnsi"/>
+      <w:rFonts w:asciiTheme="majorHAnsi" w:cstheme="majorBidi" w:hAnsiTheme="majorHAnsi" w:eastAsia="黑体"/>
       <w:color w:themeColor="text1" w:val="000000"/>
     </w:rPr>
     <w:tblPr>
@@ -11666,6 +12159,7 @@
     </w:tcPr>
     <w:tblStylePr w:type="firstRow">
       <w:rPr>
+        <w:rFonts w:eastAsia="黑体"/>
         <w:b/>
         <w:bCs/>
         <w:color w:themeColor="text1" w:val="000000"/>
@@ -11677,6 +12171,7 @@
     </w:tblStylePr>
     <w:tblStylePr w:type="lastRow">
       <w:rPr>
+        <w:rFonts w:eastAsia="黑体"/>
         <w:b/>
         <w:bCs/>
         <w:color w:themeColor="text1" w:val="000000"/>
@@ -11696,6 +12191,7 @@
     </w:tblStylePr>
     <w:tblStylePr w:type="firstCol">
       <w:rPr>
+        <w:rFonts w:eastAsia="黑体"/>
         <w:b/>
         <w:bCs/>
         <w:color w:themeColor="text1" w:val="000000"/>
@@ -11715,6 +12211,7 @@
     </w:tblStylePr>
     <w:tblStylePr w:type="lastCol">
       <w:rPr>
+        <w:rFonts w:eastAsia="黑体"/>
         <w:b w:val="0"/>
         <w:bCs w:val="0"/>
         <w:color w:themeColor="text1" w:val="000000"/>
@@ -11764,7 +12261,7 @@
       <w:spacing w:after="0" w:line="240" w:lineRule="auto"/>
     </w:pPr>
     <w:rPr>
-      <w:rFonts w:asciiTheme="majorHAnsi" w:cstheme="majorBidi" w:eastAsiaTheme="majorEastAsia" w:hAnsiTheme="majorHAnsi"/>
+      <w:rFonts w:asciiTheme="majorHAnsi" w:cstheme="majorBidi" w:hAnsiTheme="majorHAnsi" w:eastAsia="黑体"/>
       <w:color w:themeColor="text1" w:val="000000"/>
     </w:rPr>
     <w:tblPr>
@@ -11791,6 +12288,7 @@
     </w:tcPr>
     <w:tblStylePr w:type="firstRow">
       <w:rPr>
+        <w:rFonts w:eastAsia="黑体"/>
         <w:b/>
         <w:bCs/>
         <w:color w:themeColor="text1" w:val="000000"/>
@@ -11802,6 +12300,7 @@
     </w:tblStylePr>
     <w:tblStylePr w:type="lastRow">
       <w:rPr>
+        <w:rFonts w:eastAsia="黑体"/>
         <w:b/>
         <w:bCs/>
         <w:color w:themeColor="text1" w:val="000000"/>
@@ -11821,6 +12320,7 @@
     </w:tblStylePr>
     <w:tblStylePr w:type="firstCol">
       <w:rPr>
+        <w:rFonts w:eastAsia="黑体"/>
         <w:b/>
         <w:bCs/>
         <w:color w:themeColor="text1" w:val="000000"/>
@@ -11840,6 +12340,7 @@
     </w:tblStylePr>
     <w:tblStylePr w:type="lastCol">
       <w:rPr>
+        <w:rFonts w:eastAsia="黑体"/>
         <w:b w:val="0"/>
         <w:bCs w:val="0"/>
         <w:color w:themeColor="text1" w:val="000000"/>
@@ -11889,7 +12390,7 @@
       <w:spacing w:after="0" w:line="240" w:lineRule="auto"/>
     </w:pPr>
     <w:rPr>
-      <w:rFonts w:asciiTheme="majorHAnsi" w:cstheme="majorBidi" w:eastAsiaTheme="majorEastAsia" w:hAnsiTheme="majorHAnsi"/>
+      <w:rFonts w:asciiTheme="majorHAnsi" w:cstheme="majorBidi" w:hAnsiTheme="majorHAnsi" w:eastAsia="黑体"/>
       <w:color w:themeColor="text1" w:val="000000"/>
     </w:rPr>
     <w:tblPr>
@@ -11916,6 +12417,7 @@
     </w:tcPr>
     <w:tblStylePr w:type="firstRow">
       <w:rPr>
+        <w:rFonts w:eastAsia="黑体"/>
         <w:b/>
         <w:bCs/>
         <w:color w:themeColor="text1" w:val="000000"/>
@@ -11927,6 +12429,7 @@
     </w:tblStylePr>
     <w:tblStylePr w:type="lastRow">
       <w:rPr>
+        <w:rFonts w:eastAsia="黑体"/>
         <w:b/>
         <w:bCs/>
         <w:color w:themeColor="text1" w:val="000000"/>
@@ -11946,6 +12449,7 @@
     </w:tblStylePr>
     <w:tblStylePr w:type="firstCol">
       <w:rPr>
+        <w:rFonts w:eastAsia="黑体"/>
         <w:b/>
         <w:bCs/>
         <w:color w:themeColor="text1" w:val="000000"/>
@@ -11965,6 +12469,7 @@
     </w:tblStylePr>
     <w:tblStylePr w:type="lastCol">
       <w:rPr>
+        <w:rFonts w:eastAsia="黑体"/>
         <w:b w:val="0"/>
         <w:bCs w:val="0"/>
         <w:color w:themeColor="text1" w:val="000000"/>
@@ -12014,7 +12519,7 @@
       <w:spacing w:after="0" w:line="240" w:lineRule="auto"/>
     </w:pPr>
     <w:rPr>
-      <w:rFonts w:asciiTheme="majorHAnsi" w:cstheme="majorBidi" w:eastAsiaTheme="majorEastAsia" w:hAnsiTheme="majorHAnsi"/>
+      <w:rFonts w:asciiTheme="majorHAnsi" w:cstheme="majorBidi" w:hAnsiTheme="majorHAnsi" w:eastAsia="黑体"/>
       <w:color w:themeColor="text1" w:val="000000"/>
     </w:rPr>
     <w:tblPr>
@@ -12041,6 +12546,7 @@
     </w:tcPr>
     <w:tblStylePr w:type="firstRow">
       <w:rPr>
+        <w:rFonts w:eastAsia="黑体"/>
         <w:b/>
         <w:bCs/>
         <w:color w:themeColor="text1" w:val="000000"/>
@@ -12052,6 +12558,7 @@
     </w:tblStylePr>
     <w:tblStylePr w:type="lastRow">
       <w:rPr>
+        <w:rFonts w:eastAsia="黑体"/>
         <w:b/>
         <w:bCs/>
         <w:color w:themeColor="text1" w:val="000000"/>
@@ -12071,6 +12578,7 @@
     </w:tblStylePr>
     <w:tblStylePr w:type="firstCol">
       <w:rPr>
+        <w:rFonts w:eastAsia="黑体"/>
         <w:b/>
         <w:bCs/>
         <w:color w:themeColor="text1" w:val="000000"/>
@@ -12090,6 +12598,7 @@
     </w:tblStylePr>
     <w:tblStylePr w:type="lastCol">
       <w:rPr>
+        <w:rFonts w:eastAsia="黑体"/>
         <w:b w:val="0"/>
         <w:bCs w:val="0"/>
         <w:color w:themeColor="text1" w:val="000000"/>
@@ -12162,6 +12671,7 @@
     </w:tcPr>
     <w:tblStylePr w:type="firstRow">
       <w:rPr>
+        <w:rFonts w:eastAsia="黑体"/>
         <w:b/>
         <w:bCs/>
         <w:i w:val="0"/>
@@ -12183,6 +12693,7 @@
     </w:tblStylePr>
     <w:tblStylePr w:type="lastRow">
       <w:rPr>
+        <w:rFonts w:eastAsia="黑体"/>
         <w:b/>
         <w:bCs/>
         <w:i w:val="0"/>
@@ -12204,6 +12715,7 @@
     </w:tblStylePr>
     <w:tblStylePr w:type="firstCol">
       <w:rPr>
+        <w:rFonts w:eastAsia="黑体"/>
         <w:b/>
         <w:bCs/>
         <w:i w:val="0"/>
@@ -12223,6 +12735,7 @@
     </w:tblStylePr>
     <w:tblStylePr w:type="lastCol">
       <w:rPr>
+        <w:rFonts w:eastAsia="黑体"/>
         <w:b/>
         <w:bCs/>
         <w:i w:val="0"/>
@@ -12303,6 +12816,7 @@
     </w:tcPr>
     <w:tblStylePr w:type="firstRow">
       <w:rPr>
+        <w:rFonts w:eastAsia="黑体"/>
         <w:b/>
         <w:bCs/>
         <w:i w:val="0"/>
@@ -12324,6 +12838,7 @@
     </w:tblStylePr>
     <w:tblStylePr w:type="lastRow">
       <w:rPr>
+        <w:rFonts w:eastAsia="黑体"/>
         <w:b/>
         <w:bCs/>
         <w:i w:val="0"/>
@@ -12345,6 +12860,7 @@
     </w:tblStylePr>
     <w:tblStylePr w:type="firstCol">
       <w:rPr>
+        <w:rFonts w:eastAsia="黑体"/>
         <w:b/>
         <w:bCs/>
         <w:i w:val="0"/>
@@ -12364,6 +12880,7 @@
     </w:tblStylePr>
     <w:tblStylePr w:type="lastCol">
       <w:rPr>
+        <w:rFonts w:eastAsia="黑体"/>
         <w:b/>
         <w:bCs/>
         <w:i w:val="0"/>
@@ -12444,6 +12961,7 @@
     </w:tcPr>
     <w:tblStylePr w:type="firstRow">
       <w:rPr>
+        <w:rFonts w:eastAsia="黑体"/>
         <w:b/>
         <w:bCs/>
         <w:i w:val="0"/>
@@ -12465,6 +12983,7 @@
     </w:tblStylePr>
     <w:tblStylePr w:type="lastRow">
       <w:rPr>
+        <w:rFonts w:eastAsia="黑体"/>
         <w:b/>
         <w:bCs/>
         <w:i w:val="0"/>
@@ -12486,6 +13005,7 @@
     </w:tblStylePr>
     <w:tblStylePr w:type="firstCol">
       <w:rPr>
+        <w:rFonts w:eastAsia="黑体"/>
         <w:b/>
         <w:bCs/>
         <w:i w:val="0"/>
@@ -12505,6 +13025,7 @@
     </w:tblStylePr>
     <w:tblStylePr w:type="lastCol">
       <w:rPr>
+        <w:rFonts w:eastAsia="黑体"/>
         <w:b/>
         <w:bCs/>
         <w:i w:val="0"/>
@@ -12585,6 +13106,7 @@
     </w:tcPr>
     <w:tblStylePr w:type="firstRow">
       <w:rPr>
+        <w:rFonts w:eastAsia="黑体"/>
         <w:b/>
         <w:bCs/>
         <w:i w:val="0"/>
@@ -12606,6 +13128,7 @@
     </w:tblStylePr>
     <w:tblStylePr w:type="lastRow">
       <w:rPr>
+        <w:rFonts w:eastAsia="黑体"/>
         <w:b/>
         <w:bCs/>
         <w:i w:val="0"/>
@@ -12627,6 +13150,7 @@
     </w:tblStylePr>
     <w:tblStylePr w:type="firstCol">
       <w:rPr>
+        <w:rFonts w:eastAsia="黑体"/>
         <w:b/>
         <w:bCs/>
         <w:i w:val="0"/>
@@ -12646,6 +13170,7 @@
     </w:tblStylePr>
     <w:tblStylePr w:type="lastCol">
       <w:rPr>
+        <w:rFonts w:eastAsia="黑体"/>
         <w:b/>
         <w:bCs/>
         <w:i w:val="0"/>
@@ -12726,6 +13251,7 @@
     </w:tcPr>
     <w:tblStylePr w:type="firstRow">
       <w:rPr>
+        <w:rFonts w:eastAsia="黑体"/>
         <w:b/>
         <w:bCs/>
         <w:i w:val="0"/>
@@ -12747,6 +13273,7 @@
     </w:tblStylePr>
     <w:tblStylePr w:type="lastRow">
       <w:rPr>
+        <w:rFonts w:eastAsia="黑体"/>
         <w:b/>
         <w:bCs/>
         <w:i w:val="0"/>
@@ -12768,6 +13295,7 @@
     </w:tblStylePr>
     <w:tblStylePr w:type="firstCol">
       <w:rPr>
+        <w:rFonts w:eastAsia="黑体"/>
         <w:b/>
         <w:bCs/>
         <w:i w:val="0"/>
@@ -12787,6 +13315,7 @@
     </w:tblStylePr>
     <w:tblStylePr w:type="lastCol">
       <w:rPr>
+        <w:rFonts w:eastAsia="黑体"/>
         <w:b/>
         <w:bCs/>
         <w:i w:val="0"/>
@@ -12867,6 +13396,7 @@
     </w:tcPr>
     <w:tblStylePr w:type="firstRow">
       <w:rPr>
+        <w:rFonts w:eastAsia="黑体"/>
         <w:b/>
         <w:bCs/>
         <w:i w:val="0"/>
@@ -12888,6 +13418,7 @@
     </w:tblStylePr>
     <w:tblStylePr w:type="lastRow">
       <w:rPr>
+        <w:rFonts w:eastAsia="黑体"/>
         <w:b/>
         <w:bCs/>
         <w:i w:val="0"/>
@@ -12909,6 +13440,7 @@
     </w:tblStylePr>
     <w:tblStylePr w:type="firstCol">
       <w:rPr>
+        <w:rFonts w:eastAsia="黑体"/>
         <w:b/>
         <w:bCs/>
         <w:i w:val="0"/>
@@ -12928,6 +13460,7 @@
     </w:tblStylePr>
     <w:tblStylePr w:type="lastCol">
       <w:rPr>
+        <w:rFonts w:eastAsia="黑体"/>
         <w:b/>
         <w:bCs/>
         <w:i w:val="0"/>
@@ -13008,6 +13541,7 @@
     </w:tcPr>
     <w:tblStylePr w:type="firstRow">
       <w:rPr>
+        <w:rFonts w:eastAsia="黑体"/>
         <w:b/>
         <w:bCs/>
         <w:i w:val="0"/>
@@ -13029,6 +13563,7 @@
     </w:tblStylePr>
     <w:tblStylePr w:type="lastRow">
       <w:rPr>
+        <w:rFonts w:eastAsia="黑体"/>
         <w:b/>
         <w:bCs/>
         <w:i w:val="0"/>
@@ -13050,6 +13585,7 @@
     </w:tblStylePr>
     <w:tblStylePr w:type="firstCol">
       <w:rPr>
+        <w:rFonts w:eastAsia="黑体"/>
         <w:b/>
         <w:bCs/>
         <w:i w:val="0"/>
@@ -13069,6 +13605,7 @@
     </w:tblStylePr>
     <w:tblStylePr w:type="lastCol">
       <w:rPr>
+        <w:rFonts w:eastAsia="黑体"/>
         <w:b/>
         <w:bCs/>
         <w:i w:val="0"/>
@@ -13126,6 +13663,7 @@
       <w:spacing w:after="0" w:line="240" w:lineRule="auto"/>
     </w:pPr>
     <w:rPr>
+      <w:rFonts w:eastAsia="黑体"/>
       <w:color w:themeColor="background1" w:val="FFFFFF"/>
     </w:rPr>
     <w:tblPr>
@@ -13144,6 +13682,7 @@
     </w:tcPr>
     <w:tblStylePr w:type="firstRow">
       <w:rPr>
+        <w:rFonts w:eastAsia="黑体"/>
         <w:b/>
         <w:bCs/>
       </w:rPr>
@@ -13240,6 +13779,7 @@
       <w:spacing w:after="0" w:line="240" w:lineRule="auto"/>
     </w:pPr>
     <w:rPr>
+      <w:rFonts w:eastAsia="黑体"/>
       <w:color w:themeColor="background1" w:val="FFFFFF"/>
     </w:rPr>
     <w:tblPr>
@@ -13258,6 +13798,7 @@
     </w:tcPr>
     <w:tblStylePr w:type="firstRow">
       <w:rPr>
+        <w:rFonts w:eastAsia="黑体"/>
         <w:b/>
         <w:bCs/>
       </w:rPr>
@@ -13354,6 +13895,7 @@
       <w:spacing w:after="0" w:line="240" w:lineRule="auto"/>
     </w:pPr>
     <w:rPr>
+      <w:rFonts w:eastAsia="黑体"/>
       <w:color w:themeColor="background1" w:val="FFFFFF"/>
     </w:rPr>
     <w:tblPr>
@@ -13372,6 +13914,7 @@
     </w:tcPr>
     <w:tblStylePr w:type="firstRow">
       <w:rPr>
+        <w:rFonts w:eastAsia="黑体"/>
         <w:b/>
         <w:bCs/>
       </w:rPr>
@@ -13468,6 +14011,7 @@
       <w:spacing w:after="0" w:line="240" w:lineRule="auto"/>
     </w:pPr>
     <w:rPr>
+      <w:rFonts w:eastAsia="黑体"/>
       <w:color w:themeColor="background1" w:val="FFFFFF"/>
     </w:rPr>
     <w:tblPr>
@@ -13486,6 +14030,7 @@
     </w:tcPr>
     <w:tblStylePr w:type="firstRow">
       <w:rPr>
+        <w:rFonts w:eastAsia="黑体"/>
         <w:b/>
         <w:bCs/>
       </w:rPr>
@@ -13582,6 +14127,7 @@
       <w:spacing w:after="0" w:line="240" w:lineRule="auto"/>
     </w:pPr>
     <w:rPr>
+      <w:rFonts w:eastAsia="黑体"/>
       <w:color w:themeColor="background1" w:val="FFFFFF"/>
     </w:rPr>
     <w:tblPr>
@@ -13600,6 +14146,7 @@
     </w:tcPr>
     <w:tblStylePr w:type="firstRow">
       <w:rPr>
+        <w:rFonts w:eastAsia="黑体"/>
         <w:b/>
         <w:bCs/>
       </w:rPr>
@@ -13696,6 +14243,7 @@
       <w:spacing w:after="0" w:line="240" w:lineRule="auto"/>
     </w:pPr>
     <w:rPr>
+      <w:rFonts w:eastAsia="黑体"/>
       <w:color w:themeColor="background1" w:val="FFFFFF"/>
     </w:rPr>
     <w:tblPr>
@@ -13714,6 +14262,7 @@
     </w:tcPr>
     <w:tblStylePr w:type="firstRow">
       <w:rPr>
+        <w:rFonts w:eastAsia="黑体"/>
         <w:b/>
         <w:bCs/>
       </w:rPr>
@@ -13810,6 +14359,7 @@
       <w:spacing w:after="0" w:line="240" w:lineRule="auto"/>
     </w:pPr>
     <w:rPr>
+      <w:rFonts w:eastAsia="黑体"/>
       <w:color w:themeColor="background1" w:val="FFFFFF"/>
     </w:rPr>
     <w:tblPr>
@@ -13828,6 +14378,7 @@
     </w:tcPr>
     <w:tblStylePr w:type="firstRow">
       <w:rPr>
+        <w:rFonts w:eastAsia="黑体"/>
         <w:b/>
         <w:bCs/>
       </w:rPr>
@@ -13924,6 +14475,7 @@
       <w:spacing w:after="0" w:line="240" w:lineRule="auto"/>
     </w:pPr>
     <w:rPr>
+      <w:rFonts w:eastAsia="黑体"/>
       <w:color w:themeColor="text1" w:val="000000"/>
     </w:rPr>
     <w:tblPr>
@@ -13950,6 +14502,7 @@
     </w:tcPr>
     <w:tblStylePr w:type="firstRow">
       <w:rPr>
+        <w:rFonts w:eastAsia="黑体"/>
         <w:b/>
         <w:bCs/>
       </w:rPr>
@@ -13968,6 +14521,7 @@
     </w:tblStylePr>
     <w:tblStylePr w:type="lastRow">
       <w:rPr>
+        <w:rFonts w:eastAsia="黑体"/>
         <w:b/>
         <w:bCs/>
         <w:color w:themeColor="background1" w:val="FFFFFF"/>
@@ -13982,6 +14536,7 @@
     </w:tblStylePr>
     <w:tblStylePr w:type="firstCol">
       <w:rPr>
+        <w:rFonts w:eastAsia="黑体"/>
         <w:color w:themeColor="background1" w:val="FFFFFF"/>
       </w:rPr>
       <w:tblPr/>
@@ -13999,6 +14554,7 @@
     </w:tblStylePr>
     <w:tblStylePr w:type="lastCol">
       <w:rPr>
+        <w:rFonts w:eastAsia="黑体"/>
         <w:color w:themeColor="background1" w:val="FFFFFF"/>
       </w:rPr>
       <w:tblPr/>
@@ -14028,11 +14584,13 @@
     </w:tblStylePr>
     <w:tblStylePr w:type="neCell">
       <w:rPr>
+        <w:rFonts w:eastAsia="黑体"/>
         <w:color w:themeColor="text1" w:val="000000"/>
       </w:rPr>
     </w:tblStylePr>
     <w:tblStylePr w:type="nwCell">
       <w:rPr>
+        <w:rFonts w:eastAsia="黑体"/>
         <w:color w:themeColor="text1" w:val="000000"/>
       </w:rPr>
     </w:tblStylePr>
@@ -14046,6 +14604,7 @@
       <w:spacing w:after="0" w:line="240" w:lineRule="auto"/>
     </w:pPr>
     <w:rPr>
+      <w:rFonts w:eastAsia="黑体"/>
       <w:color w:themeColor="text1" w:val="000000"/>
     </w:rPr>
     <w:tblPr>
@@ -14072,6 +14631,7 @@
     </w:tcPr>
     <w:tblStylePr w:type="firstRow">
       <w:rPr>
+        <w:rFonts w:eastAsia="黑体"/>
         <w:b/>
         <w:bCs/>
       </w:rPr>
@@ -14090,6 +14650,7 @@
     </w:tblStylePr>
     <w:tblStylePr w:type="lastRow">
       <w:rPr>
+        <w:rFonts w:eastAsia="黑体"/>
         <w:b/>
         <w:bCs/>
         <w:color w:themeColor="background1" w:val="FFFFFF"/>
@@ -14104,6 +14665,7 @@
     </w:tblStylePr>
     <w:tblStylePr w:type="firstCol">
       <w:rPr>
+        <w:rFonts w:eastAsia="黑体"/>
         <w:color w:themeColor="background1" w:val="FFFFFF"/>
       </w:rPr>
       <w:tblPr/>
@@ -14121,6 +14683,7 @@
     </w:tblStylePr>
     <w:tblStylePr w:type="lastCol">
       <w:rPr>
+        <w:rFonts w:eastAsia="黑体"/>
         <w:color w:themeColor="background1" w:val="FFFFFF"/>
       </w:rPr>
       <w:tblPr/>
@@ -14150,11 +14713,13 @@
     </w:tblStylePr>
     <w:tblStylePr w:type="neCell">
       <w:rPr>
+        <w:rFonts w:eastAsia="黑体"/>
         <w:color w:themeColor="text1" w:val="000000"/>
       </w:rPr>
     </w:tblStylePr>
     <w:tblStylePr w:type="nwCell">
       <w:rPr>
+        <w:rFonts w:eastAsia="黑体"/>
         <w:color w:themeColor="text1" w:val="000000"/>
       </w:rPr>
     </w:tblStylePr>
@@ -14168,6 +14733,7 @@
       <w:spacing w:after="0" w:line="240" w:lineRule="auto"/>
     </w:pPr>
     <w:rPr>
+      <w:rFonts w:eastAsia="黑体"/>
       <w:color w:themeColor="text1" w:val="000000"/>
     </w:rPr>
     <w:tblPr>
@@ -14194,6 +14760,7 @@
     </w:tcPr>
     <w:tblStylePr w:type="firstRow">
       <w:rPr>
+        <w:rFonts w:eastAsia="黑体"/>
         <w:b/>
         <w:bCs/>
       </w:rPr>
@@ -14212,6 +14779,7 @@
     </w:tblStylePr>
     <w:tblStylePr w:type="lastRow">
       <w:rPr>
+        <w:rFonts w:eastAsia="黑体"/>
         <w:b/>
         <w:bCs/>
         <w:color w:themeColor="background1" w:val="FFFFFF"/>
@@ -14226,6 +14794,7 @@
     </w:tblStylePr>
     <w:tblStylePr w:type="firstCol">
       <w:rPr>
+        <w:rFonts w:eastAsia="黑体"/>
         <w:color w:themeColor="background1" w:val="FFFFFF"/>
       </w:rPr>
       <w:tblPr/>
@@ -14243,6 +14812,7 @@
     </w:tblStylePr>
     <w:tblStylePr w:type="lastCol">
       <w:rPr>
+        <w:rFonts w:eastAsia="黑体"/>
         <w:color w:themeColor="background1" w:val="FFFFFF"/>
       </w:rPr>
       <w:tblPr/>
@@ -14272,11 +14842,13 @@
     </w:tblStylePr>
     <w:tblStylePr w:type="neCell">
       <w:rPr>
+        <w:rFonts w:eastAsia="黑体"/>
         <w:color w:themeColor="text1" w:val="000000"/>
       </w:rPr>
     </w:tblStylePr>
     <w:tblStylePr w:type="nwCell">
       <w:rPr>
+        <w:rFonts w:eastAsia="黑体"/>
         <w:color w:themeColor="text1" w:val="000000"/>
       </w:rPr>
     </w:tblStylePr>
@@ -14290,6 +14862,7 @@
       <w:spacing w:after="0" w:line="240" w:lineRule="auto"/>
     </w:pPr>
     <w:rPr>
+      <w:rFonts w:eastAsia="黑体"/>
       <w:color w:themeColor="text1" w:val="000000"/>
     </w:rPr>
     <w:tblPr>
@@ -14316,6 +14889,7 @@
     </w:tcPr>
     <w:tblStylePr w:type="firstRow">
       <w:rPr>
+        <w:rFonts w:eastAsia="黑体"/>
         <w:b/>
         <w:bCs/>
       </w:rPr>
@@ -14334,6 +14908,7 @@
     </w:tblStylePr>
     <w:tblStylePr w:type="lastRow">
       <w:rPr>
+        <w:rFonts w:eastAsia="黑体"/>
         <w:b/>
         <w:bCs/>
         <w:color w:themeColor="background1" w:val="FFFFFF"/>
@@ -14348,6 +14923,7 @@
     </w:tblStylePr>
     <w:tblStylePr w:type="firstCol">
       <w:rPr>
+        <w:rFonts w:eastAsia="黑体"/>
         <w:color w:themeColor="background1" w:val="FFFFFF"/>
       </w:rPr>
       <w:tblPr/>
@@ -14365,6 +14941,7 @@
     </w:tblStylePr>
     <w:tblStylePr w:type="lastCol">
       <w:rPr>
+        <w:rFonts w:eastAsia="黑体"/>
         <w:color w:themeColor="background1" w:val="FFFFFF"/>
       </w:rPr>
       <w:tblPr/>
@@ -14402,6 +14979,7 @@
       <w:spacing w:after="0" w:line="240" w:lineRule="auto"/>
     </w:pPr>
     <w:rPr>
+      <w:rFonts w:eastAsia="黑体"/>
       <w:color w:themeColor="text1" w:val="000000"/>
     </w:rPr>
     <w:tblPr>
@@ -14428,6 +15006,7 @@
     </w:tcPr>
     <w:tblStylePr w:type="firstRow">
       <w:rPr>
+        <w:rFonts w:eastAsia="黑体"/>
         <w:b/>
         <w:bCs/>
       </w:rPr>
@@ -14446,6 +15025,7 @@
     </w:tblStylePr>
     <w:tblStylePr w:type="lastRow">
       <w:rPr>
+        <w:rFonts w:eastAsia="黑体"/>
         <w:b/>
         <w:bCs/>
         <w:color w:themeColor="background1" w:val="FFFFFF"/>
@@ -14460,6 +15040,7 @@
     </w:tblStylePr>
     <w:tblStylePr w:type="firstCol">
       <w:rPr>
+        <w:rFonts w:eastAsia="黑体"/>
         <w:color w:themeColor="background1" w:val="FFFFFF"/>
       </w:rPr>
       <w:tblPr/>
@@ -14477,6 +15058,7 @@
     </w:tblStylePr>
     <w:tblStylePr w:type="lastCol">
       <w:rPr>
+        <w:rFonts w:eastAsia="黑体"/>
         <w:color w:themeColor="background1" w:val="FFFFFF"/>
       </w:rPr>
       <w:tblPr/>
@@ -14506,11 +15088,13 @@
     </w:tblStylePr>
     <w:tblStylePr w:type="neCell">
       <w:rPr>
+        <w:rFonts w:eastAsia="黑体"/>
         <w:color w:themeColor="text1" w:val="000000"/>
       </w:rPr>
     </w:tblStylePr>
     <w:tblStylePr w:type="nwCell">
       <w:rPr>
+        <w:rFonts w:eastAsia="黑体"/>
         <w:color w:themeColor="text1" w:val="000000"/>
       </w:rPr>
     </w:tblStylePr>
@@ -14524,6 +15108,7 @@
       <w:spacing w:after="0" w:line="240" w:lineRule="auto"/>
     </w:pPr>
     <w:rPr>
+      <w:rFonts w:eastAsia="黑体"/>
       <w:color w:themeColor="text1" w:val="000000"/>
     </w:rPr>
     <w:tblPr>
@@ -14550,6 +15135,7 @@
     </w:tcPr>
     <w:tblStylePr w:type="firstRow">
       <w:rPr>
+        <w:rFonts w:eastAsia="黑体"/>
         <w:b/>
         <w:bCs/>
       </w:rPr>
@@ -14568,6 +15154,7 @@
     </w:tblStylePr>
     <w:tblStylePr w:type="lastRow">
       <w:rPr>
+        <w:rFonts w:eastAsia="黑体"/>
         <w:b/>
         <w:bCs/>
         <w:color w:themeColor="background1" w:val="FFFFFF"/>
@@ -14582,6 +15169,7 @@
     </w:tblStylePr>
     <w:tblStylePr w:type="firstCol">
       <w:rPr>
+        <w:rFonts w:eastAsia="黑体"/>
         <w:color w:themeColor="background1" w:val="FFFFFF"/>
       </w:rPr>
       <w:tblPr/>
@@ -14599,6 +15187,7 @@
     </w:tblStylePr>
     <w:tblStylePr w:type="lastCol">
       <w:rPr>
+        <w:rFonts w:eastAsia="黑体"/>
         <w:color w:themeColor="background1" w:val="FFFFFF"/>
       </w:rPr>
       <w:tblPr/>
@@ -14628,11 +15217,13 @@
     </w:tblStylePr>
     <w:tblStylePr w:type="neCell">
       <w:rPr>
+        <w:rFonts w:eastAsia="黑体"/>
         <w:color w:themeColor="text1" w:val="000000"/>
       </w:rPr>
     </w:tblStylePr>
     <w:tblStylePr w:type="nwCell">
       <w:rPr>
+        <w:rFonts w:eastAsia="黑体"/>
         <w:color w:themeColor="text1" w:val="000000"/>
       </w:rPr>
     </w:tblStylePr>
@@ -14646,6 +15237,7 @@
       <w:spacing w:after="0" w:line="240" w:lineRule="auto"/>
     </w:pPr>
     <w:rPr>
+      <w:rFonts w:eastAsia="黑体"/>
       <w:color w:themeColor="text1" w:val="000000"/>
     </w:rPr>
     <w:tblPr>
@@ -14672,6 +15264,7 @@
     </w:tcPr>
     <w:tblStylePr w:type="firstRow">
       <w:rPr>
+        <w:rFonts w:eastAsia="黑体"/>
         <w:b/>
         <w:bCs/>
       </w:rPr>
@@ -14690,6 +15283,7 @@
     </w:tblStylePr>
     <w:tblStylePr w:type="lastRow">
       <w:rPr>
+        <w:rFonts w:eastAsia="黑体"/>
         <w:b/>
         <w:bCs/>
         <w:color w:themeColor="background1" w:val="FFFFFF"/>
@@ -14704,6 +15298,7 @@
     </w:tblStylePr>
     <w:tblStylePr w:type="firstCol">
       <w:rPr>
+        <w:rFonts w:eastAsia="黑体"/>
         <w:color w:themeColor="background1" w:val="FFFFFF"/>
       </w:rPr>
       <w:tblPr/>
@@ -14721,6 +15316,7 @@
     </w:tblStylePr>
     <w:tblStylePr w:type="lastCol">
       <w:rPr>
+        <w:rFonts w:eastAsia="黑体"/>
         <w:color w:themeColor="background1" w:val="FFFFFF"/>
       </w:rPr>
       <w:tblPr/>
@@ -14750,11 +15346,13 @@
     </w:tblStylePr>
     <w:tblStylePr w:type="neCell">
       <w:rPr>
+        <w:rFonts w:eastAsia="黑体"/>
         <w:color w:themeColor="text1" w:val="000000"/>
       </w:rPr>
     </w:tblStylePr>
     <w:tblStylePr w:type="nwCell">
       <w:rPr>
+        <w:rFonts w:eastAsia="黑体"/>
         <w:color w:themeColor="text1" w:val="000000"/>
       </w:rPr>
     </w:tblStylePr>
@@ -14768,6 +15366,7 @@
       <w:spacing w:after="0" w:line="240" w:lineRule="auto"/>
     </w:pPr>
     <w:rPr>
+      <w:rFonts w:eastAsia="黑体"/>
       <w:color w:themeColor="text1" w:val="000000"/>
     </w:rPr>
     <w:tblPr>
@@ -14786,6 +15385,7 @@
     </w:tcPr>
     <w:tblStylePr w:type="firstRow">
       <w:rPr>
+        <w:rFonts w:eastAsia="黑体"/>
         <w:b/>
         <w:bCs/>
         <w:color w:themeColor="background1" w:val="FFFFFF"/>
@@ -14800,6 +15400,7 @@
     </w:tblStylePr>
     <w:tblStylePr w:type="lastRow">
       <w:rPr>
+        <w:rFonts w:eastAsia="黑体"/>
         <w:b/>
         <w:bCs/>
         <w:color w:themeColor="accent2" w:themeShade="CC" w:val="9E3A38"/>
@@ -14814,12 +15415,14 @@
     </w:tblStylePr>
     <w:tblStylePr w:type="firstCol">
       <w:rPr>
+        <w:rFonts w:eastAsia="黑体"/>
         <w:b/>
         <w:bCs/>
       </w:rPr>
     </w:tblStylePr>
     <w:tblStylePr w:type="lastCol">
       <w:rPr>
+        <w:rFonts w:eastAsia="黑体"/>
         <w:b/>
         <w:bCs/>
       </w:rPr>
@@ -14854,6 +15457,7 @@
       <w:spacing w:after="0" w:line="240" w:lineRule="auto"/>
     </w:pPr>
     <w:rPr>
+      <w:rFonts w:eastAsia="黑体"/>
       <w:color w:themeColor="text1" w:val="000000"/>
     </w:rPr>
     <w:tblPr>
@@ -14872,6 +15476,7 @@
     </w:tcPr>
     <w:tblStylePr w:type="firstRow">
       <w:rPr>
+        <w:rFonts w:eastAsia="黑体"/>
         <w:b/>
         <w:bCs/>
         <w:color w:themeColor="background1" w:val="FFFFFF"/>
@@ -14886,6 +15491,7 @@
     </w:tblStylePr>
     <w:tblStylePr w:type="lastRow">
       <w:rPr>
+        <w:rFonts w:eastAsia="黑体"/>
         <w:b/>
         <w:bCs/>
         <w:color w:themeColor="accent2" w:themeShade="CC" w:val="9E3A38"/>
@@ -14900,12 +15506,14 @@
     </w:tblStylePr>
     <w:tblStylePr w:type="firstCol">
       <w:rPr>
+        <w:rFonts w:eastAsia="黑体"/>
         <w:b/>
         <w:bCs/>
       </w:rPr>
     </w:tblStylePr>
     <w:tblStylePr w:type="lastCol">
       <w:rPr>
+        <w:rFonts w:eastAsia="黑体"/>
         <w:b/>
         <w:bCs/>
       </w:rPr>
@@ -14940,6 +15548,7 @@
       <w:spacing w:after="0" w:line="240" w:lineRule="auto"/>
     </w:pPr>
     <w:rPr>
+      <w:rFonts w:eastAsia="黑体"/>
       <w:color w:themeColor="text1" w:val="000000"/>
     </w:rPr>
     <w:tblPr>
@@ -14958,6 +15567,7 @@
     </w:tcPr>
     <w:tblStylePr w:type="firstRow">
       <w:rPr>
+        <w:rFonts w:eastAsia="黑体"/>
         <w:b/>
         <w:bCs/>
         <w:color w:themeColor="background1" w:val="FFFFFF"/>
@@ -14972,6 +15582,7 @@
     </w:tblStylePr>
     <w:tblStylePr w:type="lastRow">
       <w:rPr>
+        <w:rFonts w:eastAsia="黑体"/>
         <w:b/>
         <w:bCs/>
         <w:color w:themeColor="accent2" w:themeShade="CC" w:val="9E3A38"/>
@@ -14986,12 +15597,14 @@
     </w:tblStylePr>
     <w:tblStylePr w:type="firstCol">
       <w:rPr>
+        <w:rFonts w:eastAsia="黑体"/>
         <w:b/>
         <w:bCs/>
       </w:rPr>
     </w:tblStylePr>
     <w:tblStylePr w:type="lastCol">
       <w:rPr>
+        <w:rFonts w:eastAsia="黑体"/>
         <w:b/>
         <w:bCs/>
       </w:rPr>
@@ -15026,6 +15639,7 @@
       <w:spacing w:after="0" w:line="240" w:lineRule="auto"/>
     </w:pPr>
     <w:rPr>
+      <w:rFonts w:eastAsia="黑体"/>
       <w:color w:themeColor="text1" w:val="000000"/>
     </w:rPr>
     <w:tblPr>
@@ -15044,6 +15658,7 @@
     </w:tcPr>
     <w:tblStylePr w:type="firstRow">
       <w:rPr>
+        <w:rFonts w:eastAsia="黑体"/>
         <w:b/>
         <w:bCs/>
         <w:color w:themeColor="background1" w:val="FFFFFF"/>
@@ -15058,6 +15673,7 @@
     </w:tblStylePr>
     <w:tblStylePr w:type="lastRow">
       <w:rPr>
+        <w:rFonts w:eastAsia="黑体"/>
         <w:b/>
         <w:bCs/>
         <w:color w:themeColor="accent4" w:themeShade="CC" w:val="664E82"/>
@@ -15072,12 +15688,14 @@
     </w:tblStylePr>
     <w:tblStylePr w:type="firstCol">
       <w:rPr>
+        <w:rFonts w:eastAsia="黑体"/>
         <w:b/>
         <w:bCs/>
       </w:rPr>
     </w:tblStylePr>
     <w:tblStylePr w:type="lastCol">
       <w:rPr>
+        <w:rFonts w:eastAsia="黑体"/>
         <w:b/>
         <w:bCs/>
       </w:rPr>
@@ -15112,6 +15730,7 @@
       <w:spacing w:after="0" w:line="240" w:lineRule="auto"/>
     </w:pPr>
     <w:rPr>
+      <w:rFonts w:eastAsia="黑体"/>
       <w:color w:themeColor="text1" w:val="000000"/>
     </w:rPr>
     <w:tblPr>
@@ -15130,6 +15749,7 @@
     </w:tcPr>
     <w:tblStylePr w:type="firstRow">
       <w:rPr>
+        <w:rFonts w:eastAsia="黑体"/>
         <w:b/>
         <w:bCs/>
         <w:color w:themeColor="background1" w:val="FFFFFF"/>
@@ -15144,6 +15764,7 @@
     </w:tblStylePr>
     <w:tblStylePr w:type="lastRow">
       <w:rPr>
+        <w:rFonts w:eastAsia="黑体"/>
         <w:b/>
         <w:bCs/>
         <w:color w:themeColor="accent3" w:themeShade="CC" w:val="7E9C40"/>
@@ -15158,12 +15779,14 @@
     </w:tblStylePr>
     <w:tblStylePr w:type="firstCol">
       <w:rPr>
+        <w:rFonts w:eastAsia="黑体"/>
         <w:b/>
         <w:bCs/>
       </w:rPr>
     </w:tblStylePr>
     <w:tblStylePr w:type="lastCol">
       <w:rPr>
+        <w:rFonts w:eastAsia="黑体"/>
         <w:b/>
         <w:bCs/>
       </w:rPr>
@@ -15198,6 +15821,7 @@
       <w:spacing w:after="0" w:line="240" w:lineRule="auto"/>
     </w:pPr>
     <w:rPr>
+      <w:rFonts w:eastAsia="黑体"/>
       <w:color w:themeColor="text1" w:val="000000"/>
     </w:rPr>
     <w:tblPr>
@@ -15216,6 +15840,7 @@
     </w:tcPr>
     <w:tblStylePr w:type="firstRow">
       <w:rPr>
+        <w:rFonts w:eastAsia="黑体"/>
         <w:b/>
         <w:bCs/>
         <w:color w:themeColor="background1" w:val="FFFFFF"/>
@@ -15230,6 +15855,7 @@
     </w:tblStylePr>
     <w:tblStylePr w:type="lastRow">
       <w:rPr>
+        <w:rFonts w:eastAsia="黑体"/>
         <w:b/>
         <w:bCs/>
         <w:color w:themeColor="accent6" w:themeShade="CC" w:val="F2730A"/>
@@ -15244,12 +15870,14 @@
     </w:tblStylePr>
     <w:tblStylePr w:type="firstCol">
       <w:rPr>
+        <w:rFonts w:eastAsia="黑体"/>
         <w:b/>
         <w:bCs/>
       </w:rPr>
     </w:tblStylePr>
     <w:tblStylePr w:type="lastCol">
       <w:rPr>
+        <w:rFonts w:eastAsia="黑体"/>
         <w:b/>
         <w:bCs/>
       </w:rPr>
@@ -15284,6 +15912,7 @@
       <w:spacing w:after="0" w:line="240" w:lineRule="auto"/>
     </w:pPr>
     <w:rPr>
+      <w:rFonts w:eastAsia="黑体"/>
       <w:color w:themeColor="text1" w:val="000000"/>
     </w:rPr>
     <w:tblPr>
@@ -15302,6 +15931,7 @@
     </w:tcPr>
     <w:tblStylePr w:type="firstRow">
       <w:rPr>
+        <w:rFonts w:eastAsia="黑体"/>
         <w:b/>
         <w:bCs/>
         <w:color w:themeColor="background1" w:val="FFFFFF"/>
@@ -15316,6 +15946,7 @@
     </w:tblStylePr>
     <w:tblStylePr w:type="lastRow">
       <w:rPr>
+        <w:rFonts w:eastAsia="黑体"/>
         <w:b/>
         <w:bCs/>
         <w:color w:themeColor="accent5" w:themeShade="CC" w:val="348DA5"/>
@@ -15330,12 +15961,14 @@
     </w:tblStylePr>
     <w:tblStylePr w:type="firstCol">
       <w:rPr>
+        <w:rFonts w:eastAsia="黑体"/>
         <w:b/>
         <w:bCs/>
       </w:rPr>
     </w:tblStylePr>
     <w:tblStylePr w:type="lastCol">
       <w:rPr>
+        <w:rFonts w:eastAsia="黑体"/>
         <w:b/>
         <w:bCs/>
       </w:rPr>
@@ -15370,6 +16003,7 @@
       <w:spacing w:after="0" w:line="240" w:lineRule="auto"/>
     </w:pPr>
     <w:rPr>
+      <w:rFonts w:eastAsia="黑体"/>
       <w:color w:themeColor="text1" w:val="000000"/>
     </w:rPr>
     <w:tblPr>
@@ -15391,6 +16025,7 @@
     </w:tcPr>
     <w:tblStylePr w:type="firstRow">
       <w:rPr>
+        <w:rFonts w:eastAsia="黑体"/>
         <w:b/>
         <w:bCs/>
       </w:rPr>
@@ -15401,6 +16036,7 @@
     </w:tblStylePr>
     <w:tblStylePr w:type="lastRow">
       <w:rPr>
+        <w:rFonts w:eastAsia="黑体"/>
         <w:b/>
         <w:bCs/>
         <w:color w:themeColor="text1" w:val="000000"/>
@@ -15412,6 +16048,7 @@
     </w:tblStylePr>
     <w:tblStylePr w:type="firstCol">
       <w:rPr>
+        <w:rFonts w:eastAsia="黑体"/>
         <w:color w:themeColor="background1" w:val="FFFFFF"/>
       </w:rPr>
       <w:tblPr/>
@@ -15421,6 +16058,7 @@
     </w:tblStylePr>
     <w:tblStylePr w:type="lastCol">
       <w:rPr>
+        <w:rFonts w:eastAsia="黑体"/>
         <w:color w:themeColor="background1" w:val="FFFFFF"/>
       </w:rPr>
       <w:tblPr/>
@@ -15450,6 +16088,7 @@
       <w:spacing w:after="0" w:line="240" w:lineRule="auto"/>
     </w:pPr>
     <w:rPr>
+      <w:rFonts w:eastAsia="黑体"/>
       <w:color w:themeColor="text1" w:val="000000"/>
     </w:rPr>
     <w:tblPr>
@@ -15471,6 +16110,7 @@
     </w:tcPr>
     <w:tblStylePr w:type="firstRow">
       <w:rPr>
+        <w:rFonts w:eastAsia="黑体"/>
         <w:b/>
         <w:bCs/>
       </w:rPr>
@@ -15481,6 +16121,7 @@
     </w:tblStylePr>
     <w:tblStylePr w:type="lastRow">
       <w:rPr>
+        <w:rFonts w:eastAsia="黑体"/>
         <w:b/>
         <w:bCs/>
         <w:color w:themeColor="text1" w:val="000000"/>
@@ -15492,6 +16133,7 @@
     </w:tblStylePr>
     <w:tblStylePr w:type="firstCol">
       <w:rPr>
+        <w:rFonts w:eastAsia="黑体"/>
         <w:color w:themeColor="background1" w:val="FFFFFF"/>
       </w:rPr>
       <w:tblPr/>
@@ -15501,6 +16143,7 @@
     </w:tblStylePr>
     <w:tblStylePr w:type="lastCol">
       <w:rPr>
+        <w:rFonts w:eastAsia="黑体"/>
         <w:color w:themeColor="background1" w:val="FFFFFF"/>
       </w:rPr>
       <w:tblPr/>
@@ -15530,6 +16173,7 @@
       <w:spacing w:after="0" w:line="240" w:lineRule="auto"/>
     </w:pPr>
     <w:rPr>
+      <w:rFonts w:eastAsia="黑体"/>
       <w:color w:themeColor="text1" w:val="000000"/>
     </w:rPr>
     <w:tblPr>
@@ -15551,6 +16195,7 @@
     </w:tcPr>
     <w:tblStylePr w:type="firstRow">
       <w:rPr>
+        <w:rFonts w:eastAsia="黑体"/>
         <w:b/>
         <w:bCs/>
       </w:rPr>
@@ -15561,6 +16206,7 @@
     </w:tblStylePr>
     <w:tblStylePr w:type="lastRow">
       <w:rPr>
+        <w:rFonts w:eastAsia="黑体"/>
         <w:b/>
         <w:bCs/>
         <w:color w:themeColor="text1" w:val="000000"/>
@@ -15572,6 +16218,7 @@
     </w:tblStylePr>
     <w:tblStylePr w:type="firstCol">
       <w:rPr>
+        <w:rFonts w:eastAsia="黑体"/>
         <w:color w:themeColor="background1" w:val="FFFFFF"/>
       </w:rPr>
       <w:tblPr/>
@@ -15581,6 +16228,7 @@
     </w:tblStylePr>
     <w:tblStylePr w:type="lastCol">
       <w:rPr>
+        <w:rFonts w:eastAsia="黑体"/>
         <w:color w:themeColor="background1" w:val="FFFFFF"/>
       </w:rPr>
       <w:tblPr/>
@@ -15610,6 +16258,7 @@
       <w:spacing w:after="0" w:line="240" w:lineRule="auto"/>
     </w:pPr>
     <w:rPr>
+      <w:rFonts w:eastAsia="黑体"/>
       <w:color w:themeColor="text1" w:val="000000"/>
     </w:rPr>
     <w:tblPr>
@@ -15631,6 +16280,7 @@
     </w:tcPr>
     <w:tblStylePr w:type="firstRow">
       <w:rPr>
+        <w:rFonts w:eastAsia="黑体"/>
         <w:b/>
         <w:bCs/>
       </w:rPr>
@@ -15641,6 +16291,7 @@
     </w:tblStylePr>
     <w:tblStylePr w:type="lastRow">
       <w:rPr>
+        <w:rFonts w:eastAsia="黑体"/>
         <w:b/>
         <w:bCs/>
         <w:color w:themeColor="text1" w:val="000000"/>
@@ -15652,6 +16303,7 @@
     </w:tblStylePr>
     <w:tblStylePr w:type="firstCol">
       <w:rPr>
+        <w:rFonts w:eastAsia="黑体"/>
         <w:color w:themeColor="background1" w:val="FFFFFF"/>
       </w:rPr>
       <w:tblPr/>
@@ -15661,6 +16313,7 @@
     </w:tblStylePr>
     <w:tblStylePr w:type="lastCol">
       <w:rPr>
+        <w:rFonts w:eastAsia="黑体"/>
         <w:color w:themeColor="background1" w:val="FFFFFF"/>
       </w:rPr>
       <w:tblPr/>
@@ -15690,6 +16343,7 @@
       <w:spacing w:after="0" w:line="240" w:lineRule="auto"/>
     </w:pPr>
     <w:rPr>
+      <w:rFonts w:eastAsia="黑体"/>
       <w:color w:themeColor="text1" w:val="000000"/>
     </w:rPr>
     <w:tblPr>
@@ -15711,6 +16365,7 @@
     </w:tcPr>
     <w:tblStylePr w:type="firstRow">
       <w:rPr>
+        <w:rFonts w:eastAsia="黑体"/>
         <w:b/>
         <w:bCs/>
       </w:rPr>
@@ -15721,6 +16376,7 @@
     </w:tblStylePr>
     <w:tblStylePr w:type="lastRow">
       <w:rPr>
+        <w:rFonts w:eastAsia="黑体"/>
         <w:b/>
         <w:bCs/>
         <w:color w:themeColor="text1" w:val="000000"/>
@@ -15732,6 +16388,7 @@
     </w:tblStylePr>
     <w:tblStylePr w:type="firstCol">
       <w:rPr>
+        <w:rFonts w:eastAsia="黑体"/>
         <w:color w:themeColor="background1" w:val="FFFFFF"/>
       </w:rPr>
       <w:tblPr/>
@@ -15741,6 +16398,7 @@
     </w:tblStylePr>
     <w:tblStylePr w:type="lastCol">
       <w:rPr>
+        <w:rFonts w:eastAsia="黑体"/>
         <w:color w:themeColor="background1" w:val="FFFFFF"/>
       </w:rPr>
       <w:tblPr/>
@@ -15770,6 +16428,7 @@
       <w:spacing w:after="0" w:line="240" w:lineRule="auto"/>
     </w:pPr>
     <w:rPr>
+      <w:rFonts w:eastAsia="黑体"/>
       <w:color w:themeColor="text1" w:val="000000"/>
     </w:rPr>
     <w:tblPr>
@@ -15791,6 +16450,7 @@
     </w:tcPr>
     <w:tblStylePr w:type="firstRow">
       <w:rPr>
+        <w:rFonts w:eastAsia="黑体"/>
         <w:b/>
         <w:bCs/>
       </w:rPr>
@@ -15801,6 +16461,7 @@
     </w:tblStylePr>
     <w:tblStylePr w:type="lastRow">
       <w:rPr>
+        <w:rFonts w:eastAsia="黑体"/>
         <w:b/>
         <w:bCs/>
         <w:color w:themeColor="text1" w:val="000000"/>
@@ -15812,6 +16473,7 @@
     </w:tblStylePr>
     <w:tblStylePr w:type="firstCol">
       <w:rPr>
+        <w:rFonts w:eastAsia="黑体"/>
         <w:color w:themeColor="background1" w:val="FFFFFF"/>
       </w:rPr>
       <w:tblPr/>
@@ -15821,6 +16483,7 @@
     </w:tblStylePr>
     <w:tblStylePr w:type="lastCol">
       <w:rPr>
+        <w:rFonts w:eastAsia="黑体"/>
         <w:color w:themeColor="background1" w:val="FFFFFF"/>
       </w:rPr>
       <w:tblPr/>
@@ -15850,6 +16513,7 @@
       <w:spacing w:after="0" w:line="240" w:lineRule="auto"/>
     </w:pPr>
     <w:rPr>
+      <w:rFonts w:eastAsia="黑体"/>
       <w:color w:themeColor="text1" w:val="000000"/>
     </w:rPr>
     <w:tblPr>
@@ -15871,6 +16535,7 @@
     </w:tcPr>
     <w:tblStylePr w:type="firstRow">
       <w:rPr>
+        <w:rFonts w:eastAsia="黑体"/>
         <w:b/>
         <w:bCs/>
       </w:rPr>
@@ -15881,6 +16546,7 @@
     </w:tblStylePr>
     <w:tblStylePr w:type="lastRow">
       <w:rPr>
+        <w:rFonts w:eastAsia="黑体"/>
         <w:b/>
         <w:bCs/>
         <w:color w:themeColor="text1" w:val="000000"/>
@@ -15892,6 +16558,7 @@
     </w:tblStylePr>
     <w:tblStylePr w:type="firstCol">
       <w:rPr>
+        <w:rFonts w:eastAsia="黑体"/>
         <w:color w:themeColor="background1" w:val="FFFFFF"/>
       </w:rPr>
       <w:tblPr/>
@@ -15901,6 +16568,7 @@
     </w:tblStylePr>
     <w:tblStylePr w:type="lastCol">
       <w:rPr>
+        <w:rFonts w:eastAsia="黑体"/>
         <w:color w:themeColor="background1" w:val="FFFFFF"/>
       </w:rPr>
       <w:tblPr/>
@@ -15933,6 +16601,7 @@
     <w:name w:val="KeywordTok"/>
     <w:basedOn w:val="VerbatimChar"/>
     <w:rPr>
+      <w:rFonts w:eastAsia="黑体"/>
       <w:b/>
       <w:color w:val="007020"/>
     </w:rPr>
@@ -15941,6 +16610,7 @@
     <w:name w:val="DataTypeTok"/>
     <w:basedOn w:val="VerbatimChar"/>
     <w:rPr>
+      <w:rFonts w:eastAsia="黑体"/>
       <w:color w:val="902000"/>
     </w:rPr>
   </w:style>
@@ -15948,6 +16618,7 @@
     <w:name w:val="DecValTok"/>
     <w:basedOn w:val="VerbatimChar"/>
     <w:rPr>
+      <w:rFonts w:eastAsia="黑体"/>
       <w:color w:val="40a070"/>
     </w:rPr>
   </w:style>
@@ -15955,6 +16626,7 @@
     <w:name w:val="BaseNTok"/>
     <w:basedOn w:val="VerbatimChar"/>
     <w:rPr>
+      <w:rFonts w:eastAsia="黑体"/>
       <w:color w:val="40a070"/>
     </w:rPr>
   </w:style>
@@ -15962,6 +16634,7 @@
     <w:name w:val="FloatTok"/>
     <w:basedOn w:val="VerbatimChar"/>
     <w:rPr>
+      <w:rFonts w:eastAsia="黑体"/>
       <w:color w:val="40a070"/>
     </w:rPr>
   </w:style>
@@ -15969,6 +16642,7 @@
     <w:name w:val="ConstantTok"/>
     <w:basedOn w:val="VerbatimChar"/>
     <w:rPr>
+      <w:rFonts w:eastAsia="黑体"/>
       <w:color w:val="880000"/>
     </w:rPr>
   </w:style>
@@ -15976,6 +16650,7 @@
     <w:name w:val="CharTok"/>
     <w:basedOn w:val="VerbatimChar"/>
     <w:rPr>
+      <w:rFonts w:eastAsia="黑体"/>
       <w:color w:val="4070a0"/>
     </w:rPr>
   </w:style>
@@ -15983,6 +16658,7 @@
     <w:name w:val="SpecialCharTok"/>
     <w:basedOn w:val="VerbatimChar"/>
     <w:rPr>
+      <w:rFonts w:eastAsia="黑体"/>
       <w:color w:val="4070a0"/>
     </w:rPr>
   </w:style>
@@ -15990,6 +16666,7 @@
     <w:name w:val="StringTok"/>
     <w:basedOn w:val="VerbatimChar"/>
     <w:rPr>
+      <w:rFonts w:eastAsia="黑体"/>
       <w:color w:val="4070a0"/>
     </w:rPr>
   </w:style>
@@ -15997,6 +16674,7 @@
     <w:name w:val="VerbatimStringTok"/>
     <w:basedOn w:val="VerbatimChar"/>
     <w:rPr>
+      <w:rFonts w:eastAsia="黑体"/>
       <w:color w:val="4070a0"/>
     </w:rPr>
   </w:style>
@@ -16004,6 +16682,7 @@
     <w:name w:val="SpecialStringTok"/>
     <w:basedOn w:val="VerbatimChar"/>
     <w:rPr>
+      <w:rFonts w:eastAsia="黑体"/>
       <w:color w:val="bb6688"/>
     </w:rPr>
   </w:style>
@@ -16011,6 +16690,7 @@
     <w:name w:val="ImportTok"/>
     <w:basedOn w:val="VerbatimChar"/>
     <w:rPr>
+      <w:rFonts w:eastAsia="黑体"/>
       <w:b/>
       <w:color w:val="008000"/>
     </w:rPr>
@@ -16019,6 +16699,7 @@
     <w:name w:val="CommentTok"/>
     <w:basedOn w:val="VerbatimChar"/>
     <w:rPr>
+      <w:rFonts w:eastAsia="黑体"/>
       <w:i/>
       <w:color w:val="60a0b0"/>
     </w:rPr>
@@ -16027,6 +16708,7 @@
     <w:name w:val="DocumentationTok"/>
     <w:basedOn w:val="VerbatimChar"/>
     <w:rPr>
+      <w:rFonts w:eastAsia="黑体"/>
       <w:i/>
       <w:color w:val="ba2121"/>
     </w:rPr>
@@ -16035,6 +16717,7 @@
     <w:name w:val="AnnotationTok"/>
     <w:basedOn w:val="VerbatimChar"/>
     <w:rPr>
+      <w:rFonts w:eastAsia="黑体"/>
       <w:b/>
       <w:i/>
       <w:color w:val="60a0b0"/>
@@ -16044,6 +16727,7 @@
     <w:name w:val="CommentVarTok"/>
     <w:basedOn w:val="VerbatimChar"/>
     <w:rPr>
+      <w:rFonts w:eastAsia="黑体"/>
       <w:b/>
       <w:i/>
       <w:color w:val="60a0b0"/>
@@ -16053,6 +16737,7 @@
     <w:name w:val="OtherTok"/>
     <w:basedOn w:val="VerbatimChar"/>
     <w:rPr>
+      <w:rFonts w:eastAsia="黑体"/>
       <w:color w:val="007020"/>
     </w:rPr>
   </w:style>
@@ -16060,6 +16745,7 @@
     <w:name w:val="FunctionTok"/>
     <w:basedOn w:val="VerbatimChar"/>
     <w:rPr>
+      <w:rFonts w:eastAsia="黑体"/>
       <w:color w:val="06287e"/>
     </w:rPr>
   </w:style>
@@ -16067,6 +16753,7 @@
     <w:name w:val="VariableTok"/>
     <w:basedOn w:val="VerbatimChar"/>
     <w:rPr>
+      <w:rFonts w:eastAsia="黑体"/>
       <w:color w:val="19177c"/>
     </w:rPr>
   </w:style>
@@ -16074,6 +16761,7 @@
     <w:name w:val="ControlFlowTok"/>
     <w:basedOn w:val="VerbatimChar"/>
     <w:rPr>
+      <w:rFonts w:eastAsia="黑体"/>
       <w:b/>
       <w:color w:val="007020"/>
     </w:rPr>
@@ -16082,6 +16770,7 @@
     <w:name w:val="OperatorTok"/>
     <w:basedOn w:val="VerbatimChar"/>
     <w:rPr>
+      <w:rFonts w:eastAsia="黑体"/>
       <w:color w:val="666666"/>
     </w:rPr>
   </w:style>
@@ -16089,18 +16778,22 @@
     <w:name w:val="BuiltInTok"/>
     <w:basedOn w:val="VerbatimChar"/>
     <w:rPr>
+      <w:rFonts w:eastAsia="黑体"/>
       <w:color w:val="008000"/>
     </w:rPr>
   </w:style>
   <w:style w:type="character" w:customStyle="1" w:styleId="ExtensionTok">
     <w:name w:val="ExtensionTok"/>
     <w:basedOn w:val="VerbatimChar"/>
-    <w:rPr/>
+    <w:rPr>
+      <w:rFonts w:eastAsia="黑体"/>
+    </w:rPr>
   </w:style>
   <w:style w:type="character" w:customStyle="1" w:styleId="PreprocessorTok">
     <w:name w:val="PreprocessorTok"/>
     <w:basedOn w:val="VerbatimChar"/>
     <w:rPr>
+      <w:rFonts w:eastAsia="黑体"/>
       <w:color w:val="bc7a00"/>
     </w:rPr>
   </w:style>
@@ -16108,18 +16801,22 @@
     <w:name w:val="AttributeTok"/>
     <w:basedOn w:val="VerbatimChar"/>
     <w:rPr>
+      <w:rFonts w:eastAsia="黑体"/>
       <w:color w:val="7d9029"/>
     </w:rPr>
   </w:style>
   <w:style w:type="character" w:customStyle="1" w:styleId="RegionMarkerTok">
     <w:name w:val="RegionMarkerTok"/>
     <w:basedOn w:val="VerbatimChar"/>
-    <w:rPr/>
+    <w:rPr>
+      <w:rFonts w:eastAsia="黑体"/>
+    </w:rPr>
   </w:style>
   <w:style w:type="character" w:customStyle="1" w:styleId="InformationTok">
     <w:name w:val="InformationTok"/>
     <w:basedOn w:val="VerbatimChar"/>
     <w:rPr>
+      <w:rFonts w:eastAsia="黑体"/>
       <w:b/>
       <w:i/>
       <w:color w:val="60a0b0"/>
@@ -16129,6 +16826,7 @@
     <w:name w:val="WarningTok"/>
     <w:basedOn w:val="VerbatimChar"/>
     <w:rPr>
+      <w:rFonts w:eastAsia="黑体"/>
       <w:b/>
       <w:i/>
       <w:color w:val="60a0b0"/>
@@ -16138,6 +16836,7 @@
     <w:name w:val="AlertTok"/>
     <w:basedOn w:val="VerbatimChar"/>
     <w:rPr>
+      <w:rFonts w:eastAsia="黑体"/>
       <w:b/>
       <w:color w:val="ff0000"/>
     </w:rPr>
@@ -16146,6 +16845,7 @@
     <w:name w:val="ErrorTok"/>
     <w:basedOn w:val="VerbatimChar"/>
     <w:rPr>
+      <w:rFonts w:eastAsia="黑体"/>
       <w:b/>
       <w:color w:val="ff0000"/>
     </w:rPr>
@@ -16153,7 +16853,9 @@
   <w:style w:type="character" w:customStyle="1" w:styleId="NormalTok">
     <w:name w:val="NormalTok"/>
     <w:basedOn w:val="VerbatimChar"/>
-    <w:rPr/>
+    <w:rPr>
+      <w:rFonts w:eastAsia="黑体"/>
+    </w:rPr>
   </w:style>
 </w:styles>
 </file>
@@ -16202,12 +16904,12 @@
     <a:fontScheme name="Office">
       <a:majorFont>
         <a:latin typeface="Calibri"/>
-        <a:ea typeface=""/>
+        <a:ea typeface="黑体"/>
         <a:cs typeface=""/>
         <a:font script="Jpan" typeface="ＭＳ ゴシック"/>
         <a:font script="Hang" typeface="맑은 고딕"/>
-        <a:font script="Hans" typeface="宋体"/>
-        <a:font script="Hant" typeface="新細明體"/>
+        <a:font script="Hans" typeface="黑体"/>
+        <a:font script="Hant" typeface="黑体"/>
         <a:font script="Arab" typeface="Times New Roman"/>
         <a:font script="Hebr" typeface="Times New Roman"/>
         <a:font script="Thai" typeface="Angsana New"/>
@@ -16237,12 +16939,12 @@
       </a:majorFont>
       <a:minorFont>
         <a:latin typeface="Cambria"/>
-        <a:ea typeface=""/>
+        <a:ea typeface="黑体"/>
         <a:cs typeface=""/>
         <a:font script="Jpan" typeface="ＭＳ 明朝"/>
         <a:font script="Hang" typeface="맑은 고딕"/>
-        <a:font script="Hans" typeface="宋体"/>
-        <a:font script="Hant" typeface="新細明體"/>
+        <a:font script="Hans" typeface="黑体"/>
+        <a:font script="Hant" typeface="黑体"/>
         <a:font script="Arab" typeface="Arial"/>
         <a:font script="Hebr" typeface="Arial"/>
         <a:font script="Thai" typeface="Cordia New"/>

--- a/05-数字电路/01-组合逻辑电路/超前进位加法器电路/超前进位加法器电路.docx
+++ b/05-数字电路/01-组合逻辑电路/超前进位加法器电路/超前进位加法器电路.docx
@@ -3833,7 +3833,7 @@
           <w:color w:val="555555"/>
           <w:sz w:val="21"/>
         </w:rPr>
-        <w:t>材料收集者：杜文杰，WX手机：19519196569，QQ:3478827729</w:t>
+        <w:t>材料收集者：杜文杰，微信/手机：19519196569，QQ:3478827729</w:t>
       </w:r>
     </w:p>
     <w:sectPr>
